--- a/Documents/Report2_Project Management Plan.docx
+++ b/Documents/Report2_Project Management Plan.docx
@@ -29,12 +29,12 @@
           <wp:inline distB="0" distT="0" distL="0" distR="0">
             <wp:extent cx="2707537" cy="832092"/>
             <wp:effectExtent b="0" l="0" r="0" t="0"/>
-            <wp:docPr id="8" name="image1.png"/>
+            <wp:docPr id="8" name="image3.png"/>
             <a:graphic>
               <a:graphicData uri="http://schemas.openxmlformats.org/drawingml/2006/picture">
                 <pic:pic>
                   <pic:nvPicPr>
-                    <pic:cNvPr id="0" name="image1.png"/>
+                    <pic:cNvPr id="0" name="image3.png"/>
                     <pic:cNvPicPr preferRelativeResize="0"/>
                   </pic:nvPicPr>
                   <pic:blipFill>
@@ -446,7 +446,7 @@
     </w:p>
     <w:sdt>
       <w:sdtPr>
-        <w:id w:val="-1920906626"/>
+        <w:id w:val="1997091231"/>
         <w:docPartObj>
           <w:docPartGallery w:val="Table of Contents"/>
           <w:docPartUnique w:val="1"/>
@@ -460,6 +460,7 @@
               <w:tab w:val="right" w:leader="dot" w:pos="12000"/>
             </w:tabs>
             <w:spacing w:after="0" w:before="60" w:line="360" w:lineRule="auto"/>
+            <w:jc w:val="both"/>
             <w:rPr>
               <w:rFonts w:ascii="Times New Roman" w:cs="Times New Roman" w:eastAsia="Times New Roman" w:hAnsi="Times New Roman"/>
               <w:b w:val="1"/>
@@ -515,55 +516,7 @@
               <w:tab w:val="right" w:leader="dot" w:pos="12000"/>
             </w:tabs>
             <w:spacing w:after="0" w:before="60" w:line="360" w:lineRule="auto"/>
-            <w:ind w:left="720" w:firstLine="0"/>
-            <w:rPr>
-              <w:rFonts w:ascii="Times New Roman" w:cs="Times New Roman" w:eastAsia="Times New Roman" w:hAnsi="Times New Roman"/>
-              <w:i w:val="0"/>
-              <w:iCs w:val="0"/>
-              <w:smallCaps w:val="0"/>
-              <w:strike w:val="0"/>
-              <w:color w:val="000000"/>
-              <w:sz w:val="24"/>
-              <w:szCs w:val="24"/>
-              <w:u w:val="none"/>
-              <w:shd w:fill="auto" w:val="clear"/>
-              <w:vertAlign w:val="baseline"/>
-            </w:rPr>
-          </w:pPr>
-          <w:hyperlink w:anchor="_heading=h.j9o0rgi6jabz">
-            <w:r>
-              <w:rPr>
-                <w:rFonts w:ascii="Times New Roman" w:cs="Times New Roman" w:eastAsia="Times New Roman" w:hAnsi="Times New Roman"/>
-                <w:i w:val="0"/>
-                <w:iCs w:val="0"/>
-                <w:smallCaps w:val="0"/>
-                <w:strike w:val="0"/>
-                <w:color w:val="000000"/>
-                <w:sz w:val="24"/>
-                <w:szCs w:val="24"/>
-                <w:u w:val="none"/>
-                <w:shd w:fill="auto" w:val="clear"/>
-                <w:vertAlign w:val="baseline"/>
-                <w:rtl w:val="0"/>
-              </w:rPr>
-              <w:t xml:space="preserve">Modify Management Approach</w:t>
-              <w:tab/>
-              <w:t xml:space="preserve">3</w:t>
-            </w:r>
-          </w:hyperlink>
-          <w:r>
-            <w:rPr>
-              <w:rtl w:val="0"/>
-            </w:rPr>
-          </w:r>
-        </w:p>
-        <w:p>
-          <w:pPr>
-            <w:widowControl w:val="0"/>
-            <w:tabs>
-              <w:tab w:val="right" w:leader="dot" w:pos="12000"/>
-            </w:tabs>
-            <w:spacing w:after="0" w:before="60" w:line="360" w:lineRule="auto"/>
+            <w:jc w:val="both"/>
             <w:rPr>
               <w:rFonts w:ascii="Times New Roman" w:cs="Times New Roman" w:eastAsia="Times New Roman" w:hAnsi="Times New Roman"/>
               <w:b w:val="1"/>
@@ -615,6 +568,7 @@
             </w:tabs>
             <w:spacing w:after="0" w:before="60" w:line="360" w:lineRule="auto"/>
             <w:ind w:left="360" w:firstLine="0"/>
+            <w:jc w:val="both"/>
             <w:rPr>
               <w:rFonts w:ascii="Times New Roman" w:cs="Times New Roman" w:eastAsia="Times New Roman" w:hAnsi="Times New Roman"/>
               <w:i w:val="0"/>
@@ -664,6 +618,7 @@
             </w:tabs>
             <w:spacing w:after="0" w:before="60" w:line="360" w:lineRule="auto"/>
             <w:ind w:left="720" w:firstLine="0"/>
+            <w:jc w:val="both"/>
             <w:rPr>
               <w:rFonts w:ascii="Times New Roman" w:cs="Times New Roman" w:eastAsia="Times New Roman" w:hAnsi="Times New Roman"/>
               <w:i w:val="0"/>
@@ -713,6 +668,7 @@
             </w:tabs>
             <w:spacing w:after="0" w:before="60" w:line="360" w:lineRule="auto"/>
             <w:ind w:left="720" w:firstLine="0"/>
+            <w:jc w:val="both"/>
             <w:rPr>
               <w:rFonts w:ascii="Times New Roman" w:cs="Times New Roman" w:eastAsia="Times New Roman" w:hAnsi="Times New Roman"/>
               <w:i w:val="0"/>
@@ -762,6 +718,7 @@
             </w:tabs>
             <w:spacing w:after="0" w:before="60" w:line="360" w:lineRule="auto"/>
             <w:ind w:left="720" w:firstLine="0"/>
+            <w:jc w:val="both"/>
             <w:rPr>
               <w:rFonts w:ascii="Times New Roman" w:cs="Times New Roman" w:eastAsia="Times New Roman" w:hAnsi="Times New Roman"/>
               <w:i w:val="0"/>
@@ -811,6 +768,7 @@
             </w:tabs>
             <w:spacing w:after="0" w:before="60" w:line="360" w:lineRule="auto"/>
             <w:ind w:left="360" w:firstLine="0"/>
+            <w:jc w:val="both"/>
             <w:rPr>
               <w:rFonts w:ascii="Times New Roman" w:cs="Times New Roman" w:eastAsia="Times New Roman" w:hAnsi="Times New Roman"/>
               <w:i w:val="0"/>
@@ -843,7 +801,7 @@
               </w:rPr>
               <w:t xml:space="preserve">2. Management Approach</w:t>
               <w:tab/>
-              <w:t xml:space="preserve">7</w:t>
+              <w:t xml:space="preserve">8</w:t>
             </w:r>
           </w:hyperlink>
           <w:r>
@@ -860,6 +818,7 @@
             </w:tabs>
             <w:spacing w:after="0" w:before="60" w:line="360" w:lineRule="auto"/>
             <w:ind w:left="720" w:firstLine="0"/>
+            <w:jc w:val="both"/>
             <w:rPr>
               <w:rFonts w:ascii="Times New Roman" w:cs="Times New Roman" w:eastAsia="Times New Roman" w:hAnsi="Times New Roman"/>
               <w:i w:val="0"/>
@@ -892,7 +851,7 @@
               </w:rPr>
               <w:t xml:space="preserve">2.1 Project Processes</w:t>
               <w:tab/>
-              <w:t xml:space="preserve">7</w:t>
+              <w:t xml:space="preserve">8</w:t>
             </w:r>
           </w:hyperlink>
           <w:r>
@@ -909,6 +868,7 @@
             </w:tabs>
             <w:spacing w:after="0" w:before="60" w:line="360" w:lineRule="auto"/>
             <w:ind w:left="720" w:firstLine="0"/>
+            <w:jc w:val="both"/>
             <w:rPr>
               <w:rFonts w:ascii="Times New Roman" w:cs="Times New Roman" w:eastAsia="Times New Roman" w:hAnsi="Times New Roman"/>
               <w:i w:val="0"/>
@@ -941,7 +901,7 @@
               </w:rPr>
               <w:t xml:space="preserve">2.2 Quality Management</w:t>
               <w:tab/>
-              <w:t xml:space="preserve">9</w:t>
+              <w:t xml:space="preserve">10</w:t>
             </w:r>
           </w:hyperlink>
           <w:r>
@@ -958,6 +918,7 @@
             </w:tabs>
             <w:spacing w:after="0" w:before="60" w:line="360" w:lineRule="auto"/>
             <w:ind w:left="720" w:firstLine="0"/>
+            <w:jc w:val="both"/>
             <w:rPr>
               <w:rFonts w:ascii="Times New Roman" w:cs="Times New Roman" w:eastAsia="Times New Roman" w:hAnsi="Times New Roman"/>
               <w:i w:val="0"/>
@@ -990,7 +951,7 @@
               </w:rPr>
               <w:t xml:space="preserve">2.3 Project Training Plan</w:t>
               <w:tab/>
-              <w:t xml:space="preserve">10</w:t>
+              <w:t xml:space="preserve">11</w:t>
             </w:r>
           </w:hyperlink>
           <w:r>
@@ -1007,6 +968,7 @@
             </w:tabs>
             <w:spacing w:after="0" w:before="60" w:line="360" w:lineRule="auto"/>
             <w:ind w:left="360" w:firstLine="0"/>
+            <w:jc w:val="both"/>
             <w:rPr>
               <w:rFonts w:ascii="Times New Roman" w:cs="Times New Roman" w:eastAsia="Times New Roman" w:hAnsi="Times New Roman"/>
               <w:i w:val="0"/>
@@ -1056,6 +1018,7 @@
             </w:tabs>
             <w:spacing w:after="0" w:before="60" w:line="360" w:lineRule="auto"/>
             <w:ind w:left="360" w:firstLine="0"/>
+            <w:jc w:val="both"/>
             <w:rPr>
               <w:rFonts w:ascii="Times New Roman" w:cs="Times New Roman" w:eastAsia="Times New Roman" w:hAnsi="Times New Roman"/>
               <w:i w:val="0"/>
@@ -1105,6 +1068,7 @@
             </w:tabs>
             <w:spacing w:after="0" w:before="60" w:line="360" w:lineRule="auto"/>
             <w:ind w:left="360" w:firstLine="0"/>
+            <w:jc w:val="both"/>
             <w:rPr>
               <w:rFonts w:ascii="Times New Roman" w:cs="Times New Roman" w:eastAsia="Times New Roman" w:hAnsi="Times New Roman"/>
               <w:i w:val="0"/>
@@ -1137,7 +1101,7 @@
               </w:rPr>
               <w:t xml:space="preserve">5. Configuration Management</w:t>
               <w:tab/>
-              <w:t xml:space="preserve">14</w:t>
+              <w:t xml:space="preserve">15</w:t>
             </w:r>
           </w:hyperlink>
           <w:r>
@@ -1154,6 +1118,7 @@
             </w:tabs>
             <w:spacing w:after="0" w:before="60" w:line="360" w:lineRule="auto"/>
             <w:ind w:left="720" w:firstLine="0"/>
+            <w:jc w:val="both"/>
             <w:rPr>
               <w:rFonts w:ascii="Times New Roman" w:cs="Times New Roman" w:eastAsia="Times New Roman" w:hAnsi="Times New Roman"/>
               <w:i w:val="0"/>
@@ -1186,7 +1151,7 @@
               </w:rPr>
               <w:t xml:space="preserve">5.1 Document Management</w:t>
               <w:tab/>
-              <w:t xml:space="preserve">14</w:t>
+              <w:t xml:space="preserve">15</w:t>
             </w:r>
           </w:hyperlink>
           <w:r>
@@ -1203,6 +1168,7 @@
             </w:tabs>
             <w:spacing w:after="0" w:before="60" w:line="360" w:lineRule="auto"/>
             <w:ind w:left="720" w:firstLine="0"/>
+            <w:jc w:val="both"/>
             <w:rPr>
               <w:rFonts w:ascii="Times New Roman" w:cs="Times New Roman" w:eastAsia="Times New Roman" w:hAnsi="Times New Roman"/>
               <w:i w:val="0"/>
@@ -1235,7 +1201,7 @@
               </w:rPr>
               <w:t xml:space="preserve">5.2 Source Code Management</w:t>
               <w:tab/>
-              <w:t xml:space="preserve">14</w:t>
+              <w:t xml:space="preserve">15</w:t>
             </w:r>
           </w:hyperlink>
           <w:r>
@@ -1252,6 +1218,7 @@
             </w:tabs>
             <w:spacing w:after="0" w:before="60" w:line="360" w:lineRule="auto"/>
             <w:ind w:left="720" w:firstLine="0"/>
+            <w:jc w:val="both"/>
             <w:rPr>
               <w:rFonts w:ascii="Times New Roman" w:cs="Times New Roman" w:eastAsia="Times New Roman" w:hAnsi="Times New Roman"/>
               <w:i w:val="0"/>
@@ -1284,7 +1251,7 @@
               </w:rPr>
               <w:t xml:space="preserve">5.3 Tools &amp; Infrastructures</w:t>
               <w:tab/>
-              <w:t xml:space="preserve">15</w:t>
+              <w:t xml:space="preserve">16</w:t>
             </w:r>
           </w:hyperlink>
           <w:r>
@@ -1322,7 +1289,8 @@
     <w:p>
       <w:pPr>
         <w:pStyle w:val="Heading1"/>
-        <w:spacing w:line="360" w:lineRule="auto"/>
+        <w:spacing w:after="0" w:before="0" w:line="360" w:lineRule="auto"/>
+        <w:jc w:val="both"/>
         <w:rPr>
           <w:rFonts w:ascii="Times New Roman" w:cs="Times New Roman" w:eastAsia="Times New Roman" w:hAnsi="Times New Roman"/>
         </w:rPr>
@@ -1355,16 +1323,16 @@
         <w:tblLook w:val="0000"/>
       </w:tblPr>
       <w:tblGrid>
-        <w:gridCol w:w="1335"/>
-        <w:gridCol w:w="795"/>
-        <w:gridCol w:w="1140"/>
-        <w:gridCol w:w="5775"/>
+        <w:gridCol w:w="1440"/>
+        <w:gridCol w:w="750"/>
+        <w:gridCol w:w="1230"/>
+        <w:gridCol w:w="5625"/>
         <w:tblGridChange w:id="0">
           <w:tblGrid>
-            <w:gridCol w:w="1335"/>
-            <w:gridCol w:w="795"/>
-            <w:gridCol w:w="1140"/>
-            <w:gridCol w:w="5775"/>
+            <w:gridCol w:w="1440"/>
+            <w:gridCol w:w="750"/>
+            <w:gridCol w:w="1230"/>
+            <w:gridCol w:w="5625"/>
           </w:tblGrid>
         </w:tblGridChange>
       </w:tblGrid>
@@ -1391,7 +1359,7 @@
                 <w:between w:space="0" w:sz="0" w:val="nil"/>
               </w:pBdr>
               <w:shd w:fill="auto" w:val="clear"/>
-              <w:spacing w:after="200" w:before="200" w:line="240" w:lineRule="auto"/>
+              <w:spacing w:after="0" w:before="0" w:line="360" w:lineRule="auto"/>
               <w:ind w:left="0" w:right="0" w:firstLine="0"/>
               <w:jc w:val="center"/>
               <w:rPr>
@@ -1449,7 +1417,7 @@
                 <w:between w:space="0" w:sz="0" w:val="nil"/>
               </w:pBdr>
               <w:shd w:fill="auto" w:val="clear"/>
-              <w:spacing w:after="200" w:before="200" w:line="240" w:lineRule="auto"/>
+              <w:spacing w:after="0" w:before="0" w:line="360" w:lineRule="auto"/>
               <w:ind w:left="0" w:right="0" w:firstLine="0"/>
               <w:jc w:val="center"/>
               <w:rPr>
@@ -1509,7 +1477,7 @@
                 <w:between w:space="0" w:sz="0" w:val="nil"/>
               </w:pBdr>
               <w:shd w:fill="auto" w:val="clear"/>
-              <w:spacing w:after="200" w:before="200" w:line="240" w:lineRule="auto"/>
+              <w:spacing w:after="0" w:before="0" w:line="360" w:lineRule="auto"/>
               <w:ind w:left="0" w:right="0" w:firstLine="0"/>
               <w:jc w:val="center"/>
               <w:rPr>
@@ -1567,7 +1535,7 @@
                 <w:between w:space="0" w:sz="0" w:val="nil"/>
               </w:pBdr>
               <w:shd w:fill="auto" w:val="clear"/>
-              <w:spacing w:after="200" w:before="200" w:line="240" w:lineRule="auto"/>
+              <w:spacing w:after="0" w:before="0" w:line="360" w:lineRule="auto"/>
               <w:ind w:left="0" w:right="0" w:firstLine="0"/>
               <w:jc w:val="center"/>
               <w:rPr>
@@ -1629,9 +1597,9 @@
                 <w:between w:space="0" w:sz="0" w:val="nil"/>
               </w:pBdr>
               <w:shd w:fill="auto" w:val="clear"/>
-              <w:spacing w:after="200" w:before="200" w:line="240" w:lineRule="auto"/>
+              <w:spacing w:after="0" w:before="0" w:line="360" w:lineRule="auto"/>
               <w:ind w:left="0" w:right="0" w:firstLine="0"/>
-              <w:jc w:val="center"/>
+              <w:jc w:val="both"/>
               <w:rPr>
                 <w:rFonts w:ascii="Times New Roman" w:cs="Times New Roman" w:eastAsia="Times New Roman" w:hAnsi="Times New Roman"/>
                 <w:i w:val="0"/>
@@ -1653,7 +1621,7 @@
                 <w:szCs w:val="24"/>
                 <w:rtl w:val="0"/>
               </w:rPr>
-              <w:t xml:space="preserve">21/09/2026</w:t>
+              <w:t xml:space="preserve">21/01/2026</w:t>
             </w:r>
             <w:r>
               <w:rPr>
@@ -1678,9 +1646,9 @@
                 <w:between w:space="0" w:sz="0" w:val="nil"/>
               </w:pBdr>
               <w:shd w:fill="auto" w:val="clear"/>
-              <w:spacing w:after="200" w:before="200" w:line="240" w:lineRule="auto"/>
+              <w:spacing w:after="0" w:before="0" w:line="360" w:lineRule="auto"/>
               <w:ind w:left="0" w:right="0" w:firstLine="0"/>
-              <w:jc w:val="center"/>
+              <w:jc w:val="both"/>
               <w:rPr>
                 <w:rFonts w:ascii="Times New Roman" w:cs="Times New Roman" w:eastAsia="Times New Roman" w:hAnsi="Times New Roman"/>
                 <w:i w:val="0"/>
@@ -1727,9 +1695,9 @@
                 <w:between w:space="0" w:sz="0" w:val="nil"/>
               </w:pBdr>
               <w:shd w:fill="auto" w:val="clear"/>
-              <w:spacing w:after="200" w:before="200" w:line="240" w:lineRule="auto"/>
+              <w:spacing w:after="0" w:before="0" w:line="360" w:lineRule="auto"/>
               <w:ind w:left="0" w:right="0" w:firstLine="0"/>
-              <w:jc w:val="left"/>
+              <w:jc w:val="both"/>
               <w:rPr>
                 <w:rFonts w:ascii="Times New Roman" w:cs="Times New Roman" w:eastAsia="Times New Roman" w:hAnsi="Times New Roman"/>
                 <w:i w:val="0"/>
@@ -1776,9 +1744,9 @@
                 <w:between w:space="0" w:sz="0" w:val="nil"/>
               </w:pBdr>
               <w:shd w:fill="auto" w:val="clear"/>
-              <w:spacing w:after="200" w:before="200" w:line="240" w:lineRule="auto"/>
+              <w:spacing w:after="0" w:before="0" w:line="360" w:lineRule="auto"/>
               <w:ind w:left="0" w:right="0" w:firstLine="0"/>
-              <w:jc w:val="left"/>
+              <w:jc w:val="both"/>
               <w:rPr>
                 <w:rFonts w:ascii="Times New Roman" w:cs="Times New Roman" w:eastAsia="Times New Roman" w:hAnsi="Times New Roman"/>
                 <w:i w:val="0"/>
@@ -1819,8 +1787,8 @@
           <w:tcPr/>
           <w:p>
             <w:pPr>
-              <w:spacing w:after="200" w:before="200" w:line="240" w:lineRule="auto"/>
-              <w:jc w:val="center"/>
+              <w:spacing w:after="0" w:before="0" w:line="360" w:lineRule="auto"/>
+              <w:jc w:val="both"/>
               <w:rPr>
                 <w:rFonts w:ascii="Times New Roman" w:cs="Times New Roman" w:eastAsia="Times New Roman" w:hAnsi="Times New Roman"/>
                 <w:sz w:val="24"/>
@@ -1834,7 +1802,7 @@
                 <w:szCs w:val="24"/>
                 <w:rtl w:val="0"/>
               </w:rPr>
-              <w:t xml:space="preserve">22/09/2026</w:t>
+              <w:t xml:space="preserve">22/01/2026</w:t>
             </w:r>
           </w:p>
         </w:tc>
@@ -1842,8 +1810,8 @@
           <w:tcPr/>
           <w:p>
             <w:pPr>
-              <w:spacing w:after="200" w:before="200" w:line="240" w:lineRule="auto"/>
-              <w:jc w:val="center"/>
+              <w:spacing w:after="0" w:before="0" w:line="360" w:lineRule="auto"/>
+              <w:jc w:val="both"/>
               <w:rPr>
                 <w:rFonts w:ascii="Times New Roman" w:cs="Times New Roman" w:eastAsia="Times New Roman" w:hAnsi="Times New Roman"/>
                 <w:sz w:val="24"/>
@@ -1865,7 +1833,8 @@
           <w:tcPr/>
           <w:p>
             <w:pPr>
-              <w:spacing w:after="200" w:before="200" w:line="240" w:lineRule="auto"/>
+              <w:spacing w:after="0" w:before="0" w:line="360" w:lineRule="auto"/>
+              <w:jc w:val="both"/>
               <w:rPr>
                 <w:rFonts w:ascii="Times New Roman" w:cs="Times New Roman" w:eastAsia="Times New Roman" w:hAnsi="Times New Roman"/>
                 <w:sz w:val="24"/>
@@ -1899,9 +1868,9 @@
                 <w:between w:space="0" w:sz="0" w:val="nil"/>
               </w:pBdr>
               <w:shd w:fill="auto" w:val="clear"/>
-              <w:spacing w:after="200" w:before="200" w:line="240" w:lineRule="auto"/>
+              <w:spacing w:after="0" w:before="0" w:line="360" w:lineRule="auto"/>
               <w:ind w:left="0" w:right="0" w:firstLine="0"/>
-              <w:jc w:val="left"/>
+              <w:jc w:val="both"/>
               <w:rPr>
                 <w:rFonts w:ascii="Times New Roman" w:cs="Times New Roman" w:eastAsia="Times New Roman" w:hAnsi="Times New Roman"/>
                 <w:i w:val="0"/>
@@ -1923,7 +1892,7 @@
                 <w:szCs w:val="24"/>
                 <w:rtl w:val="0"/>
               </w:rPr>
-              <w:t xml:space="preserve">Modify Responsibility Assignments</w:t>
+              <w:t xml:space="preserve">Modify Responsibility Assignments, Project Communications, Configuration Management</w:t>
             </w:r>
             <w:r>
               <w:rPr>
@@ -1942,8 +1911,8 @@
           <w:tcPr/>
           <w:p>
             <w:pPr>
-              <w:spacing w:after="200" w:before="200" w:line="240" w:lineRule="auto"/>
-              <w:jc w:val="center"/>
+              <w:spacing w:after="0" w:before="0" w:line="360" w:lineRule="auto"/>
+              <w:jc w:val="both"/>
               <w:rPr>
                 <w:rFonts w:ascii="Times New Roman" w:cs="Times New Roman" w:eastAsia="Times New Roman" w:hAnsi="Times New Roman"/>
                 <w:sz w:val="24"/>
@@ -1957,7 +1926,7 @@
                 <w:szCs w:val="24"/>
                 <w:rtl w:val="0"/>
               </w:rPr>
-              <w:t xml:space="preserve">23/09/2026</w:t>
+              <w:t xml:space="preserve">03/02/2026</w:t>
             </w:r>
           </w:p>
         </w:tc>
@@ -1965,8 +1934,8 @@
           <w:tcPr/>
           <w:p>
             <w:pPr>
-              <w:spacing w:after="200" w:before="200" w:line="240" w:lineRule="auto"/>
-              <w:jc w:val="center"/>
+              <w:spacing w:after="0" w:before="0" w:line="360" w:lineRule="auto"/>
+              <w:jc w:val="both"/>
               <w:rPr>
                 <w:rFonts w:ascii="Times New Roman" w:cs="Times New Roman" w:eastAsia="Times New Roman" w:hAnsi="Times New Roman"/>
                 <w:sz w:val="24"/>
@@ -1988,7 +1957,8 @@
           <w:tcPr/>
           <w:p>
             <w:pPr>
-              <w:spacing w:after="200" w:before="200" w:line="240" w:lineRule="auto"/>
+              <w:spacing w:after="0" w:before="0" w:line="360" w:lineRule="auto"/>
+              <w:jc w:val="both"/>
               <w:rPr>
                 <w:rFonts w:ascii="Times New Roman" w:cs="Times New Roman" w:eastAsia="Times New Roman" w:hAnsi="Times New Roman"/>
                 <w:sz w:val="24"/>
@@ -2006,6 +1976,334 @@
             </w:r>
           </w:p>
         </w:tc>
+        <w:tc>
+          <w:tcPr/>
+          <w:p>
+            <w:pPr>
+              <w:spacing w:after="0" w:before="0" w:line="360" w:lineRule="auto"/>
+              <w:jc w:val="both"/>
+              <w:rPr>
+                <w:rFonts w:ascii="Times New Roman" w:cs="Times New Roman" w:eastAsia="Times New Roman" w:hAnsi="Times New Roman"/>
+                <w:sz w:val="24"/>
+                <w:szCs w:val="24"/>
+              </w:rPr>
+            </w:pPr>
+            <w:r>
+              <w:rPr>
+                <w:rFonts w:ascii="Times New Roman" w:cs="Times New Roman" w:eastAsia="Times New Roman" w:hAnsi="Times New Roman"/>
+                <w:sz w:val="24"/>
+                <w:szCs w:val="24"/>
+                <w:rtl w:val="0"/>
+              </w:rPr>
+              <w:t xml:space="preserve">Modify Management Approach</w:t>
+            </w:r>
+          </w:p>
+        </w:tc>
+      </w:tr>
+      <w:tr>
+        <w:trPr>
+          <w:cantSplit w:val="0"/>
+          <w:tblHeader w:val="0"/>
+        </w:trPr>
+        <w:tc>
+          <w:tcPr/>
+          <w:p>
+            <w:pPr>
+              <w:spacing w:after="0" w:line="360" w:lineRule="auto"/>
+              <w:jc w:val="both"/>
+              <w:rPr>
+                <w:rFonts w:ascii="Times New Roman" w:cs="Times New Roman" w:eastAsia="Times New Roman" w:hAnsi="Times New Roman"/>
+                <w:sz w:val="24"/>
+                <w:szCs w:val="24"/>
+              </w:rPr>
+            </w:pPr>
+            <w:r>
+              <w:rPr>
+                <w:rFonts w:ascii="Times New Roman" w:cs="Times New Roman" w:eastAsia="Times New Roman" w:hAnsi="Times New Roman"/>
+                <w:sz w:val="24"/>
+                <w:szCs w:val="24"/>
+                <w:rtl w:val="0"/>
+              </w:rPr>
+              <w:t xml:space="preserve">24/03/2026</w:t>
+            </w:r>
+          </w:p>
+        </w:tc>
+        <w:tc>
+          <w:tcPr/>
+          <w:p>
+            <w:pPr>
+              <w:spacing w:after="0" w:line="360" w:lineRule="auto"/>
+              <w:jc w:val="both"/>
+              <w:rPr>
+                <w:rFonts w:ascii="Times New Roman" w:cs="Times New Roman" w:eastAsia="Times New Roman" w:hAnsi="Times New Roman"/>
+                <w:sz w:val="24"/>
+                <w:szCs w:val="24"/>
+              </w:rPr>
+            </w:pPr>
+            <w:r>
+              <w:rPr>
+                <w:rFonts w:ascii="Times New Roman" w:cs="Times New Roman" w:eastAsia="Times New Roman" w:hAnsi="Times New Roman"/>
+                <w:sz w:val="24"/>
+                <w:szCs w:val="24"/>
+                <w:rtl w:val="0"/>
+              </w:rPr>
+              <w:t xml:space="preserve">M</w:t>
+            </w:r>
+          </w:p>
+        </w:tc>
+        <w:tc>
+          <w:tcPr/>
+          <w:p>
+            <w:pPr>
+              <w:spacing w:after="0" w:line="360" w:lineRule="auto"/>
+              <w:jc w:val="both"/>
+              <w:rPr>
+                <w:rFonts w:ascii="Times New Roman" w:cs="Times New Roman" w:eastAsia="Times New Roman" w:hAnsi="Times New Roman"/>
+                <w:sz w:val="24"/>
+                <w:szCs w:val="24"/>
+              </w:rPr>
+            </w:pPr>
+            <w:r>
+              <w:rPr>
+                <w:rFonts w:ascii="Times New Roman" w:cs="Times New Roman" w:eastAsia="Times New Roman" w:hAnsi="Times New Roman"/>
+                <w:sz w:val="24"/>
+                <w:szCs w:val="24"/>
+                <w:rtl w:val="0"/>
+              </w:rPr>
+              <w:t xml:space="preserve">LinhVTK</w:t>
+            </w:r>
+          </w:p>
+        </w:tc>
+        <w:tc>
+          <w:tcPr/>
+          <w:p>
+            <w:pPr>
+              <w:spacing w:after="0" w:line="360" w:lineRule="auto"/>
+              <w:jc w:val="both"/>
+              <w:rPr>
+                <w:rFonts w:ascii="Times New Roman" w:cs="Times New Roman" w:eastAsia="Times New Roman" w:hAnsi="Times New Roman"/>
+                <w:sz w:val="24"/>
+                <w:szCs w:val="24"/>
+              </w:rPr>
+            </w:pPr>
+            <w:r>
+              <w:rPr>
+                <w:rFonts w:ascii="Times New Roman" w:cs="Times New Roman" w:eastAsia="Times New Roman" w:hAnsi="Times New Roman"/>
+                <w:sz w:val="24"/>
+                <w:szCs w:val="24"/>
+                <w:rtl w:val="0"/>
+              </w:rPr>
+              <w:t xml:space="preserve">Modify Project Training Plan</w:t>
+            </w:r>
+            <w:r>
+              <w:rPr>
+                <w:rtl w:val="0"/>
+              </w:rPr>
+            </w:r>
+          </w:p>
+        </w:tc>
+      </w:tr>
+      <w:tr>
+        <w:trPr>
+          <w:cantSplit w:val="0"/>
+          <w:tblHeader w:val="0"/>
+        </w:trPr>
+        <w:tc>
+          <w:tcPr/>
+          <w:p>
+            <w:pPr>
+              <w:spacing w:after="0" w:line="360" w:lineRule="auto"/>
+              <w:jc w:val="both"/>
+              <w:rPr>
+                <w:rFonts w:ascii="Times New Roman" w:cs="Times New Roman" w:eastAsia="Times New Roman" w:hAnsi="Times New Roman"/>
+                <w:sz w:val="24"/>
+                <w:szCs w:val="24"/>
+              </w:rPr>
+            </w:pPr>
+            <w:r>
+              <w:rPr>
+                <w:rFonts w:ascii="Times New Roman" w:cs="Times New Roman" w:eastAsia="Times New Roman" w:hAnsi="Times New Roman"/>
+                <w:sz w:val="24"/>
+                <w:szCs w:val="24"/>
+                <w:rtl w:val="0"/>
+              </w:rPr>
+              <w:t xml:space="preserve">16/04/2026</w:t>
+            </w:r>
+          </w:p>
+        </w:tc>
+        <w:tc>
+          <w:tcPr/>
+          <w:p>
+            <w:pPr>
+              <w:spacing w:after="0" w:line="360" w:lineRule="auto"/>
+              <w:jc w:val="both"/>
+              <w:rPr>
+                <w:rFonts w:ascii="Times New Roman" w:cs="Times New Roman" w:eastAsia="Times New Roman" w:hAnsi="Times New Roman"/>
+                <w:sz w:val="24"/>
+                <w:szCs w:val="24"/>
+              </w:rPr>
+            </w:pPr>
+            <w:r>
+              <w:rPr>
+                <w:rFonts w:ascii="Times New Roman" w:cs="Times New Roman" w:eastAsia="Times New Roman" w:hAnsi="Times New Roman"/>
+                <w:sz w:val="24"/>
+                <w:szCs w:val="24"/>
+                <w:rtl w:val="0"/>
+              </w:rPr>
+              <w:t xml:space="preserve">M</w:t>
+            </w:r>
+          </w:p>
+        </w:tc>
+        <w:tc>
+          <w:tcPr/>
+          <w:p>
+            <w:pPr>
+              <w:spacing w:after="0" w:line="360" w:lineRule="auto"/>
+              <w:jc w:val="both"/>
+              <w:rPr>
+                <w:rFonts w:ascii="Times New Roman" w:cs="Times New Roman" w:eastAsia="Times New Roman" w:hAnsi="Times New Roman"/>
+                <w:sz w:val="24"/>
+                <w:szCs w:val="24"/>
+              </w:rPr>
+            </w:pPr>
+            <w:r>
+              <w:rPr>
+                <w:rFonts w:ascii="Times New Roman" w:cs="Times New Roman" w:eastAsia="Times New Roman" w:hAnsi="Times New Roman"/>
+                <w:sz w:val="24"/>
+                <w:szCs w:val="24"/>
+                <w:rtl w:val="0"/>
+              </w:rPr>
+              <w:t xml:space="preserve">LinhVTK</w:t>
+            </w:r>
+          </w:p>
+        </w:tc>
+        <w:tc>
+          <w:tcPr/>
+          <w:p>
+            <w:pPr>
+              <w:spacing w:after="0" w:line="360" w:lineRule="auto"/>
+              <w:jc w:val="both"/>
+              <w:rPr>
+                <w:rFonts w:ascii="Times New Roman" w:cs="Times New Roman" w:eastAsia="Times New Roman" w:hAnsi="Times New Roman"/>
+                <w:sz w:val="24"/>
+                <w:szCs w:val="24"/>
+              </w:rPr>
+            </w:pPr>
+            <w:r>
+              <w:rPr>
+                <w:rFonts w:ascii="Times New Roman" w:cs="Times New Roman" w:eastAsia="Times New Roman" w:hAnsi="Times New Roman"/>
+                <w:sz w:val="24"/>
+                <w:szCs w:val="24"/>
+                <w:rtl w:val="0"/>
+              </w:rPr>
+              <w:t xml:space="preserve">Modify Management Approach</w:t>
+            </w:r>
+          </w:p>
+        </w:tc>
+      </w:tr>
+      <w:tr>
+        <w:trPr>
+          <w:cantSplit w:val="0"/>
+          <w:tblHeader w:val="0"/>
+        </w:trPr>
+        <w:tc>
+          <w:tcPr/>
+          <w:p>
+            <w:pPr>
+              <w:spacing w:after="0" w:line="360" w:lineRule="auto"/>
+              <w:jc w:val="both"/>
+              <w:rPr>
+                <w:rFonts w:ascii="Times New Roman" w:cs="Times New Roman" w:eastAsia="Times New Roman" w:hAnsi="Times New Roman"/>
+                <w:sz w:val="24"/>
+                <w:szCs w:val="24"/>
+              </w:rPr>
+            </w:pPr>
+            <w:r>
+              <w:rPr>
+                <w:rFonts w:ascii="Times New Roman" w:cs="Times New Roman" w:eastAsia="Times New Roman" w:hAnsi="Times New Roman"/>
+                <w:sz w:val="24"/>
+                <w:szCs w:val="24"/>
+                <w:rtl w:val="0"/>
+              </w:rPr>
+              <w:t xml:space="preserve">26/04/2026</w:t>
+            </w:r>
+          </w:p>
+        </w:tc>
+        <w:tc>
+          <w:tcPr/>
+          <w:p>
+            <w:pPr>
+              <w:spacing w:after="0" w:line="360" w:lineRule="auto"/>
+              <w:jc w:val="both"/>
+              <w:rPr>
+                <w:rFonts w:ascii="Times New Roman" w:cs="Times New Roman" w:eastAsia="Times New Roman" w:hAnsi="Times New Roman"/>
+                <w:sz w:val="24"/>
+                <w:szCs w:val="24"/>
+              </w:rPr>
+            </w:pPr>
+            <w:r>
+              <w:rPr>
+                <w:rFonts w:ascii="Times New Roman" w:cs="Times New Roman" w:eastAsia="Times New Roman" w:hAnsi="Times New Roman"/>
+                <w:sz w:val="24"/>
+                <w:szCs w:val="24"/>
+                <w:rtl w:val="0"/>
+              </w:rPr>
+              <w:t xml:space="preserve">M</w:t>
+            </w:r>
+          </w:p>
+        </w:tc>
+        <w:tc>
+          <w:tcPr/>
+          <w:p>
+            <w:pPr>
+              <w:spacing w:after="0" w:line="360" w:lineRule="auto"/>
+              <w:jc w:val="both"/>
+              <w:rPr>
+                <w:rFonts w:ascii="Times New Roman" w:cs="Times New Roman" w:eastAsia="Times New Roman" w:hAnsi="Times New Roman"/>
+                <w:sz w:val="24"/>
+                <w:szCs w:val="24"/>
+              </w:rPr>
+            </w:pPr>
+            <w:r>
+              <w:rPr>
+                <w:rFonts w:ascii="Times New Roman" w:cs="Times New Roman" w:eastAsia="Times New Roman" w:hAnsi="Times New Roman"/>
+                <w:sz w:val="24"/>
+                <w:szCs w:val="24"/>
+                <w:rtl w:val="0"/>
+              </w:rPr>
+              <w:t xml:space="preserve">LinhVTK</w:t>
+            </w:r>
+          </w:p>
+        </w:tc>
+        <w:tc>
+          <w:tcPr/>
+          <w:p>
+            <w:pPr>
+              <w:spacing w:after="0" w:line="360" w:lineRule="auto"/>
+              <w:jc w:val="both"/>
+              <w:rPr>
+                <w:rFonts w:ascii="Times New Roman" w:cs="Times New Roman" w:eastAsia="Times New Roman" w:hAnsi="Times New Roman"/>
+                <w:sz w:val="24"/>
+                <w:szCs w:val="24"/>
+              </w:rPr>
+            </w:pPr>
+            <w:r>
+              <w:rPr>
+                <w:rFonts w:ascii="Times New Roman" w:cs="Times New Roman" w:eastAsia="Times New Roman" w:hAnsi="Times New Roman"/>
+                <w:sz w:val="24"/>
+                <w:szCs w:val="24"/>
+                <w:rtl w:val="0"/>
+              </w:rPr>
+              <w:t xml:space="preserve">Modify Project Objectives, Quality Management</w:t>
+            </w:r>
+          </w:p>
+        </w:tc>
+      </w:tr>
+      <w:tr>
+        <w:trPr>
+          <w:cantSplit w:val="0"/>
+          <w:tblHeader w:val="0"/>
+        </w:trPr>
         <w:tc>
           <w:tcPr/>
           <w:p>
@@ -2022,9 +2320,9 @@
                 <w:between w:space="0" w:sz="0" w:val="nil"/>
               </w:pBdr>
               <w:shd w:fill="auto" w:val="clear"/>
-              <w:spacing w:after="200" w:before="200" w:line="240" w:lineRule="auto"/>
+              <w:spacing w:after="0" w:before="0" w:line="360" w:lineRule="auto"/>
               <w:ind w:left="0" w:right="0" w:firstLine="0"/>
-              <w:jc w:val="left"/>
+              <w:jc w:val="both"/>
               <w:rPr>
                 <w:rFonts w:ascii="Times New Roman" w:cs="Times New Roman" w:eastAsia="Times New Roman" w:hAnsi="Times New Roman"/>
                 <w:i w:val="0"/>
@@ -2041,91 +2339,8 @@
             </w:pPr>
             <w:r>
               <w:rPr>
-                <w:rFonts w:ascii="Times New Roman" w:cs="Times New Roman" w:eastAsia="Times New Roman" w:hAnsi="Times New Roman"/>
-                <w:sz w:val="24"/>
-                <w:szCs w:val="24"/>
-                <w:rtl w:val="0"/>
-              </w:rPr>
-              <w:t xml:space="preserve">Modify Project Communications</w:t>
-            </w:r>
-            <w:r>
-              <w:rPr>
-                <w:rtl w:val="0"/>
-              </w:rPr>
-            </w:r>
-          </w:p>
-        </w:tc>
-      </w:tr>
-      <w:tr>
-        <w:trPr>
-          <w:cantSplit w:val="0"/>
-          <w:tblHeader w:val="0"/>
-        </w:trPr>
-        <w:tc>
-          <w:tcPr/>
-          <w:p>
-            <w:pPr>
-              <w:spacing w:after="200" w:before="200" w:line="240" w:lineRule="auto"/>
-              <w:jc w:val="center"/>
-              <w:rPr>
-                <w:rFonts w:ascii="Times New Roman" w:cs="Times New Roman" w:eastAsia="Times New Roman" w:hAnsi="Times New Roman"/>
-                <w:sz w:val="24"/>
-                <w:szCs w:val="24"/>
-              </w:rPr>
-            </w:pPr>
-            <w:r>
-              <w:rPr>
-                <w:rFonts w:ascii="Times New Roman" w:cs="Times New Roman" w:eastAsia="Times New Roman" w:hAnsi="Times New Roman"/>
-                <w:sz w:val="24"/>
-                <w:szCs w:val="24"/>
-                <w:rtl w:val="0"/>
-              </w:rPr>
-              <w:t xml:space="preserve">24/09/2026</w:t>
-            </w:r>
-          </w:p>
-        </w:tc>
-        <w:tc>
-          <w:tcPr/>
-          <w:p>
-            <w:pPr>
-              <w:spacing w:after="200" w:before="200" w:line="240" w:lineRule="auto"/>
-              <w:jc w:val="center"/>
-              <w:rPr>
-                <w:rFonts w:ascii="Times New Roman" w:cs="Times New Roman" w:eastAsia="Times New Roman" w:hAnsi="Times New Roman"/>
-                <w:sz w:val="24"/>
-                <w:szCs w:val="24"/>
-              </w:rPr>
-            </w:pPr>
-            <w:r>
-              <w:rPr>
-                <w:rFonts w:ascii="Times New Roman" w:cs="Times New Roman" w:eastAsia="Times New Roman" w:hAnsi="Times New Roman"/>
-                <w:sz w:val="24"/>
-                <w:szCs w:val="24"/>
-                <w:rtl w:val="0"/>
-              </w:rPr>
-              <w:t xml:space="preserve">M</w:t>
-            </w:r>
-          </w:p>
-        </w:tc>
-        <w:tc>
-          <w:tcPr/>
-          <w:p>
-            <w:pPr>
-              <w:spacing w:after="200" w:before="200" w:line="240" w:lineRule="auto"/>
-              <w:rPr>
-                <w:rFonts w:ascii="Times New Roman" w:cs="Times New Roman" w:eastAsia="Times New Roman" w:hAnsi="Times New Roman"/>
-                <w:sz w:val="24"/>
-                <w:szCs w:val="24"/>
-              </w:rPr>
-            </w:pPr>
-            <w:r>
-              <w:rPr>
-                <w:rFonts w:ascii="Times New Roman" w:cs="Times New Roman" w:eastAsia="Times New Roman" w:hAnsi="Times New Roman"/>
-                <w:sz w:val="24"/>
-                <w:szCs w:val="24"/>
-                <w:rtl w:val="0"/>
-              </w:rPr>
-              <w:t xml:space="preserve">LinhVTK</w:t>
+                <w:rtl w:val="0"/>
+              </w:rPr>
             </w:r>
           </w:p>
         </w:tc>
@@ -2145,9 +2360,9 @@
                 <w:between w:space="0" w:sz="0" w:val="nil"/>
               </w:pBdr>
               <w:shd w:fill="auto" w:val="clear"/>
-              <w:spacing w:after="200" w:before="200" w:line="240" w:lineRule="auto"/>
+              <w:spacing w:after="0" w:before="0" w:line="360" w:lineRule="auto"/>
               <w:ind w:left="0" w:right="0" w:firstLine="0"/>
-              <w:jc w:val="left"/>
+              <w:jc w:val="both"/>
               <w:rPr>
                 <w:rFonts w:ascii="Times New Roman" w:cs="Times New Roman" w:eastAsia="Times New Roman" w:hAnsi="Times New Roman"/>
                 <w:i w:val="0"/>
@@ -2164,148 +2379,11 @@
             </w:pPr>
             <w:r>
               <w:rPr>
-                <w:rFonts w:ascii="Times New Roman" w:cs="Times New Roman" w:eastAsia="Times New Roman" w:hAnsi="Times New Roman"/>
-                <w:sz w:val="24"/>
-                <w:szCs w:val="24"/>
-                <w:rtl w:val="0"/>
-              </w:rPr>
-              <w:t xml:space="preserve">Modify </w:t>
-            </w:r>
-            <w:r>
-              <w:rPr>
-                <w:rFonts w:ascii="Times New Roman" w:cs="Times New Roman" w:eastAsia="Times New Roman" w:hAnsi="Times New Roman"/>
-                <w:sz w:val="24"/>
-                <w:szCs w:val="24"/>
-                <w:rtl w:val="0"/>
-              </w:rPr>
-              <w:t xml:space="preserve">Configuration Management</w:t>
-            </w:r>
-            <w:r>
-              <w:rPr>
-                <w:rtl w:val="0"/>
-              </w:rPr>
-            </w:r>
-          </w:p>
-        </w:tc>
-      </w:tr>
-      <w:tr>
-        <w:trPr>
-          <w:cantSplit w:val="0"/>
-          <w:tblHeader w:val="0"/>
-        </w:trPr>
-        <w:tc>
-          <w:tcPr/>
-          <w:p>
-            <w:pPr>
-              <w:spacing w:after="200" w:before="200" w:line="240" w:lineRule="auto"/>
-              <w:jc w:val="center"/>
-              <w:rPr>
-                <w:rFonts w:ascii="Times New Roman" w:cs="Times New Roman" w:eastAsia="Times New Roman" w:hAnsi="Times New Roman"/>
-                <w:sz w:val="24"/>
-                <w:szCs w:val="24"/>
-              </w:rPr>
-            </w:pPr>
-            <w:r>
-              <w:rPr>
-                <w:rFonts w:ascii="Times New Roman" w:cs="Times New Roman" w:eastAsia="Times New Roman" w:hAnsi="Times New Roman"/>
-                <w:sz w:val="24"/>
-                <w:szCs w:val="24"/>
-                <w:rtl w:val="0"/>
-              </w:rPr>
-              <w:t xml:space="preserve">03/02/2026</w:t>
-            </w:r>
-          </w:p>
-        </w:tc>
-        <w:tc>
-          <w:tcPr/>
-          <w:p>
-            <w:pPr>
-              <w:spacing w:after="200" w:before="200" w:line="240" w:lineRule="auto"/>
-              <w:jc w:val="center"/>
-              <w:rPr>
-                <w:rFonts w:ascii="Times New Roman" w:cs="Times New Roman" w:eastAsia="Times New Roman" w:hAnsi="Times New Roman"/>
-                <w:sz w:val="24"/>
-                <w:szCs w:val="24"/>
-              </w:rPr>
-            </w:pPr>
-            <w:r>
-              <w:rPr>
-                <w:rFonts w:ascii="Times New Roman" w:cs="Times New Roman" w:eastAsia="Times New Roman" w:hAnsi="Times New Roman"/>
-                <w:sz w:val="24"/>
-                <w:szCs w:val="24"/>
-                <w:rtl w:val="0"/>
-              </w:rPr>
-              <w:t xml:space="preserve">M</w:t>
-            </w:r>
-          </w:p>
-        </w:tc>
-        <w:tc>
-          <w:tcPr/>
-          <w:p>
-            <w:pPr>
-              <w:spacing w:after="200" w:before="200" w:line="240" w:lineRule="auto"/>
-              <w:rPr>
-                <w:rFonts w:ascii="Times New Roman" w:cs="Times New Roman" w:eastAsia="Times New Roman" w:hAnsi="Times New Roman"/>
-                <w:sz w:val="24"/>
-                <w:szCs w:val="24"/>
-              </w:rPr>
-            </w:pPr>
-            <w:r>
-              <w:rPr>
-                <w:rFonts w:ascii="Times New Roman" w:cs="Times New Roman" w:eastAsia="Times New Roman" w:hAnsi="Times New Roman"/>
-                <w:sz w:val="24"/>
-                <w:szCs w:val="24"/>
-                <w:rtl w:val="0"/>
-              </w:rPr>
-              <w:t xml:space="preserve">LinhVTK</w:t>
-            </w:r>
-          </w:p>
-        </w:tc>
-        <w:tc>
-          <w:tcPr/>
-          <w:p>
-            <w:pPr>
-              <w:pStyle w:val="Heading3"/>
-              <w:spacing w:after="200" w:before="200" w:line="360" w:lineRule="auto"/>
-              <w:rPr>
-                <w:rFonts w:ascii="Times New Roman" w:cs="Times New Roman" w:eastAsia="Times New Roman" w:hAnsi="Times New Roman"/>
-                <w:b w:val="0"/>
-                <w:bCs w:val="0"/>
-              </w:rPr>
-            </w:pPr>
-            <w:bookmarkStart w:colFirst="0" w:colLast="0" w:name="_heading=h.j9o0rgi6jabz" w:id="1"/>
-            <w:bookmarkEnd w:id="1"/>
-            <w:r>
-              <w:rPr>
-                <w:rFonts w:ascii="Times New Roman" w:cs="Times New Roman" w:eastAsia="Times New Roman" w:hAnsi="Times New Roman"/>
-                <w:b w:val="0"/>
-                <w:bCs w:val="0"/>
-                <w:rtl w:val="0"/>
-              </w:rPr>
-              <w:t xml:space="preserve">Modify </w:t>
-            </w:r>
-            <w:r>
-              <w:rPr>
-                <w:rFonts w:ascii="Times New Roman" w:cs="Times New Roman" w:eastAsia="Times New Roman" w:hAnsi="Times New Roman"/>
-                <w:b w:val="0"/>
-                <w:bCs w:val="0"/>
-                <w:rtl w:val="0"/>
-              </w:rPr>
-              <w:t xml:space="preserve">Management Approach</w:t>
-            </w:r>
-            <w:r>
-              <w:rPr>
-                <w:rtl w:val="0"/>
-              </w:rPr>
-            </w:r>
-          </w:p>
-        </w:tc>
-      </w:tr>
-      <w:tr>
-        <w:trPr>
-          <w:cantSplit w:val="0"/>
-          <w:tblHeader w:val="0"/>
-        </w:trPr>
+                <w:rtl w:val="0"/>
+              </w:rPr>
+            </w:r>
+          </w:p>
+        </w:tc>
         <w:tc>
           <w:tcPr/>
           <w:p>
@@ -2322,9 +2400,9 @@
                 <w:between w:space="0" w:sz="0" w:val="nil"/>
               </w:pBdr>
               <w:shd w:fill="auto" w:val="clear"/>
-              <w:spacing w:after="200" w:before="200" w:line="240" w:lineRule="auto"/>
+              <w:spacing w:after="0" w:before="0" w:line="360" w:lineRule="auto"/>
               <w:ind w:left="0" w:right="0" w:firstLine="0"/>
-              <w:jc w:val="center"/>
+              <w:jc w:val="both"/>
               <w:rPr>
                 <w:rFonts w:ascii="Times New Roman" w:cs="Times New Roman" w:eastAsia="Times New Roman" w:hAnsi="Times New Roman"/>
                 <w:i w:val="0"/>
@@ -2362,9 +2440,9 @@
                 <w:between w:space="0" w:sz="0" w:val="nil"/>
               </w:pBdr>
               <w:shd w:fill="auto" w:val="clear"/>
-              <w:spacing w:after="200" w:before="200" w:line="240" w:lineRule="auto"/>
+              <w:spacing w:after="0" w:before="0" w:line="360" w:lineRule="auto"/>
               <w:ind w:left="0" w:right="0" w:firstLine="0"/>
-              <w:jc w:val="center"/>
+              <w:jc w:val="both"/>
               <w:rPr>
                 <w:rFonts w:ascii="Times New Roman" w:cs="Times New Roman" w:eastAsia="Times New Roman" w:hAnsi="Times New Roman"/>
                 <w:i w:val="0"/>
@@ -2386,6 +2464,12 @@
             </w:r>
           </w:p>
         </w:tc>
+      </w:tr>
+      <w:tr>
+        <w:trPr>
+          <w:cantSplit w:val="0"/>
+          <w:tblHeader w:val="0"/>
+        </w:trPr>
         <w:tc>
           <w:tcPr/>
           <w:p>
@@ -2402,9 +2486,9 @@
                 <w:between w:space="0" w:sz="0" w:val="nil"/>
               </w:pBdr>
               <w:shd w:fill="auto" w:val="clear"/>
-              <w:spacing w:after="200" w:before="200" w:line="240" w:lineRule="auto"/>
+              <w:spacing w:after="0" w:before="0" w:line="360" w:lineRule="auto"/>
               <w:ind w:left="0" w:right="0" w:firstLine="0"/>
-              <w:jc w:val="left"/>
+              <w:jc w:val="both"/>
               <w:rPr>
                 <w:rFonts w:ascii="Times New Roman" w:cs="Times New Roman" w:eastAsia="Times New Roman" w:hAnsi="Times New Roman"/>
                 <w:i w:val="0"/>
@@ -2442,9 +2526,9 @@
                 <w:between w:space="0" w:sz="0" w:val="nil"/>
               </w:pBdr>
               <w:shd w:fill="auto" w:val="clear"/>
-              <w:spacing w:after="200" w:before="200" w:line="240" w:lineRule="auto"/>
+              <w:spacing w:after="0" w:before="0" w:line="360" w:lineRule="auto"/>
               <w:ind w:left="0" w:right="0" w:firstLine="0"/>
-              <w:jc w:val="left"/>
+              <w:jc w:val="both"/>
               <w:rPr>
                 <w:rFonts w:ascii="Times New Roman" w:cs="Times New Roman" w:eastAsia="Times New Roman" w:hAnsi="Times New Roman"/>
                 <w:i w:val="0"/>
@@ -2466,12 +2550,6 @@
             </w:r>
           </w:p>
         </w:tc>
-      </w:tr>
-      <w:tr>
-        <w:trPr>
-          <w:cantSplit w:val="0"/>
-          <w:tblHeader w:val="0"/>
-        </w:trPr>
         <w:tc>
           <w:tcPr/>
           <w:p>
@@ -2488,9 +2566,9 @@
                 <w:between w:space="0" w:sz="0" w:val="nil"/>
               </w:pBdr>
               <w:shd w:fill="auto" w:val="clear"/>
-              <w:spacing w:after="200" w:before="200" w:line="240" w:lineRule="auto"/>
+              <w:spacing w:after="0" w:before="0" w:line="360" w:lineRule="auto"/>
               <w:ind w:left="0" w:right="0" w:firstLine="0"/>
-              <w:jc w:val="center"/>
+              <w:jc w:val="both"/>
               <w:rPr>
                 <w:rFonts w:ascii="Times New Roman" w:cs="Times New Roman" w:eastAsia="Times New Roman" w:hAnsi="Times New Roman"/>
                 <w:i w:val="0"/>
@@ -2528,9 +2606,9 @@
                 <w:between w:space="0" w:sz="0" w:val="nil"/>
               </w:pBdr>
               <w:shd w:fill="auto" w:val="clear"/>
-              <w:spacing w:after="200" w:before="200" w:line="240" w:lineRule="auto"/>
+              <w:spacing w:after="0" w:before="0" w:line="360" w:lineRule="auto"/>
               <w:ind w:left="0" w:right="0" w:firstLine="0"/>
-              <w:jc w:val="center"/>
+              <w:jc w:val="both"/>
               <w:rPr>
                 <w:rFonts w:ascii="Times New Roman" w:cs="Times New Roman" w:eastAsia="Times New Roman" w:hAnsi="Times New Roman"/>
                 <w:i w:val="0"/>
@@ -2552,6 +2630,12 @@
             </w:r>
           </w:p>
         </w:tc>
+      </w:tr>
+      <w:tr>
+        <w:trPr>
+          <w:cantSplit w:val="0"/>
+          <w:tblHeader w:val="0"/>
+        </w:trPr>
         <w:tc>
           <w:tcPr/>
           <w:p>
@@ -2568,9 +2652,9 @@
                 <w:between w:space="0" w:sz="0" w:val="nil"/>
               </w:pBdr>
               <w:shd w:fill="auto" w:val="clear"/>
-              <w:spacing w:after="200" w:before="200" w:line="240" w:lineRule="auto"/>
+              <w:spacing w:after="0" w:before="0" w:line="360" w:lineRule="auto"/>
               <w:ind w:left="0" w:right="0" w:firstLine="0"/>
-              <w:jc w:val="left"/>
+              <w:jc w:val="both"/>
               <w:rPr>
                 <w:rFonts w:ascii="Times New Roman" w:cs="Times New Roman" w:eastAsia="Times New Roman" w:hAnsi="Times New Roman"/>
                 <w:i w:val="0"/>
@@ -2608,9 +2692,9 @@
                 <w:between w:space="0" w:sz="0" w:val="nil"/>
               </w:pBdr>
               <w:shd w:fill="auto" w:val="clear"/>
-              <w:spacing w:after="200" w:before="200" w:line="240" w:lineRule="auto"/>
+              <w:spacing w:after="0" w:before="0" w:line="360" w:lineRule="auto"/>
               <w:ind w:left="0" w:right="0" w:firstLine="0"/>
-              <w:jc w:val="left"/>
+              <w:jc w:val="both"/>
               <w:rPr>
                 <w:rFonts w:ascii="Times New Roman" w:cs="Times New Roman" w:eastAsia="Times New Roman" w:hAnsi="Times New Roman"/>
                 <w:i w:val="0"/>
@@ -2632,12 +2716,6 @@
             </w:r>
           </w:p>
         </w:tc>
-      </w:tr>
-      <w:tr>
-        <w:trPr>
-          <w:cantSplit w:val="0"/>
-          <w:tblHeader w:val="0"/>
-        </w:trPr>
         <w:tc>
           <w:tcPr/>
           <w:p>
@@ -2654,9 +2732,9 @@
                 <w:between w:space="0" w:sz="0" w:val="nil"/>
               </w:pBdr>
               <w:shd w:fill="auto" w:val="clear"/>
-              <w:spacing w:after="200" w:before="200" w:line="240" w:lineRule="auto"/>
+              <w:spacing w:after="0" w:before="0" w:line="360" w:lineRule="auto"/>
               <w:ind w:left="0" w:right="0" w:firstLine="0"/>
-              <w:jc w:val="center"/>
+              <w:jc w:val="both"/>
               <w:rPr>
                 <w:rFonts w:ascii="Times New Roman" w:cs="Times New Roman" w:eastAsia="Times New Roman" w:hAnsi="Times New Roman"/>
                 <w:i w:val="0"/>
@@ -2694,9 +2772,9 @@
                 <w:between w:space="0" w:sz="0" w:val="nil"/>
               </w:pBdr>
               <w:shd w:fill="auto" w:val="clear"/>
-              <w:spacing w:after="200" w:before="200" w:line="240" w:lineRule="auto"/>
+              <w:spacing w:after="0" w:before="0" w:line="360" w:lineRule="auto"/>
               <w:ind w:left="0" w:right="0" w:firstLine="0"/>
-              <w:jc w:val="center"/>
+              <w:jc w:val="both"/>
               <w:rPr>
                 <w:rFonts w:ascii="Times New Roman" w:cs="Times New Roman" w:eastAsia="Times New Roman" w:hAnsi="Times New Roman"/>
                 <w:i w:val="0"/>
@@ -2718,6 +2796,12 @@
             </w:r>
           </w:p>
         </w:tc>
+      </w:tr>
+      <w:tr>
+        <w:trPr>
+          <w:cantSplit w:val="0"/>
+          <w:tblHeader w:val="0"/>
+        </w:trPr>
         <w:tc>
           <w:tcPr/>
           <w:p>
@@ -2734,9 +2818,9 @@
                 <w:between w:space="0" w:sz="0" w:val="nil"/>
               </w:pBdr>
               <w:shd w:fill="auto" w:val="clear"/>
-              <w:spacing w:after="200" w:before="200" w:line="240" w:lineRule="auto"/>
+              <w:spacing w:after="0" w:before="0" w:line="360" w:lineRule="auto"/>
               <w:ind w:left="0" w:right="0" w:firstLine="0"/>
-              <w:jc w:val="left"/>
+              <w:jc w:val="both"/>
               <w:rPr>
                 <w:rFonts w:ascii="Times New Roman" w:cs="Times New Roman" w:eastAsia="Times New Roman" w:hAnsi="Times New Roman"/>
                 <w:i w:val="0"/>
@@ -2774,9 +2858,9 @@
                 <w:between w:space="0" w:sz="0" w:val="nil"/>
               </w:pBdr>
               <w:shd w:fill="auto" w:val="clear"/>
-              <w:spacing w:after="200" w:before="200" w:line="240" w:lineRule="auto"/>
+              <w:spacing w:after="0" w:before="0" w:line="360" w:lineRule="auto"/>
               <w:ind w:left="0" w:right="0" w:firstLine="0"/>
-              <w:jc w:val="left"/>
+              <w:jc w:val="both"/>
               <w:rPr>
                 <w:rFonts w:ascii="Times New Roman" w:cs="Times New Roman" w:eastAsia="Times New Roman" w:hAnsi="Times New Roman"/>
                 <w:i w:val="0"/>
@@ -2798,12 +2882,6 @@
             </w:r>
           </w:p>
         </w:tc>
-      </w:tr>
-      <w:tr>
-        <w:trPr>
-          <w:cantSplit w:val="0"/>
-          <w:tblHeader w:val="0"/>
-        </w:trPr>
         <w:tc>
           <w:tcPr/>
           <w:p>
@@ -2820,9 +2898,9 @@
                 <w:between w:space="0" w:sz="0" w:val="nil"/>
               </w:pBdr>
               <w:shd w:fill="auto" w:val="clear"/>
-              <w:spacing w:after="200" w:before="200" w:line="240" w:lineRule="auto"/>
+              <w:spacing w:after="0" w:before="0" w:line="360" w:lineRule="auto"/>
               <w:ind w:left="0" w:right="0" w:firstLine="0"/>
-              <w:jc w:val="center"/>
+              <w:jc w:val="both"/>
               <w:rPr>
                 <w:rFonts w:ascii="Times New Roman" w:cs="Times New Roman" w:eastAsia="Times New Roman" w:hAnsi="Times New Roman"/>
                 <w:i w:val="0"/>
@@ -2860,9 +2938,9 @@
                 <w:between w:space="0" w:sz="0" w:val="nil"/>
               </w:pBdr>
               <w:shd w:fill="auto" w:val="clear"/>
-              <w:spacing w:after="200" w:before="200" w:line="240" w:lineRule="auto"/>
+              <w:spacing w:after="0" w:before="0" w:line="360" w:lineRule="auto"/>
               <w:ind w:left="0" w:right="0" w:firstLine="0"/>
-              <w:jc w:val="center"/>
+              <w:jc w:val="both"/>
               <w:rPr>
                 <w:rFonts w:ascii="Times New Roman" w:cs="Times New Roman" w:eastAsia="Times New Roman" w:hAnsi="Times New Roman"/>
                 <w:i w:val="0"/>
@@ -2884,6 +2962,12 @@
             </w:r>
           </w:p>
         </w:tc>
+      </w:tr>
+      <w:tr>
+        <w:trPr>
+          <w:cantSplit w:val="0"/>
+          <w:tblHeader w:val="0"/>
+        </w:trPr>
         <w:tc>
           <w:tcPr/>
           <w:p>
@@ -2900,9 +2984,9 @@
                 <w:between w:space="0" w:sz="0" w:val="nil"/>
               </w:pBdr>
               <w:shd w:fill="auto" w:val="clear"/>
-              <w:spacing w:after="200" w:before="200" w:line="240" w:lineRule="auto"/>
+              <w:spacing w:after="0" w:before="0" w:line="360" w:lineRule="auto"/>
               <w:ind w:left="0" w:right="0" w:firstLine="0"/>
-              <w:jc w:val="left"/>
+              <w:jc w:val="both"/>
               <w:rPr>
                 <w:rFonts w:ascii="Times New Roman" w:cs="Times New Roman" w:eastAsia="Times New Roman" w:hAnsi="Times New Roman"/>
                 <w:i w:val="0"/>
@@ -2940,9 +3024,9 @@
                 <w:between w:space="0" w:sz="0" w:val="nil"/>
               </w:pBdr>
               <w:shd w:fill="auto" w:val="clear"/>
-              <w:spacing w:after="200" w:before="200" w:line="240" w:lineRule="auto"/>
+              <w:spacing w:after="0" w:before="0" w:line="360" w:lineRule="auto"/>
               <w:ind w:left="0" w:right="0" w:firstLine="0"/>
-              <w:jc w:val="left"/>
+              <w:jc w:val="both"/>
               <w:rPr>
                 <w:rFonts w:ascii="Times New Roman" w:cs="Times New Roman" w:eastAsia="Times New Roman" w:hAnsi="Times New Roman"/>
                 <w:i w:val="0"/>
@@ -2964,12 +3048,6 @@
             </w:r>
           </w:p>
         </w:tc>
-      </w:tr>
-      <w:tr>
-        <w:trPr>
-          <w:cantSplit w:val="0"/>
-          <w:tblHeader w:val="0"/>
-        </w:trPr>
         <w:tc>
           <w:tcPr/>
           <w:p>
@@ -2986,9 +3064,9 @@
                 <w:between w:space="0" w:sz="0" w:val="nil"/>
               </w:pBdr>
               <w:shd w:fill="auto" w:val="clear"/>
-              <w:spacing w:after="200" w:before="200" w:line="240" w:lineRule="auto"/>
+              <w:spacing w:after="0" w:before="0" w:line="360" w:lineRule="auto"/>
               <w:ind w:left="0" w:right="0" w:firstLine="0"/>
-              <w:jc w:val="center"/>
+              <w:jc w:val="both"/>
               <w:rPr>
                 <w:rFonts w:ascii="Times New Roman" w:cs="Times New Roman" w:eastAsia="Times New Roman" w:hAnsi="Times New Roman"/>
                 <w:i w:val="0"/>
@@ -3026,9 +3104,9 @@
                 <w:between w:space="0" w:sz="0" w:val="nil"/>
               </w:pBdr>
               <w:shd w:fill="auto" w:val="clear"/>
-              <w:spacing w:after="200" w:before="200" w:line="240" w:lineRule="auto"/>
+              <w:spacing w:after="0" w:before="0" w:line="360" w:lineRule="auto"/>
               <w:ind w:left="0" w:right="0" w:firstLine="0"/>
-              <w:jc w:val="center"/>
+              <w:jc w:val="both"/>
               <w:rPr>
                 <w:rFonts w:ascii="Times New Roman" w:cs="Times New Roman" w:eastAsia="Times New Roman" w:hAnsi="Times New Roman"/>
                 <w:i w:val="0"/>
@@ -3050,6 +3128,12 @@
             </w:r>
           </w:p>
         </w:tc>
+      </w:tr>
+      <w:tr>
+        <w:trPr>
+          <w:cantSplit w:val="0"/>
+          <w:tblHeader w:val="0"/>
+        </w:trPr>
         <w:tc>
           <w:tcPr/>
           <w:p>
@@ -3066,9 +3150,9 @@
                 <w:between w:space="0" w:sz="0" w:val="nil"/>
               </w:pBdr>
               <w:shd w:fill="auto" w:val="clear"/>
-              <w:spacing w:after="200" w:before="200" w:line="240" w:lineRule="auto"/>
+              <w:spacing w:after="0" w:before="0" w:line="360" w:lineRule="auto"/>
               <w:ind w:left="0" w:right="0" w:firstLine="0"/>
-              <w:jc w:val="left"/>
+              <w:jc w:val="both"/>
               <w:rPr>
                 <w:rFonts w:ascii="Times New Roman" w:cs="Times New Roman" w:eastAsia="Times New Roman" w:hAnsi="Times New Roman"/>
                 <w:i w:val="0"/>
@@ -3106,9 +3190,9 @@
                 <w:between w:space="0" w:sz="0" w:val="nil"/>
               </w:pBdr>
               <w:shd w:fill="auto" w:val="clear"/>
-              <w:spacing w:after="200" w:before="200" w:line="240" w:lineRule="auto"/>
+              <w:spacing w:after="0" w:before="0" w:line="360" w:lineRule="auto"/>
               <w:ind w:left="0" w:right="0" w:firstLine="0"/>
-              <w:jc w:val="left"/>
+              <w:jc w:val="both"/>
               <w:rPr>
                 <w:rFonts w:ascii="Times New Roman" w:cs="Times New Roman" w:eastAsia="Times New Roman" w:hAnsi="Times New Roman"/>
                 <w:i w:val="0"/>
@@ -3130,12 +3214,6 @@
             </w:r>
           </w:p>
         </w:tc>
-      </w:tr>
-      <w:tr>
-        <w:trPr>
-          <w:cantSplit w:val="0"/>
-          <w:tblHeader w:val="0"/>
-        </w:trPr>
         <w:tc>
           <w:tcPr/>
           <w:p>
@@ -3152,9 +3230,9 @@
                 <w:between w:space="0" w:sz="0" w:val="nil"/>
               </w:pBdr>
               <w:shd w:fill="auto" w:val="clear"/>
-              <w:spacing w:after="200" w:before="200" w:line="240" w:lineRule="auto"/>
+              <w:spacing w:after="0" w:before="0" w:line="360" w:lineRule="auto"/>
               <w:ind w:left="0" w:right="0" w:firstLine="0"/>
-              <w:jc w:val="center"/>
+              <w:jc w:val="both"/>
               <w:rPr>
                 <w:rFonts w:ascii="Times New Roman" w:cs="Times New Roman" w:eastAsia="Times New Roman" w:hAnsi="Times New Roman"/>
                 <w:i w:val="0"/>
@@ -3192,9 +3270,9 @@
                 <w:between w:space="0" w:sz="0" w:val="nil"/>
               </w:pBdr>
               <w:shd w:fill="auto" w:val="clear"/>
-              <w:spacing w:after="200" w:before="200" w:line="240" w:lineRule="auto"/>
+              <w:spacing w:after="0" w:before="0" w:line="360" w:lineRule="auto"/>
               <w:ind w:left="0" w:right="0" w:firstLine="0"/>
-              <w:jc w:val="center"/>
+              <w:jc w:val="both"/>
               <w:rPr>
                 <w:rFonts w:ascii="Times New Roman" w:cs="Times New Roman" w:eastAsia="Times New Roman" w:hAnsi="Times New Roman"/>
                 <w:i w:val="0"/>
@@ -3216,6 +3294,12 @@
             </w:r>
           </w:p>
         </w:tc>
+      </w:tr>
+      <w:tr>
+        <w:trPr>
+          <w:cantSplit w:val="0"/>
+          <w:tblHeader w:val="0"/>
+        </w:trPr>
         <w:tc>
           <w:tcPr/>
           <w:p>
@@ -3232,9 +3316,9 @@
                 <w:between w:space="0" w:sz="0" w:val="nil"/>
               </w:pBdr>
               <w:shd w:fill="auto" w:val="clear"/>
-              <w:spacing w:after="200" w:before="200" w:line="240" w:lineRule="auto"/>
+              <w:spacing w:after="0" w:before="0" w:line="360" w:lineRule="auto"/>
               <w:ind w:left="0" w:right="0" w:firstLine="0"/>
-              <w:jc w:val="left"/>
+              <w:jc w:val="both"/>
               <w:rPr>
                 <w:rFonts w:ascii="Times New Roman" w:cs="Times New Roman" w:eastAsia="Times New Roman" w:hAnsi="Times New Roman"/>
                 <w:i w:val="0"/>
@@ -3272,9 +3356,9 @@
                 <w:between w:space="0" w:sz="0" w:val="nil"/>
               </w:pBdr>
               <w:shd w:fill="auto" w:val="clear"/>
-              <w:spacing w:after="200" w:before="200" w:line="240" w:lineRule="auto"/>
+              <w:spacing w:after="0" w:before="0" w:line="360" w:lineRule="auto"/>
               <w:ind w:left="0" w:right="0" w:firstLine="0"/>
-              <w:jc w:val="left"/>
+              <w:jc w:val="both"/>
               <w:rPr>
                 <w:rFonts w:ascii="Times New Roman" w:cs="Times New Roman" w:eastAsia="Times New Roman" w:hAnsi="Times New Roman"/>
                 <w:i w:val="0"/>
@@ -3296,12 +3380,6 @@
             </w:r>
           </w:p>
         </w:tc>
-      </w:tr>
-      <w:tr>
-        <w:trPr>
-          <w:cantSplit w:val="0"/>
-          <w:tblHeader w:val="0"/>
-        </w:trPr>
         <w:tc>
           <w:tcPr/>
           <w:p>
@@ -3318,9 +3396,9 @@
                 <w:between w:space="0" w:sz="0" w:val="nil"/>
               </w:pBdr>
               <w:shd w:fill="auto" w:val="clear"/>
-              <w:spacing w:after="200" w:before="200" w:line="240" w:lineRule="auto"/>
+              <w:spacing w:after="0" w:before="0" w:line="360" w:lineRule="auto"/>
               <w:ind w:left="0" w:right="0" w:firstLine="0"/>
-              <w:jc w:val="center"/>
+              <w:jc w:val="both"/>
               <w:rPr>
                 <w:rFonts w:ascii="Times New Roman" w:cs="Times New Roman" w:eastAsia="Times New Roman" w:hAnsi="Times New Roman"/>
                 <w:i w:val="0"/>
@@ -3358,9 +3436,9 @@
                 <w:between w:space="0" w:sz="0" w:val="nil"/>
               </w:pBdr>
               <w:shd w:fill="auto" w:val="clear"/>
-              <w:spacing w:after="200" w:before="200" w:line="240" w:lineRule="auto"/>
+              <w:spacing w:after="0" w:before="0" w:line="360" w:lineRule="auto"/>
               <w:ind w:left="0" w:right="0" w:firstLine="0"/>
-              <w:jc w:val="center"/>
+              <w:jc w:val="both"/>
               <w:rPr>
                 <w:rFonts w:ascii="Times New Roman" w:cs="Times New Roman" w:eastAsia="Times New Roman" w:hAnsi="Times New Roman"/>
                 <w:i w:val="0"/>
@@ -3382,252 +3460,6 @@
             </w:r>
           </w:p>
         </w:tc>
-        <w:tc>
-          <w:tcPr/>
-          <w:p>
-            <w:pPr>
-              <w:keepNext w:val="0"/>
-              <w:keepLines w:val="0"/>
-              <w:pageBreakBefore w:val="0"/>
-              <w:widowControl w:val="1"/>
-              <w:pBdr>
-                <w:top w:space="0" w:sz="0" w:val="nil"/>
-                <w:left w:space="0" w:sz="0" w:val="nil"/>
-                <w:bottom w:space="0" w:sz="0" w:val="nil"/>
-                <w:right w:space="0" w:sz="0" w:val="nil"/>
-                <w:between w:space="0" w:sz="0" w:val="nil"/>
-              </w:pBdr>
-              <w:shd w:fill="auto" w:val="clear"/>
-              <w:spacing w:after="200" w:before="200" w:line="240" w:lineRule="auto"/>
-              <w:ind w:left="0" w:right="0" w:firstLine="0"/>
-              <w:jc w:val="left"/>
-              <w:rPr>
-                <w:rFonts w:ascii="Times New Roman" w:cs="Times New Roman" w:eastAsia="Times New Roman" w:hAnsi="Times New Roman"/>
-                <w:i w:val="0"/>
-                <w:iCs w:val="0"/>
-                <w:smallCaps w:val="0"/>
-                <w:strike w:val="0"/>
-                <w:color w:val="000000"/>
-                <w:sz w:val="24"/>
-                <w:szCs w:val="24"/>
-                <w:u w:val="none"/>
-                <w:shd w:fill="auto" w:val="clear"/>
-                <w:vertAlign w:val="baseline"/>
-              </w:rPr>
-            </w:pPr>
-            <w:r>
-              <w:rPr>
-                <w:rtl w:val="0"/>
-              </w:rPr>
-            </w:r>
-          </w:p>
-        </w:tc>
-        <w:tc>
-          <w:tcPr/>
-          <w:p>
-            <w:pPr>
-              <w:keepNext w:val="0"/>
-              <w:keepLines w:val="0"/>
-              <w:pageBreakBefore w:val="0"/>
-              <w:widowControl w:val="1"/>
-              <w:pBdr>
-                <w:top w:space="0" w:sz="0" w:val="nil"/>
-                <w:left w:space="0" w:sz="0" w:val="nil"/>
-                <w:bottom w:space="0" w:sz="0" w:val="nil"/>
-                <w:right w:space="0" w:sz="0" w:val="nil"/>
-                <w:between w:space="0" w:sz="0" w:val="nil"/>
-              </w:pBdr>
-              <w:shd w:fill="auto" w:val="clear"/>
-              <w:spacing w:after="200" w:before="200" w:line="240" w:lineRule="auto"/>
-              <w:ind w:left="0" w:right="0" w:firstLine="0"/>
-              <w:jc w:val="left"/>
-              <w:rPr>
-                <w:rFonts w:ascii="Times New Roman" w:cs="Times New Roman" w:eastAsia="Times New Roman" w:hAnsi="Times New Roman"/>
-                <w:i w:val="0"/>
-                <w:iCs w:val="0"/>
-                <w:smallCaps w:val="0"/>
-                <w:strike w:val="0"/>
-                <w:color w:val="000000"/>
-                <w:sz w:val="24"/>
-                <w:szCs w:val="24"/>
-                <w:u w:val="none"/>
-                <w:shd w:fill="auto" w:val="clear"/>
-                <w:vertAlign w:val="baseline"/>
-              </w:rPr>
-            </w:pPr>
-            <w:r>
-              <w:rPr>
-                <w:rtl w:val="0"/>
-              </w:rPr>
-            </w:r>
-          </w:p>
-        </w:tc>
-      </w:tr>
-      <w:tr>
-        <w:trPr>
-          <w:cantSplit w:val="0"/>
-          <w:tblHeader w:val="0"/>
-        </w:trPr>
-        <w:tc>
-          <w:tcPr/>
-          <w:p>
-            <w:pPr>
-              <w:keepNext w:val="0"/>
-              <w:keepLines w:val="0"/>
-              <w:pageBreakBefore w:val="0"/>
-              <w:widowControl w:val="1"/>
-              <w:pBdr>
-                <w:top w:space="0" w:sz="0" w:val="nil"/>
-                <w:left w:space="0" w:sz="0" w:val="nil"/>
-                <w:bottom w:space="0" w:sz="0" w:val="nil"/>
-                <w:right w:space="0" w:sz="0" w:val="nil"/>
-                <w:between w:space="0" w:sz="0" w:val="nil"/>
-              </w:pBdr>
-              <w:shd w:fill="auto" w:val="clear"/>
-              <w:spacing w:after="200" w:before="200" w:line="240" w:lineRule="auto"/>
-              <w:ind w:left="0" w:right="0" w:firstLine="0"/>
-              <w:jc w:val="center"/>
-              <w:rPr>
-                <w:rFonts w:ascii="Times New Roman" w:cs="Times New Roman" w:eastAsia="Times New Roman" w:hAnsi="Times New Roman"/>
-                <w:i w:val="0"/>
-                <w:iCs w:val="0"/>
-                <w:smallCaps w:val="0"/>
-                <w:strike w:val="0"/>
-                <w:color w:val="000000"/>
-                <w:sz w:val="24"/>
-                <w:szCs w:val="24"/>
-                <w:u w:val="none"/>
-                <w:shd w:fill="auto" w:val="clear"/>
-                <w:vertAlign w:val="baseline"/>
-              </w:rPr>
-            </w:pPr>
-            <w:r>
-              <w:rPr>
-                <w:rtl w:val="0"/>
-              </w:rPr>
-            </w:r>
-          </w:p>
-        </w:tc>
-        <w:tc>
-          <w:tcPr/>
-          <w:p>
-            <w:pPr>
-              <w:keepNext w:val="0"/>
-              <w:keepLines w:val="0"/>
-              <w:pageBreakBefore w:val="0"/>
-              <w:widowControl w:val="1"/>
-              <w:pBdr>
-                <w:top w:space="0" w:sz="0" w:val="nil"/>
-                <w:left w:space="0" w:sz="0" w:val="nil"/>
-                <w:bottom w:space="0" w:sz="0" w:val="nil"/>
-                <w:right w:space="0" w:sz="0" w:val="nil"/>
-                <w:between w:space="0" w:sz="0" w:val="nil"/>
-              </w:pBdr>
-              <w:shd w:fill="auto" w:val="clear"/>
-              <w:spacing w:after="200" w:before="200" w:line="240" w:lineRule="auto"/>
-              <w:ind w:left="0" w:right="0" w:firstLine="0"/>
-              <w:jc w:val="center"/>
-              <w:rPr>
-                <w:rFonts w:ascii="Times New Roman" w:cs="Times New Roman" w:eastAsia="Times New Roman" w:hAnsi="Times New Roman"/>
-                <w:i w:val="0"/>
-                <w:iCs w:val="0"/>
-                <w:smallCaps w:val="0"/>
-                <w:strike w:val="0"/>
-                <w:color w:val="000000"/>
-                <w:sz w:val="24"/>
-                <w:szCs w:val="24"/>
-                <w:u w:val="none"/>
-                <w:shd w:fill="auto" w:val="clear"/>
-                <w:vertAlign w:val="baseline"/>
-              </w:rPr>
-            </w:pPr>
-            <w:r>
-              <w:rPr>
-                <w:rtl w:val="0"/>
-              </w:rPr>
-            </w:r>
-          </w:p>
-        </w:tc>
-        <w:tc>
-          <w:tcPr/>
-          <w:p>
-            <w:pPr>
-              <w:keepNext w:val="0"/>
-              <w:keepLines w:val="0"/>
-              <w:pageBreakBefore w:val="0"/>
-              <w:widowControl w:val="1"/>
-              <w:pBdr>
-                <w:top w:space="0" w:sz="0" w:val="nil"/>
-                <w:left w:space="0" w:sz="0" w:val="nil"/>
-                <w:bottom w:space="0" w:sz="0" w:val="nil"/>
-                <w:right w:space="0" w:sz="0" w:val="nil"/>
-                <w:between w:space="0" w:sz="0" w:val="nil"/>
-              </w:pBdr>
-              <w:shd w:fill="auto" w:val="clear"/>
-              <w:spacing w:after="200" w:before="200" w:line="240" w:lineRule="auto"/>
-              <w:ind w:left="0" w:right="0" w:firstLine="0"/>
-              <w:jc w:val="left"/>
-              <w:rPr>
-                <w:rFonts w:ascii="Times New Roman" w:cs="Times New Roman" w:eastAsia="Times New Roman" w:hAnsi="Times New Roman"/>
-                <w:i w:val="0"/>
-                <w:iCs w:val="0"/>
-                <w:smallCaps w:val="0"/>
-                <w:strike w:val="0"/>
-                <w:color w:val="000000"/>
-                <w:sz w:val="24"/>
-                <w:szCs w:val="24"/>
-                <w:u w:val="none"/>
-                <w:shd w:fill="auto" w:val="clear"/>
-                <w:vertAlign w:val="baseline"/>
-              </w:rPr>
-            </w:pPr>
-            <w:r>
-              <w:rPr>
-                <w:rtl w:val="0"/>
-              </w:rPr>
-            </w:r>
-          </w:p>
-        </w:tc>
-        <w:tc>
-          <w:tcPr/>
-          <w:p>
-            <w:pPr>
-              <w:keepNext w:val="0"/>
-              <w:keepLines w:val="0"/>
-              <w:pageBreakBefore w:val="0"/>
-              <w:widowControl w:val="1"/>
-              <w:pBdr>
-                <w:top w:space="0" w:sz="0" w:val="nil"/>
-                <w:left w:space="0" w:sz="0" w:val="nil"/>
-                <w:bottom w:space="0" w:sz="0" w:val="nil"/>
-                <w:right w:space="0" w:sz="0" w:val="nil"/>
-                <w:between w:space="0" w:sz="0" w:val="nil"/>
-              </w:pBdr>
-              <w:shd w:fill="auto" w:val="clear"/>
-              <w:spacing w:after="200" w:before="200" w:line="240" w:lineRule="auto"/>
-              <w:ind w:left="0" w:right="0" w:firstLine="0"/>
-              <w:jc w:val="left"/>
-              <w:rPr>
-                <w:rFonts w:ascii="Times New Roman" w:cs="Times New Roman" w:eastAsia="Times New Roman" w:hAnsi="Times New Roman"/>
-                <w:i w:val="0"/>
-                <w:iCs w:val="0"/>
-                <w:smallCaps w:val="0"/>
-                <w:strike w:val="0"/>
-                <w:color w:val="000000"/>
-                <w:sz w:val="24"/>
-                <w:szCs w:val="24"/>
-                <w:u w:val="none"/>
-                <w:shd w:fill="auto" w:val="clear"/>
-                <w:vertAlign w:val="baseline"/>
-              </w:rPr>
-            </w:pPr>
-            <w:r>
-              <w:rPr>
-                <w:rtl w:val="0"/>
-              </w:rPr>
-            </w:r>
-          </w:p>
-        </w:tc>
       </w:tr>
     </w:tbl>
     <w:p>
@@ -3683,13 +3515,14 @@
     <w:p>
       <w:pPr>
         <w:pStyle w:val="Heading1"/>
-        <w:spacing w:after="200" w:before="0" w:line="240" w:lineRule="auto"/>
+        <w:spacing w:after="200" w:before="0" w:line="360" w:lineRule="auto"/>
+        <w:jc w:val="both"/>
         <w:rPr>
           <w:rFonts w:ascii="Times New Roman" w:cs="Times New Roman" w:eastAsia="Times New Roman" w:hAnsi="Times New Roman"/>
         </w:rPr>
       </w:pPr>
-      <w:bookmarkStart w:colFirst="0" w:colLast="0" w:name="_heading=h.yz58xgfw7ycl" w:id="2"/>
-      <w:bookmarkEnd w:id="2"/>
+      <w:bookmarkStart w:colFirst="0" w:colLast="0" w:name="_heading=h.yz58xgfw7ycl" w:id="1"/>
+      <w:bookmarkEnd w:id="1"/>
       <w:r>
         <w:rPr>
           <w:rFonts w:ascii="Times New Roman" w:cs="Times New Roman" w:eastAsia="Times New Roman" w:hAnsi="Times New Roman"/>
@@ -3701,13 +3534,14 @@
     <w:p>
       <w:pPr>
         <w:pStyle w:val="Heading2"/>
-        <w:spacing w:after="200" w:lineRule="auto"/>
+        <w:spacing w:after="200" w:before="0" w:line="360" w:lineRule="auto"/>
+        <w:jc w:val="both"/>
         <w:rPr>
           <w:rFonts w:ascii="Times New Roman" w:cs="Times New Roman" w:eastAsia="Times New Roman" w:hAnsi="Times New Roman"/>
         </w:rPr>
       </w:pPr>
-      <w:bookmarkStart w:colFirst="0" w:colLast="0" w:name="_heading=h.i53lh4cvs0yq" w:id="3"/>
-      <w:bookmarkEnd w:id="3"/>
+      <w:bookmarkStart w:colFirst="0" w:colLast="0" w:name="_heading=h.i53lh4cvs0yq" w:id="2"/>
+      <w:bookmarkEnd w:id="2"/>
       <w:r>
         <w:rPr>
           <w:rFonts w:ascii="Times New Roman" w:cs="Times New Roman" w:eastAsia="Times New Roman" w:hAnsi="Times New Roman"/>
@@ -3719,7 +3553,8 @@
     <w:p>
       <w:pPr>
         <w:pStyle w:val="Heading3"/>
-        <w:spacing w:after="200" w:line="360" w:lineRule="auto"/>
+        <w:spacing w:after="200" w:before="0" w:line="360" w:lineRule="auto"/>
+        <w:jc w:val="both"/>
         <w:rPr>
           <w:rFonts w:ascii="Times New Roman" w:cs="Times New Roman" w:eastAsia="Times New Roman" w:hAnsi="Times New Roman"/>
           <w:i w:val="1"/>
@@ -3727,8 +3562,8 @@
           <w:color w:val="0000ff"/>
         </w:rPr>
       </w:pPr>
-      <w:bookmarkStart w:colFirst="0" w:colLast="0" w:name="_heading=h.ngkjyjqbjdkp" w:id="4"/>
-      <w:bookmarkEnd w:id="4"/>
+      <w:bookmarkStart w:colFirst="0" w:colLast="0" w:name="_heading=h.ngkjyjqbjdkp" w:id="3"/>
+      <w:bookmarkEnd w:id="3"/>
       <w:r>
         <w:rPr>
           <w:rFonts w:ascii="Times New Roman" w:cs="Times New Roman" w:eastAsia="Times New Roman" w:hAnsi="Times New Roman"/>
@@ -7315,20 +7150,26 @@
     </w:tbl>
     <w:p>
       <w:pPr>
-        <w:pStyle w:val="Heading3"/>
-        <w:spacing w:after="0" w:before="0" w:line="360" w:lineRule="auto"/>
+        <w:spacing w:before="200" w:line="360" w:lineRule="auto"/>
+        <w:jc w:val="center"/>
         <w:rPr>
           <w:rFonts w:ascii="Times New Roman" w:cs="Times New Roman" w:eastAsia="Times New Roman" w:hAnsi="Times New Roman"/>
-          <w:sz w:val="25"/>
-          <w:szCs w:val="25"/>
+          <w:i w:val="1"/>
+          <w:iCs w:val="1"/>
+          <w:sz w:val="24"/>
+          <w:szCs w:val="24"/>
         </w:rPr>
       </w:pPr>
-      <w:bookmarkStart w:colFirst="0" w:colLast="0" w:name="_heading=h.qyaab6scnr9e" w:id="5"/>
-      <w:bookmarkEnd w:id="5"/>
       <w:r>
         <w:rPr>
+          <w:rFonts w:ascii="Times New Roman" w:cs="Times New Roman" w:eastAsia="Times New Roman" w:hAnsi="Times New Roman"/>
+          <w:i w:val="1"/>
+          <w:iCs w:val="1"/>
+          <w:sz w:val="24"/>
+          <w:szCs w:val="24"/>
           <w:rtl w:val="0"/>
         </w:rPr>
+        <w:t xml:space="preserve">Table 1: Scope and Estimation</w:t>
       </w:r>
     </w:p>
     <w:p>
@@ -7344,8 +7185,8 @@
           <w:szCs w:val="25"/>
         </w:rPr>
       </w:pPr>
-      <w:bookmarkStart w:colFirst="0" w:colLast="0" w:name="_heading=h.ew5pwe6p2v0h" w:id="6"/>
-      <w:bookmarkEnd w:id="6"/>
+      <w:bookmarkStart w:colFirst="0" w:colLast="0" w:name="_heading=h.ew5pwe6p2v0h" w:id="4"/>
+      <w:bookmarkEnd w:id="4"/>
       <w:r>
         <w:rPr>
           <w:rFonts w:ascii="Times New Roman" w:cs="Times New Roman" w:eastAsia="Times New Roman" w:hAnsi="Times New Roman"/>
@@ -7699,7 +7540,7 @@
               <w:rPr>
                 <w:rtl w:val="0"/>
               </w:rPr>
-              <w:t xml:space="preserve">365</w:t>
+              <w:t xml:space="preserve">330</w:t>
             </w:r>
             <w:r>
               <w:rPr>
@@ -9096,14 +8937,23 @@
     </w:tbl>
     <w:p>
       <w:pPr>
-        <w:pStyle w:val="Heading3"/>
-        <w:spacing w:after="0" w:before="0" w:line="360" w:lineRule="auto"/>
+        <w:spacing w:before="200" w:line="360" w:lineRule="auto"/>
+        <w:jc w:val="center"/>
         <w:rPr>
           <w:rFonts w:ascii="Times New Roman" w:cs="Times New Roman" w:eastAsia="Times New Roman" w:hAnsi="Times New Roman"/>
         </w:rPr>
       </w:pPr>
-      <w:bookmarkStart w:colFirst="0" w:colLast="0" w:name="_heading=h.xvjk5nx66b0o" w:id="7"/>
-      <w:bookmarkEnd w:id="7"/>
+      <w:r>
+        <w:rPr>
+          <w:rFonts w:ascii="Times New Roman" w:cs="Times New Roman" w:eastAsia="Times New Roman" w:hAnsi="Times New Roman"/>
+          <w:i w:val="1"/>
+          <w:iCs w:val="1"/>
+          <w:sz w:val="24"/>
+          <w:szCs w:val="24"/>
+          <w:rtl w:val="0"/>
+        </w:rPr>
+        <w:t xml:space="preserve">Table 2: Project Objectives</w:t>
+      </w:r>
       <w:r>
         <w:rPr>
           <w:rtl w:val="0"/>
@@ -9120,8 +8970,8 @@
           <w:szCs w:val="25"/>
         </w:rPr>
       </w:pPr>
-      <w:bookmarkStart w:colFirst="0" w:colLast="0" w:name="_heading=h.1judhuuk00bu" w:id="8"/>
-      <w:bookmarkEnd w:id="8"/>
+      <w:bookmarkStart w:colFirst="0" w:colLast="0" w:name="_heading=h.1judhuuk00bu" w:id="5"/>
+      <w:bookmarkEnd w:id="5"/>
       <w:r>
         <w:rPr>
           <w:rFonts w:ascii="Times New Roman" w:cs="Times New Roman" w:eastAsia="Times New Roman" w:hAnsi="Times New Roman"/>
@@ -9360,7 +9210,12 @@
               <w:rPr>
                 <w:rtl w:val="0"/>
               </w:rPr>
-              <w:t xml:space="preserve">Team members lack experience with Learning Management Systems and AI-based assignment evaluation</w:t>
+              <w:t xml:space="preserve">Potential for internal conflicts or ineffective communication among team members </w:t>
+            </w:r>
+            <w:r>
+              <w:rPr>
+                <w:rtl w:val="0"/>
+              </w:rPr>
             </w:r>
           </w:p>
         </w:tc>
@@ -9450,7 +9305,12 @@
               <w:rPr>
                 <w:rtl w:val="0"/>
               </w:rPr>
-              <w:t xml:space="preserve">Conduct early technical research, study existing LMS frameworks, build small prototypes (POC) for AI grading and learning analytics.</w:t>
+              <w:t xml:space="preserve">Mitigate by organizing frequent progress meetings and utilizing primary communication platforms such as Google Meet, Messenger, and Zalo. </w:t>
+            </w:r>
+            <w:r>
+              <w:rPr>
+                <w:rtl w:val="0"/>
+              </w:rPr>
             </w:r>
           </w:p>
         </w:tc>
@@ -9515,6 +9375,7 @@
           <w:p>
             <w:pPr>
               <w:spacing w:line="360" w:lineRule="auto"/>
+              <w:ind w:right="-46.181102362204456"/>
               <w:jc w:val="both"/>
               <w:rPr/>
             </w:pPr>
@@ -9522,7 +9383,12 @@
               <w:rPr>
                 <w:rtl w:val="0"/>
               </w:rPr>
-              <w:t xml:space="preserve">Integration risk with third-party services (AI libraries, cloud storage, authentication services)</w:t>
+              <w:t xml:space="preserve">Integration risk associated with third-party services such as AI libraries, cloud storage,and authentication protocols. </w:t>
+            </w:r>
+            <w:r>
+              <w:rPr>
+                <w:rtl w:val="0"/>
+              </w:rPr>
             </w:r>
           </w:p>
         </w:tc>
@@ -9605,6 +9471,7 @@
           <w:p>
             <w:pPr>
               <w:spacing w:line="360" w:lineRule="auto"/>
+              <w:ind w:right="55.15748031496173"/>
               <w:jc w:val="both"/>
               <w:rPr/>
             </w:pPr>
@@ -9612,7 +9479,12 @@
               <w:rPr>
                 <w:rtl w:val="0"/>
               </w:rPr>
-              <w:t xml:space="preserve">Use sandbox environments early, design fallback mechanisms when external services fail, and prepare alternative technical solutions.</w:t>
+              <w:t xml:space="preserve">Establish a clear system architecture and standardize APIs to ensure seamless connectivity. Additionally, implement sandbox environments early and design fallback mechanisms to maintain functionality during external service failures. </w:t>
+            </w:r>
+            <w:r>
+              <w:rPr>
+                <w:rtl w:val="0"/>
+              </w:rPr>
             </w:r>
           </w:p>
         </w:tc>
@@ -9783,10 +9655,23 @@
     </w:tbl>
     <w:p>
       <w:pPr>
+        <w:spacing w:before="200" w:line="360" w:lineRule="auto"/>
+        <w:jc w:val="center"/>
         <w:rPr>
           <w:rFonts w:ascii="Times New Roman" w:cs="Times New Roman" w:eastAsia="Times New Roman" w:hAnsi="Times New Roman"/>
         </w:rPr>
       </w:pPr>
+      <w:r>
+        <w:rPr>
+          <w:rFonts w:ascii="Times New Roman" w:cs="Times New Roman" w:eastAsia="Times New Roman" w:hAnsi="Times New Roman"/>
+          <w:i w:val="1"/>
+          <w:iCs w:val="1"/>
+          <w:sz w:val="24"/>
+          <w:szCs w:val="24"/>
+          <w:rtl w:val="0"/>
+        </w:rPr>
+        <w:t xml:space="preserve">Table 3:Project Risks</w:t>
+      </w:r>
       <w:r>
         <w:rPr>
           <w:rtl w:val="0"/>
@@ -9796,13 +9681,13 @@
     <w:p>
       <w:pPr>
         <w:pStyle w:val="Heading2"/>
-        <w:spacing w:after="200" w:lineRule="auto"/>
+        <w:spacing w:after="200" w:before="0" w:line="360" w:lineRule="auto"/>
         <w:rPr>
           <w:rFonts w:ascii="Times New Roman" w:cs="Times New Roman" w:eastAsia="Times New Roman" w:hAnsi="Times New Roman"/>
         </w:rPr>
       </w:pPr>
-      <w:bookmarkStart w:colFirst="0" w:colLast="0" w:name="_heading=h.yno75zis4l97" w:id="9"/>
-      <w:bookmarkEnd w:id="9"/>
+      <w:bookmarkStart w:colFirst="0" w:colLast="0" w:name="_heading=h.yno75zis4l97" w:id="6"/>
+      <w:bookmarkEnd w:id="6"/>
       <w:r>
         <w:rPr>
           <w:rFonts w:ascii="Times New Roman" w:cs="Times New Roman" w:eastAsia="Times New Roman" w:hAnsi="Times New Roman"/>
@@ -9814,28 +9699,7 @@
     <w:p>
       <w:pPr>
         <w:pStyle w:val="Heading3"/>
-        <w:rPr>
-          <w:rFonts w:ascii="Times New Roman" w:cs="Times New Roman" w:eastAsia="Times New Roman" w:hAnsi="Times New Roman"/>
-          <w:sz w:val="25"/>
-          <w:szCs w:val="25"/>
-        </w:rPr>
-      </w:pPr>
-      <w:bookmarkStart w:colFirst="0" w:colLast="0" w:name="_heading=h.urnl55rojorm" w:id="10"/>
-      <w:bookmarkEnd w:id="10"/>
-      <w:r>
-        <w:rPr>
-          <w:rFonts w:ascii="Times New Roman" w:cs="Times New Roman" w:eastAsia="Times New Roman" w:hAnsi="Times New Roman"/>
-          <w:sz w:val="25"/>
-          <w:szCs w:val="25"/>
-          <w:rtl w:val="0"/>
-        </w:rPr>
-        <w:t xml:space="preserve">2.1 Project Processes</w:t>
-      </w:r>
-    </w:p>
-    <w:p>
-      <w:pPr>
-        <w:spacing w:after="240" w:before="240" w:line="360" w:lineRule="auto"/>
-        <w:jc w:val="both"/>
+        <w:spacing w:after="200" w:before="0" w:line="360" w:lineRule="auto"/>
         <w:rPr>
           <w:rFonts w:ascii="Times New Roman" w:cs="Times New Roman" w:eastAsia="Times New Roman" w:hAnsi="Times New Roman"/>
           <w:b w:val="1"/>
@@ -9844,6 +9708,43 @@
           <w:szCs w:val="24"/>
         </w:rPr>
       </w:pPr>
+      <w:bookmarkStart w:colFirst="0" w:colLast="0" w:name="_heading=h.urnl55rojorm" w:id="7"/>
+      <w:bookmarkEnd w:id="7"/>
+      <w:r>
+        <w:rPr>
+          <w:rFonts w:ascii="Times New Roman" w:cs="Times New Roman" w:eastAsia="Times New Roman" w:hAnsi="Times New Roman"/>
+          <w:sz w:val="25"/>
+          <w:szCs w:val="25"/>
+          <w:rtl w:val="0"/>
+        </w:rPr>
+        <w:t xml:space="preserve">2.1 Project Processes</w:t>
+      </w:r>
+      <w:r>
+        <w:rPr>
+          <w:rtl w:val="0"/>
+        </w:rPr>
+      </w:r>
+    </w:p>
+    <w:p>
+      <w:pPr>
+        <w:spacing w:after="200" w:line="360" w:lineRule="auto"/>
+        <w:ind w:firstLine="720"/>
+        <w:jc w:val="both"/>
+        <w:rPr>
+          <w:rFonts w:ascii="Times New Roman" w:cs="Times New Roman" w:eastAsia="Times New Roman" w:hAnsi="Times New Roman"/>
+          <w:sz w:val="24"/>
+          <w:szCs w:val="24"/>
+        </w:rPr>
+      </w:pPr>
+      <w:r>
+        <w:rPr>
+          <w:rFonts w:ascii="Times New Roman" w:cs="Times New Roman" w:eastAsia="Times New Roman" w:hAnsi="Times New Roman"/>
+          <w:sz w:val="24"/>
+          <w:szCs w:val="24"/>
+          <w:rtl w:val="0"/>
+        </w:rPr>
+        <w:t xml:space="preserve">The Nova Learning Management System (Nova LMS) is developed using the </w:t>
+      </w:r>
       <w:r>
         <w:rPr>
           <w:rFonts w:ascii="Times New Roman" w:cs="Times New Roman" w:eastAsia="Times New Roman" w:hAnsi="Times New Roman"/>
@@ -9853,73 +9754,21 @@
           <w:szCs w:val="24"/>
           <w:rtl w:val="0"/>
         </w:rPr>
-        <w:t xml:space="preserve">2.1.1 Software Development Process Model</w:t>
+        <w:t xml:space="preserve">Iterative and Incremental Development Model</w:t>
+      </w:r>
+      <w:r>
+        <w:rPr>
+          <w:rFonts w:ascii="Times New Roman" w:cs="Times New Roman" w:eastAsia="Times New Roman" w:hAnsi="Times New Roman"/>
+          <w:sz w:val="24"/>
+          <w:szCs w:val="24"/>
+          <w:rtl w:val="0"/>
+        </w:rPr>
+        <w:t xml:space="preserve">. This model is selected to ensure flexibility, continuous improvement, and early delivery of functional system components throughout the development process.</w:t>
       </w:r>
     </w:p>
     <w:p>
       <w:pPr>
-        <w:spacing w:after="240" w:before="240" w:line="360" w:lineRule="auto"/>
-        <w:ind w:firstLine="720"/>
-        <w:jc w:val="both"/>
-        <w:rPr>
-          <w:rFonts w:ascii="Times New Roman" w:cs="Times New Roman" w:eastAsia="Times New Roman" w:hAnsi="Times New Roman"/>
-          <w:sz w:val="24"/>
-          <w:szCs w:val="24"/>
-        </w:rPr>
-      </w:pPr>
-      <w:r>
-        <w:rPr>
-          <w:rFonts w:ascii="Times New Roman" w:cs="Times New Roman" w:eastAsia="Times New Roman" w:hAnsi="Times New Roman"/>
-          <w:sz w:val="24"/>
-          <w:szCs w:val="24"/>
-          <w:rtl w:val="0"/>
-        </w:rPr>
-        <w:t xml:space="preserve">The </w:t>
-      </w:r>
-      <w:r>
-        <w:rPr>
-          <w:rFonts w:ascii="Times New Roman" w:cs="Times New Roman" w:eastAsia="Times New Roman" w:hAnsi="Times New Roman"/>
-          <w:b w:val="1"/>
-          <w:bCs w:val="1"/>
-          <w:sz w:val="24"/>
-          <w:szCs w:val="24"/>
-          <w:rtl w:val="0"/>
-        </w:rPr>
-        <w:t xml:space="preserve">Nova LMS</w:t>
-      </w:r>
-      <w:r>
-        <w:rPr>
-          <w:rFonts w:ascii="Times New Roman" w:cs="Times New Roman" w:eastAsia="Times New Roman" w:hAnsi="Times New Roman"/>
-          <w:sz w:val="24"/>
-          <w:szCs w:val="24"/>
-          <w:rtl w:val="0"/>
-        </w:rPr>
-        <w:t xml:space="preserve"> system is developed using the</w:t>
-      </w:r>
-      <w:r>
-        <w:rPr>
-          <w:rFonts w:ascii="Times New Roman" w:cs="Times New Roman" w:eastAsia="Times New Roman" w:hAnsi="Times New Roman"/>
-          <w:b w:val="1"/>
-          <w:bCs w:val="1"/>
-          <w:sz w:val="24"/>
-          <w:szCs w:val="24"/>
-          <w:rtl w:val="0"/>
-        </w:rPr>
-        <w:t xml:space="preserve">Iterative and Incremental Development Model</w:t>
-      </w:r>
-      <w:r>
-        <w:rPr>
-          <w:rFonts w:ascii="Times New Roman" w:cs="Times New Roman" w:eastAsia="Times New Roman" w:hAnsi="Times New Roman"/>
-          <w:sz w:val="24"/>
-          <w:szCs w:val="24"/>
-          <w:rtl w:val="0"/>
-        </w:rPr>
-        <w:t xml:space="preserve">  to ensure flexible implementation and continuous improvement throughout the project.</w:t>
-      </w:r>
-    </w:p>
-    <w:p>
-      <w:pPr>
-        <w:spacing w:after="0" w:before="0" w:line="240" w:lineRule="auto"/>
+        <w:spacing w:after="200" w:before="0" w:line="360" w:lineRule="auto"/>
         <w:ind w:left="0" w:firstLine="0"/>
         <w:jc w:val="center"/>
         <w:rPr>
@@ -9938,12 +9787,12 @@
           <wp:inline distB="114300" distT="114300" distL="114300" distR="114300">
             <wp:extent cx="4762500" cy="2667000"/>
             <wp:effectExtent b="0" l="0" r="0" t="0"/>
-            <wp:docPr id="6" name="image2.png"/>
+            <wp:docPr id="6" name="image1.png"/>
             <a:graphic>
               <a:graphicData uri="http://schemas.openxmlformats.org/drawingml/2006/picture">
                 <pic:pic>
                   <pic:nvPicPr>
-                    <pic:cNvPr id="0" name="image2.png"/>
+                    <pic:cNvPr id="0" name="image1.png"/>
                     <pic:cNvPicPr preferRelativeResize="0"/>
                   </pic:nvPicPr>
                   <pic:blipFill>
@@ -9975,7 +9824,7 @@
     </w:p>
     <w:p>
       <w:pPr>
-        <w:spacing w:after="200" w:before="200" w:line="360" w:lineRule="auto"/>
+        <w:spacing w:after="200" w:before="0" w:line="360" w:lineRule="auto"/>
         <w:ind w:left="0" w:firstLine="0"/>
         <w:jc w:val="center"/>
         <w:rPr/>
@@ -9999,7 +9848,7 @@
     </w:p>
     <w:p>
       <w:pPr>
-        <w:spacing w:after="200" w:before="0" w:line="360" w:lineRule="auto"/>
+        <w:spacing w:after="200" w:line="360" w:lineRule="auto"/>
         <w:ind w:firstLine="720"/>
         <w:jc w:val="both"/>
         <w:rPr>
@@ -10008,6 +9857,36 @@
           <w:szCs w:val="24"/>
         </w:rPr>
       </w:pPr>
+      <w:r>
+        <w:rPr>
+          <w:rFonts w:ascii="Times New Roman" w:cs="Times New Roman" w:eastAsia="Times New Roman" w:hAnsi="Times New Roman"/>
+          <w:sz w:val="24"/>
+          <w:szCs w:val="24"/>
+          <w:rtl w:val="0"/>
+        </w:rPr>
+        <w:t xml:space="preserve">Nova LMS is composed of multiple functional modules, including User &amp; Authentication, Course Management, Class Management, Learning Enrollment, Course Content, Question Bank, Quiz–Assessment, System Dashboard, and System Configurations. Due to the modular structure, the system is developed in multiple iterations, where each iteration focuses on a specific set of features. Core functionalities are prioritized and implemented in early iterations, while additional features are developed in later stages.</w:t>
+      </w:r>
+    </w:p>
+    <w:p>
+      <w:pPr>
+        <w:spacing w:after="200" w:line="360" w:lineRule="auto"/>
+        <w:ind w:firstLine="720"/>
+        <w:jc w:val="both"/>
+        <w:rPr>
+          <w:rFonts w:ascii="Times New Roman" w:cs="Times New Roman" w:eastAsia="Times New Roman" w:hAnsi="Times New Roman"/>
+          <w:sz w:val="24"/>
+          <w:szCs w:val="24"/>
+        </w:rPr>
+      </w:pPr>
+      <w:r>
+        <w:rPr>
+          <w:rFonts w:ascii="Times New Roman" w:cs="Times New Roman" w:eastAsia="Times New Roman" w:hAnsi="Times New Roman"/>
+          <w:sz w:val="24"/>
+          <w:szCs w:val="24"/>
+          <w:rtl w:val="0"/>
+        </w:rPr>
+        <w:t xml:space="preserve">The project is divided into iterations of approximately </w:t>
+      </w:r>
       <w:r>
         <w:rPr>
           <w:rFonts w:ascii="Times New Roman" w:cs="Times New Roman" w:eastAsia="Times New Roman" w:hAnsi="Times New Roman"/>
@@ -10017,7 +9896,7 @@
           <w:szCs w:val="24"/>
           <w:rtl w:val="0"/>
         </w:rPr>
-        <w:t xml:space="preserve">Nova LMS</w:t>
+        <w:t xml:space="preserve">two weeks</w:t>
       </w:r>
       <w:r>
         <w:rPr>
@@ -10026,12 +9905,12 @@
           <w:szCs w:val="24"/>
           <w:rtl w:val="0"/>
         </w:rPr>
-        <w:t xml:space="preserve"> includes multiple functional modules such as user management, course management, learning content, enrollment, and learning progress tracking. Therefore, the system is developed through multiple iterations, with each iteration focusing on a specific set of LMS features. Core functions are implemented first, while additional and advanced features are added in later iterations.</w:t>
+        <w:t xml:space="preserve">. In each iteration, the team performs a complete development cycle, including planning, requirement analysis, system design, implementation, testing, and review. At the end of each iteration, the developed features are evaluated before proceeding to the next iteration.</w:t>
       </w:r>
     </w:p>
     <w:p>
       <w:pPr>
-        <w:spacing w:after="200" w:before="0" w:line="360" w:lineRule="auto"/>
+        <w:spacing w:after="200" w:line="360" w:lineRule="auto"/>
         <w:ind w:firstLine="720"/>
         <w:jc w:val="both"/>
         <w:rPr>
@@ -10047,29 +9926,21 @@
           <w:szCs w:val="24"/>
           <w:rtl w:val="0"/>
         </w:rPr>
-        <w:t xml:space="preserve">The project is divided into iterations lasting 2 weeks. In each iteration, the team defines the scope, analyzes requirements, designs solutions, implements functions, performs testing, and reviews the results. Completed features are evaluated before moving to the next iteration.</w:t>
+        <w:t xml:space="preserve">This development model is suitable for Nova LMS because system requirements may evolve during development. Feedback from testing and stakeholders may lead to adjustments in features and functionalities. The iterative approach allows the team to manage these changes effectively, reduce risks, and continuously improve the system.</w:t>
       </w:r>
     </w:p>
     <w:p>
       <w:pPr>
-        <w:spacing w:after="200" w:before="0" w:line="360" w:lineRule="auto"/>
-        <w:ind w:firstLine="720"/>
+        <w:spacing w:after="200" w:line="360" w:lineRule="auto"/>
         <w:jc w:val="both"/>
         <w:rPr>
           <w:rFonts w:ascii="Times New Roman" w:cs="Times New Roman" w:eastAsia="Times New Roman" w:hAnsi="Times New Roman"/>
+          <w:b w:val="1"/>
+          <w:bCs w:val="1"/>
           <w:sz w:val="24"/>
           <w:szCs w:val="24"/>
         </w:rPr>
       </w:pPr>
-      <w:r>
-        <w:rPr>
-          <w:rFonts w:ascii="Times New Roman" w:cs="Times New Roman" w:eastAsia="Times New Roman" w:hAnsi="Times New Roman"/>
-          <w:sz w:val="24"/>
-          <w:szCs w:val="24"/>
-          <w:rtl w:val="0"/>
-        </w:rPr>
-        <w:t xml:space="preserve">This model is chosen because the requirements of </w:t>
-      </w:r>
       <w:r>
         <w:rPr>
           <w:rFonts w:ascii="Times New Roman" w:cs="Times New Roman" w:eastAsia="Times New Roman" w:hAnsi="Times New Roman"/>
@@ -10079,8 +9950,20 @@
           <w:szCs w:val="24"/>
           <w:rtl w:val="0"/>
         </w:rPr>
-        <w:t xml:space="preserve">Nova LMS</w:t>
+        <w:t xml:space="preserve">Requirement and Scope Management</w:t>
       </w:r>
+    </w:p>
+    <w:p>
+      <w:pPr>
+        <w:spacing w:after="200" w:line="360" w:lineRule="auto"/>
+        <w:ind w:firstLine="720"/>
+        <w:jc w:val="both"/>
+        <w:rPr>
+          <w:rFonts w:ascii="Times New Roman" w:cs="Times New Roman" w:eastAsia="Times New Roman" w:hAnsi="Times New Roman"/>
+          <w:sz w:val="24"/>
+          <w:szCs w:val="24"/>
+        </w:rPr>
+      </w:pPr>
       <w:r>
         <w:rPr>
           <w:rFonts w:ascii="Times New Roman" w:cs="Times New Roman" w:eastAsia="Times New Roman" w:hAnsi="Times New Roman"/>
@@ -10088,15 +9971,12 @@
           <w:szCs w:val="24"/>
           <w:rtl w:val="0"/>
         </w:rPr>
-        <w:t xml:space="preserve"> may evolve during development. Some functions need to be adjusted based on testing results and user feedback. By applying this model, the team can deliver usable features early, manage changes effectively, and reduce project risks.</w:t>
+        <w:t xml:space="preserve">The initial development focuses on core LMS functionalities such as user management, course management, and learning features. Each iteration has a clearly defined scope to ensure controlled development and avoid scope creep. New or updated requirements are documented and planned for future iterations.</w:t>
       </w:r>
     </w:p>
     <w:p>
       <w:pPr>
-        <w:keepNext w:val="0"/>
-        <w:keepLines w:val="0"/>
-        <w:spacing w:after="0" w:before="0" w:line="360" w:lineRule="auto"/>
-        <w:ind w:left="0" w:firstLine="0"/>
+        <w:spacing w:after="200" w:line="360" w:lineRule="auto"/>
         <w:jc w:val="both"/>
         <w:rPr>
           <w:rFonts w:ascii="Times New Roman" w:cs="Times New Roman" w:eastAsia="Times New Roman" w:hAnsi="Times New Roman"/>
@@ -10115,15 +9995,13 @@
           <w:szCs w:val="24"/>
           <w:rtl w:val="0"/>
         </w:rPr>
-        <w:t xml:space="preserve">Requirement &amp; Scope Management</w:t>
+        <w:t xml:space="preserve">Change Management</w:t>
       </w:r>
     </w:p>
     <w:p>
       <w:pPr>
-        <w:keepNext w:val="0"/>
-        <w:keepLines w:val="0"/>
-        <w:spacing w:after="200" w:before="0" w:line="360" w:lineRule="auto"/>
-        <w:ind w:left="0" w:firstLine="720"/>
+        <w:spacing w:after="200" w:line="360" w:lineRule="auto"/>
+        <w:ind w:firstLine="720"/>
         <w:jc w:val="both"/>
         <w:rPr>
           <w:rFonts w:ascii="Times New Roman" w:cs="Times New Roman" w:eastAsia="Times New Roman" w:hAnsi="Times New Roman"/>
@@ -10138,14 +10016,12 @@
           <w:szCs w:val="24"/>
           <w:rtl w:val="0"/>
         </w:rPr>
-        <w:t xml:space="preserve">Initial requirements focus on the core LMS functions such as user accounts, course listing, and lesson management. Each iteration has a clearly defined scope to prevent uncontrolled expansion. New or updated requirements are documented and scheduled for future iterations.</w:t>
+        <w:t xml:space="preserve">All requirement changes are reviewed between iterations. Each change is analyzed based on its impact on system functionality, development effort, and timeline. Approved changes are incorporated into subsequent iterations.</w:t>
       </w:r>
     </w:p>
     <w:p>
       <w:pPr>
-        <w:keepNext w:val="0"/>
-        <w:keepLines w:val="0"/>
-        <w:spacing w:after="0" w:before="0" w:line="360" w:lineRule="auto"/>
+        <w:spacing w:after="200" w:line="360" w:lineRule="auto"/>
         <w:jc w:val="both"/>
         <w:rPr>
           <w:rFonts w:ascii="Times New Roman" w:cs="Times New Roman" w:eastAsia="Times New Roman" w:hAnsi="Times New Roman"/>
@@ -10164,15 +10040,13 @@
           <w:szCs w:val="24"/>
           <w:rtl w:val="0"/>
         </w:rPr>
-        <w:t xml:space="preserve">Change Management</w:t>
+        <w:t xml:space="preserve">Time Management</w:t>
       </w:r>
     </w:p>
     <w:p>
       <w:pPr>
-        <w:keepNext w:val="0"/>
-        <w:keepLines w:val="0"/>
-        <w:spacing w:after="200" w:before="0" w:line="360" w:lineRule="auto"/>
-        <w:ind w:left="0" w:firstLine="720"/>
+        <w:spacing w:after="200" w:line="360" w:lineRule="auto"/>
+        <w:ind w:firstLine="720"/>
         <w:jc w:val="both"/>
         <w:rPr>
           <w:rFonts w:ascii="Times New Roman" w:cs="Times New Roman" w:eastAsia="Times New Roman" w:hAnsi="Times New Roman"/>
@@ -10187,15 +10061,12 @@
           <w:szCs w:val="24"/>
           <w:rtl w:val="0"/>
         </w:rPr>
-        <w:t xml:space="preserve">Requirement changes are reviewed and applied between iterations. Each change is evaluated based on its impact on system functions, development effort, and project schedule. Approved changes are included in the next iteration plan.</w:t>
+        <w:t xml:space="preserve">Each iteration is planned with specific objectives and deliverables. Progress is reviewed at the end of each iteration to ensure the project stays on schedule.</w:t>
       </w:r>
     </w:p>
     <w:p>
       <w:pPr>
-        <w:keepNext w:val="0"/>
-        <w:keepLines w:val="0"/>
-        <w:spacing w:after="0" w:before="0" w:line="360" w:lineRule="auto"/>
-        <w:ind w:left="0" w:firstLine="0"/>
+        <w:spacing w:after="200" w:line="360" w:lineRule="auto"/>
         <w:jc w:val="both"/>
         <w:rPr>
           <w:rFonts w:ascii="Times New Roman" w:cs="Times New Roman" w:eastAsia="Times New Roman" w:hAnsi="Times New Roman"/>
@@ -10214,15 +10085,42 @@
           <w:szCs w:val="24"/>
           <w:rtl w:val="0"/>
         </w:rPr>
-        <w:t xml:space="preserve">Time Management</w:t>
+        <w:t xml:space="preserve">Development, Monitoring, and Control</w:t>
       </w:r>
     </w:p>
     <w:p>
       <w:pPr>
-        <w:keepNext w:val="0"/>
-        <w:keepLines w:val="0"/>
-        <w:spacing w:after="200" w:before="0" w:line="360" w:lineRule="auto"/>
-        <w:ind w:left="0" w:firstLine="720"/>
+        <w:spacing w:after="200" w:line="360" w:lineRule="auto"/>
+        <w:ind w:firstLine="720"/>
+        <w:jc w:val="both"/>
+        <w:rPr>
+          <w:rFonts w:ascii="Times New Roman" w:cs="Times New Roman" w:eastAsia="Times New Roman" w:hAnsi="Times New Roman"/>
+          <w:sz w:val="24"/>
+          <w:szCs w:val="24"/>
+        </w:rPr>
+      </w:pPr>
+      <w:sdt>
+        <w:sdtPr>
+          <w:id w:val="1074497210"/>
+          <w:tag w:val="goog_rdk_0"/>
+        </w:sdtPr>
+        <w:sdtContent>
+          <w:r>
+            <w:rPr>
+              <w:rFonts w:ascii="Cardo" w:cs="Cardo" w:eastAsia="Cardo" w:hAnsi="Cardo"/>
+              <w:sz w:val="24"/>
+              <w:szCs w:val="24"/>
+              <w:rtl w:val="0"/>
+            </w:rPr>
+            <w:t xml:space="preserve">Each iteration follows a structured workflow: Planning → Analysis → Design → Implementation → Testing → Review.</w:t>
+          </w:r>
+        </w:sdtContent>
+      </w:sdt>
+    </w:p>
+    <w:p>
+      <w:pPr>
+        <w:spacing w:after="200" w:line="360" w:lineRule="auto"/>
+        <w:ind w:firstLine="720"/>
         <w:jc w:val="both"/>
         <w:rPr>
           <w:rFonts w:ascii="Times New Roman" w:cs="Times New Roman" w:eastAsia="Times New Roman" w:hAnsi="Times New Roman"/>
@@ -10237,15 +10135,55 @@
           <w:szCs w:val="24"/>
           <w:rtl w:val="0"/>
         </w:rPr>
-        <w:t xml:space="preserve">Each iteration has clear objectives and deliverables. Progress is reviewed at the end of each iteration to ensure the project remains on schedule.</w:t>
+        <w:t xml:space="preserve">Source code is managed using Git to support version control and collaboration. Issues and risks are identified early and addressed in subsequent iterations to ensure continuous improvement and system stability.</w:t>
       </w:r>
     </w:p>
     <w:p>
       <w:pPr>
-        <w:keepNext w:val="0"/>
-        <w:keepLines w:val="0"/>
-        <w:spacing w:after="0" w:before="0" w:line="360" w:lineRule="auto"/>
-        <w:ind w:left="0" w:firstLine="0"/>
+        <w:pStyle w:val="Heading3"/>
+        <w:spacing w:after="200" w:before="200" w:lineRule="auto"/>
+        <w:rPr>
+          <w:rFonts w:ascii="Times New Roman" w:cs="Times New Roman" w:eastAsia="Times New Roman" w:hAnsi="Times New Roman"/>
+          <w:sz w:val="25"/>
+          <w:szCs w:val="25"/>
+        </w:rPr>
+      </w:pPr>
+      <w:bookmarkStart w:colFirst="0" w:colLast="0" w:name="_heading=h.vltd1ph6yux9" w:id="8"/>
+      <w:bookmarkEnd w:id="8"/>
+      <w:r>
+        <w:rPr>
+          <w:rFonts w:ascii="Times New Roman" w:cs="Times New Roman" w:eastAsia="Times New Roman" w:hAnsi="Times New Roman"/>
+          <w:sz w:val="25"/>
+          <w:szCs w:val="25"/>
+          <w:rtl w:val="0"/>
+        </w:rPr>
+        <w:t xml:space="preserve">2.2 Quality Management</w:t>
+      </w:r>
+    </w:p>
+    <w:p>
+      <w:pPr>
+        <w:spacing w:after="200" w:line="360" w:lineRule="auto"/>
+        <w:ind w:firstLine="720"/>
+        <w:jc w:val="both"/>
+        <w:rPr>
+          <w:rFonts w:ascii="Times New Roman" w:cs="Times New Roman" w:eastAsia="Times New Roman" w:hAnsi="Times New Roman"/>
+          <w:sz w:val="24"/>
+          <w:szCs w:val="24"/>
+        </w:rPr>
+      </w:pPr>
+      <w:r>
+        <w:rPr>
+          <w:rFonts w:ascii="Times New Roman" w:cs="Times New Roman" w:eastAsia="Times New Roman" w:hAnsi="Times New Roman"/>
+          <w:sz w:val="24"/>
+          <w:szCs w:val="24"/>
+          <w:rtl w:val="0"/>
+        </w:rPr>
+        <w:t xml:space="preserve">Quality management for the Nova LMS is applied throughout the development process to ensure that the system meets functional requirements, maintains stability, and supports maintainability.</w:t>
+      </w:r>
+    </w:p>
+    <w:p>
+      <w:pPr>
+        <w:spacing w:after="200" w:line="360" w:lineRule="auto"/>
         <w:jc w:val="both"/>
         <w:rPr>
           <w:rFonts w:ascii="Times New Roman" w:cs="Times New Roman" w:eastAsia="Times New Roman" w:hAnsi="Times New Roman"/>
@@ -10264,68 +10202,21 @@
           <w:szCs w:val="24"/>
           <w:rtl w:val="0"/>
         </w:rPr>
-        <w:t xml:space="preserve">Development, Monitoring and Control</w:t>
+        <w:t xml:space="preserve">Quality Activities:</w:t>
       </w:r>
     </w:p>
     <w:p>
       <w:pPr>
-        <w:keepNext w:val="0"/>
-        <w:keepLines w:val="0"/>
-        <w:spacing w:after="200" w:before="0" w:line="360" w:lineRule="auto"/>
-        <w:ind w:left="0" w:firstLine="720"/>
+        <w:spacing w:after="200" w:line="360" w:lineRule="auto"/>
         <w:jc w:val="both"/>
         <w:rPr>
           <w:rFonts w:ascii="Times New Roman" w:cs="Times New Roman" w:eastAsia="Times New Roman" w:hAnsi="Times New Roman"/>
+          <w:b w:val="1"/>
+          <w:bCs w:val="1"/>
           <w:sz w:val="24"/>
           <w:szCs w:val="24"/>
         </w:rPr>
       </w:pPr>
-      <w:r>
-        <w:rPr>
-          <w:rFonts w:ascii="Times New Roman" w:cs="Times New Roman" w:eastAsia="Times New Roman" w:hAnsi="Times New Roman"/>
-          <w:sz w:val="24"/>
-          <w:szCs w:val="24"/>
-          <w:rtl w:val="0"/>
-        </w:rPr>
-        <w:t xml:space="preserve">Each iteration follows the workflow: </w:t>
-      </w:r>
-      <w:sdt>
-        <w:sdtPr>
-          <w:id w:val="2115222403"/>
-          <w:tag w:val="goog_rdk_0"/>
-        </w:sdtPr>
-        <w:sdtContent>
-          <w:r>
-            <w:rPr>
-              <w:rFonts w:ascii="Cardo" w:cs="Cardo" w:eastAsia="Cardo" w:hAnsi="Cardo"/>
-              <w:b w:val="1"/>
-              <w:bCs w:val="1"/>
-              <w:sz w:val="24"/>
-              <w:szCs w:val="24"/>
-              <w:rtl w:val="0"/>
-            </w:rPr>
-            <w:t xml:space="preserve">Planning → Analysis → Design → Implementation → Testing → Review.</w:t>
-          </w:r>
-        </w:sdtContent>
-      </w:sdt>
-      <w:r>
-        <w:rPr>
-          <w:rFonts w:ascii="Times New Roman" w:cs="Times New Roman" w:eastAsia="Times New Roman" w:hAnsi="Times New Roman"/>
-          <w:sz w:val="24"/>
-          <w:szCs w:val="24"/>
-          <w:rtl w:val="0"/>
-        </w:rPr>
-        <w:t xml:space="preserve"> </w:t>
-      </w:r>
-      <w:r>
-        <w:rPr>
-          <w:rFonts w:ascii="Times New Roman" w:cs="Times New Roman" w:eastAsia="Times New Roman" w:hAnsi="Times New Roman"/>
-          <w:sz w:val="24"/>
-          <w:szCs w:val="24"/>
-          <w:rtl w:val="0"/>
-        </w:rPr>
-        <w:t xml:space="preserve">Previously developed </w:t>
-      </w:r>
       <w:r>
         <w:rPr>
           <w:rFonts w:ascii="Times New Roman" w:cs="Times New Roman" w:eastAsia="Times New Roman" w:hAnsi="Times New Roman"/>
@@ -10335,8 +10226,20 @@
           <w:szCs w:val="24"/>
           <w:rtl w:val="0"/>
         </w:rPr>
-        <w:t xml:space="preserve">Nova LMS</w:t>
+        <w:t xml:space="preserve">Requirement and Design Review</w:t>
       </w:r>
+    </w:p>
+    <w:p>
+      <w:pPr>
+        <w:spacing w:after="200" w:line="360" w:lineRule="auto"/>
+        <w:ind w:firstLine="720"/>
+        <w:jc w:val="both"/>
+        <w:rPr>
+          <w:rFonts w:ascii="Times New Roman" w:cs="Times New Roman" w:eastAsia="Times New Roman" w:hAnsi="Times New Roman"/>
+          <w:sz w:val="24"/>
+          <w:szCs w:val="24"/>
+        </w:rPr>
+      </w:pPr>
       <w:r>
         <w:rPr>
           <w:rFonts w:ascii="Times New Roman" w:cs="Times New Roman" w:eastAsia="Times New Roman" w:hAnsi="Times New Roman"/>
@@ -10344,51 +10247,21 @@
           <w:szCs w:val="24"/>
           <w:rtl w:val="0"/>
         </w:rPr>
-        <w:t xml:space="preserve"> modules are reused and enhanced in later iterations. Git is used to manage source code changes. Issues and risks are identified early and addressed in subsequent iterations.</w:t>
+        <w:t xml:space="preserve">Requirement documents and system designs are reviewed within the team before implementation in each iteration. This helps ensure that requirements are clear, feasible, and aligned with system objectives.</w:t>
       </w:r>
     </w:p>
     <w:p>
       <w:pPr>
-        <w:pStyle w:val="Heading3"/>
-        <w:spacing w:after="200" w:before="200" w:lineRule="auto"/>
+        <w:spacing w:after="200" w:line="360" w:lineRule="auto"/>
+        <w:jc w:val="both"/>
         <w:rPr>
           <w:rFonts w:ascii="Times New Roman" w:cs="Times New Roman" w:eastAsia="Times New Roman" w:hAnsi="Times New Roman"/>
-          <w:sz w:val="25"/>
-          <w:szCs w:val="25"/>
-        </w:rPr>
-      </w:pPr>
-      <w:bookmarkStart w:colFirst="0" w:colLast="0" w:name="_heading=h.vltd1ph6yux9" w:id="11"/>
-      <w:bookmarkEnd w:id="11"/>
-      <w:r>
-        <w:rPr>
-          <w:rFonts w:ascii="Times New Roman" w:cs="Times New Roman" w:eastAsia="Times New Roman" w:hAnsi="Times New Roman"/>
-          <w:sz w:val="25"/>
-          <w:szCs w:val="25"/>
-          <w:rtl w:val="0"/>
-        </w:rPr>
-        <w:t xml:space="preserve">2.2 Quality Management</w:t>
-      </w:r>
-    </w:p>
-    <w:p>
-      <w:pPr>
-        <w:spacing w:after="200" w:before="0" w:line="360" w:lineRule="auto"/>
-        <w:ind w:firstLine="720"/>
-        <w:jc w:val="both"/>
-        <w:rPr>
-          <w:rFonts w:ascii="Times New Roman" w:cs="Times New Roman" w:eastAsia="Times New Roman" w:hAnsi="Times New Roman"/>
+          <w:b w:val="1"/>
+          <w:bCs w:val="1"/>
           <w:sz w:val="24"/>
           <w:szCs w:val="24"/>
         </w:rPr>
       </w:pPr>
-      <w:r>
-        <w:rPr>
-          <w:rFonts w:ascii="Times New Roman" w:cs="Times New Roman" w:eastAsia="Times New Roman" w:hAnsi="Times New Roman"/>
-          <w:sz w:val="24"/>
-          <w:szCs w:val="24"/>
-          <w:rtl w:val="0"/>
-        </w:rPr>
-        <w:t xml:space="preserve">Quality management for the </w:t>
-      </w:r>
       <w:r>
         <w:rPr>
           <w:rFonts w:ascii="Times New Roman" w:cs="Times New Roman" w:eastAsia="Times New Roman" w:hAnsi="Times New Roman"/>
@@ -10398,8 +10271,20 @@
           <w:szCs w:val="24"/>
           <w:rtl w:val="0"/>
         </w:rPr>
-        <w:t xml:space="preserve">Nova LMS</w:t>
+        <w:t xml:space="preserve">Code Review</w:t>
       </w:r>
+    </w:p>
+    <w:p>
+      <w:pPr>
+        <w:spacing w:after="200" w:line="360" w:lineRule="auto"/>
+        <w:ind w:firstLine="720"/>
+        <w:jc w:val="both"/>
+        <w:rPr>
+          <w:rFonts w:ascii="Times New Roman" w:cs="Times New Roman" w:eastAsia="Times New Roman" w:hAnsi="Times New Roman"/>
+          <w:sz w:val="24"/>
+          <w:szCs w:val="24"/>
+        </w:rPr>
+      </w:pPr>
       <w:r>
         <w:rPr>
           <w:rFonts w:ascii="Times New Roman" w:cs="Times New Roman" w:eastAsia="Times New Roman" w:hAnsi="Times New Roman"/>
@@ -10407,220 +10292,12 @@
           <w:szCs w:val="24"/>
           <w:rtl w:val="0"/>
         </w:rPr>
-        <w:t xml:space="preserve"> project is applied throughout all development iterations to ensure the system meets functional requirements, is stable, and easy to maintain.</w:t>
+        <w:t xml:space="preserve">Source code is reviewed by team members after completing key functionalities. Feedback from code reviews is used to improve code quality, consistency, and maintainability.</w:t>
       </w:r>
     </w:p>
     <w:p>
       <w:pPr>
-        <w:keepNext w:val="0"/>
-        <w:keepLines w:val="0"/>
-        <w:spacing w:after="200" w:before="0" w:line="360" w:lineRule="auto"/>
-        <w:jc w:val="both"/>
-        <w:rPr>
-          <w:rFonts w:ascii="Times New Roman" w:cs="Times New Roman" w:eastAsia="Times New Roman" w:hAnsi="Times New Roman"/>
-          <w:b w:val="1"/>
-          <w:bCs w:val="1"/>
-          <w:sz w:val="24"/>
-          <w:szCs w:val="24"/>
-        </w:rPr>
-      </w:pPr>
-      <w:r>
-        <w:rPr>
-          <w:rFonts w:ascii="Times New Roman" w:cs="Times New Roman" w:eastAsia="Times New Roman" w:hAnsi="Times New Roman"/>
-          <w:b w:val="1"/>
-          <w:bCs w:val="1"/>
-          <w:sz w:val="24"/>
-          <w:szCs w:val="24"/>
-          <w:rtl w:val="0"/>
-        </w:rPr>
-        <w:t xml:space="preserve">Defect Prevention</w:t>
-      </w:r>
-    </w:p>
-    <w:p>
-      <w:pPr>
-        <w:numPr>
-          <w:ilvl w:val="0"/>
-          <w:numId w:val="6"/>
-        </w:numPr>
-        <w:spacing w:after="200" w:before="0" w:line="360" w:lineRule="auto"/>
-        <w:ind w:left="720" w:hanging="360"/>
-        <w:jc w:val="both"/>
-        <w:rPr>
-          <w:rFonts w:ascii="Times New Roman" w:cs="Times New Roman" w:eastAsia="Times New Roman" w:hAnsi="Times New Roman"/>
-          <w:sz w:val="24"/>
-          <w:szCs w:val="24"/>
-          <w:u w:val="none"/>
-        </w:rPr>
-      </w:pPr>
-      <w:r>
-        <w:rPr>
-          <w:rFonts w:ascii="Times New Roman" w:cs="Times New Roman" w:eastAsia="Times New Roman" w:hAnsi="Times New Roman"/>
-          <w:sz w:val="24"/>
-          <w:szCs w:val="24"/>
-          <w:rtl w:val="0"/>
-        </w:rPr>
-        <w:t xml:space="preserve">Requirements for each iteration are clearly analyzed and confirmed before implementation.</w:t>
-      </w:r>
-    </w:p>
-    <w:p>
-      <w:pPr>
-        <w:numPr>
-          <w:ilvl w:val="0"/>
-          <w:numId w:val="6"/>
-        </w:numPr>
-        <w:spacing w:after="200" w:before="0" w:line="360" w:lineRule="auto"/>
-        <w:ind w:left="720" w:hanging="360"/>
-        <w:jc w:val="both"/>
-        <w:rPr>
-          <w:rFonts w:ascii="Times New Roman" w:cs="Times New Roman" w:eastAsia="Times New Roman" w:hAnsi="Times New Roman"/>
-          <w:sz w:val="24"/>
-          <w:szCs w:val="24"/>
-          <w:u w:val="none"/>
-        </w:rPr>
-      </w:pPr>
-      <w:r>
-        <w:rPr>
-          <w:rFonts w:ascii="Times New Roman" w:cs="Times New Roman" w:eastAsia="Times New Roman" w:hAnsi="Times New Roman"/>
-          <w:sz w:val="24"/>
-          <w:szCs w:val="24"/>
-          <w:rtl w:val="0"/>
-        </w:rPr>
-        <w:t xml:space="preserve">Coding standards and naming conventions are applied consistently across all Nova LMS modules.</w:t>
-      </w:r>
-    </w:p>
-    <w:p>
-      <w:pPr>
-        <w:numPr>
-          <w:ilvl w:val="0"/>
-          <w:numId w:val="6"/>
-        </w:numPr>
-        <w:spacing w:after="200" w:before="0" w:line="360" w:lineRule="auto"/>
-        <w:ind w:left="720" w:hanging="360"/>
-        <w:jc w:val="both"/>
-        <w:rPr>
-          <w:rFonts w:ascii="Times New Roman" w:cs="Times New Roman" w:eastAsia="Times New Roman" w:hAnsi="Times New Roman"/>
-          <w:sz w:val="24"/>
-          <w:szCs w:val="24"/>
-          <w:u w:val="none"/>
-        </w:rPr>
-      </w:pPr>
-      <w:r>
-        <w:rPr>
-          <w:rFonts w:ascii="Times New Roman" w:cs="Times New Roman" w:eastAsia="Times New Roman" w:hAnsi="Times New Roman"/>
-          <w:sz w:val="24"/>
-          <w:szCs w:val="24"/>
-          <w:rtl w:val="0"/>
-        </w:rPr>
-        <w:t xml:space="preserve">Core modules that have been tested in previous iterations are reused to reduce new defects.</w:t>
-      </w:r>
-    </w:p>
-    <w:p>
-      <w:pPr>
-        <w:spacing w:after="200" w:before="0" w:line="360" w:lineRule="auto"/>
-        <w:ind w:left="0" w:firstLine="0"/>
-        <w:jc w:val="both"/>
-        <w:rPr>
-          <w:rFonts w:ascii="Times New Roman" w:cs="Times New Roman" w:eastAsia="Times New Roman" w:hAnsi="Times New Roman"/>
-          <w:b w:val="1"/>
-          <w:bCs w:val="1"/>
-          <w:sz w:val="24"/>
-          <w:szCs w:val="24"/>
-        </w:rPr>
-      </w:pPr>
-      <w:r>
-        <w:rPr>
-          <w:rFonts w:ascii="Times New Roman" w:cs="Times New Roman" w:eastAsia="Times New Roman" w:hAnsi="Times New Roman"/>
-          <w:b w:val="1"/>
-          <w:bCs w:val="1"/>
-          <w:sz w:val="24"/>
-          <w:szCs w:val="24"/>
-          <w:rtl w:val="0"/>
-        </w:rPr>
-        <w:t xml:space="preserve">Reviewing</w:t>
-      </w:r>
-    </w:p>
-    <w:p>
-      <w:pPr>
-        <w:numPr>
-          <w:ilvl w:val="0"/>
-          <w:numId w:val="3"/>
-        </w:numPr>
-        <w:spacing w:after="200" w:before="0" w:line="360" w:lineRule="auto"/>
-        <w:ind w:left="720" w:hanging="360"/>
-        <w:jc w:val="both"/>
-        <w:rPr>
-          <w:rFonts w:ascii="Times New Roman" w:cs="Times New Roman" w:eastAsia="Times New Roman" w:hAnsi="Times New Roman"/>
-          <w:sz w:val="24"/>
-          <w:szCs w:val="24"/>
-          <w:u w:val="none"/>
-        </w:rPr>
-      </w:pPr>
-      <w:r>
-        <w:rPr>
-          <w:rFonts w:ascii="Times New Roman" w:cs="Times New Roman" w:eastAsia="Times New Roman" w:hAnsi="Times New Roman"/>
-          <w:sz w:val="24"/>
-          <w:szCs w:val="24"/>
-          <w:rtl w:val="0"/>
-        </w:rPr>
-        <w:t xml:space="preserve">Requirement documents and design diagrams are reviewed before development in each iteration.</w:t>
-      </w:r>
-    </w:p>
-    <w:p>
-      <w:pPr>
-        <w:numPr>
-          <w:ilvl w:val="0"/>
-          <w:numId w:val="3"/>
-        </w:numPr>
-        <w:spacing w:after="200" w:before="0" w:line="360" w:lineRule="auto"/>
-        <w:ind w:left="720" w:hanging="360"/>
-        <w:jc w:val="both"/>
-        <w:rPr>
-          <w:rFonts w:ascii="Times New Roman" w:cs="Times New Roman" w:eastAsia="Times New Roman" w:hAnsi="Times New Roman"/>
-          <w:sz w:val="24"/>
-          <w:szCs w:val="24"/>
-          <w:u w:val="none"/>
-        </w:rPr>
-      </w:pPr>
-      <w:r>
-        <w:rPr>
-          <w:rFonts w:ascii="Times New Roman" w:cs="Times New Roman" w:eastAsia="Times New Roman" w:hAnsi="Times New Roman"/>
-          <w:sz w:val="24"/>
-          <w:szCs w:val="24"/>
-          <w:rtl w:val="0"/>
-        </w:rPr>
-        <w:t xml:space="preserve">Source code is reviewed by team members after completing major functions.</w:t>
-      </w:r>
-    </w:p>
-    <w:p>
-      <w:pPr>
-        <w:numPr>
-          <w:ilvl w:val="0"/>
-          <w:numId w:val="3"/>
-        </w:numPr>
-        <w:spacing w:after="200" w:before="0" w:line="360" w:lineRule="auto"/>
-        <w:ind w:left="720" w:hanging="360"/>
-        <w:jc w:val="both"/>
-        <w:rPr>
-          <w:rFonts w:ascii="Times New Roman" w:cs="Times New Roman" w:eastAsia="Times New Roman" w:hAnsi="Times New Roman"/>
-          <w:sz w:val="24"/>
-          <w:szCs w:val="24"/>
-          <w:u w:val="none"/>
-        </w:rPr>
-      </w:pPr>
-      <w:r>
-        <w:rPr>
-          <w:rFonts w:ascii="Times New Roman" w:cs="Times New Roman" w:eastAsia="Times New Roman" w:hAnsi="Times New Roman"/>
-          <w:sz w:val="24"/>
-          <w:szCs w:val="24"/>
-          <w:rtl w:val="0"/>
-        </w:rPr>
-        <w:t xml:space="preserve">Review results are documented and used to improve code quality and system structure.</w:t>
-      </w:r>
-    </w:p>
-    <w:p>
-      <w:pPr>
-        <w:spacing w:after="200" w:before="0" w:line="360" w:lineRule="auto"/>
-        <w:ind w:left="0" w:firstLine="0"/>
+        <w:spacing w:after="200" w:line="360" w:lineRule="auto"/>
         <w:jc w:val="both"/>
         <w:rPr>
           <w:rFonts w:ascii="Times New Roman" w:cs="Times New Roman" w:eastAsia="Times New Roman" w:hAnsi="Times New Roman"/>
@@ -10648,27 +10325,15 @@
           <w:ilvl w:val="0"/>
           <w:numId w:val="2"/>
         </w:numPr>
-        <w:spacing w:after="200" w:before="0" w:line="360" w:lineRule="auto"/>
+        <w:spacing w:after="200" w:line="360" w:lineRule="auto"/>
         <w:ind w:left="720" w:hanging="360"/>
         <w:jc w:val="both"/>
         <w:rPr>
           <w:rFonts w:ascii="Times New Roman" w:cs="Times New Roman" w:eastAsia="Times New Roman" w:hAnsi="Times New Roman"/>
           <w:sz w:val="24"/>
           <w:szCs w:val="24"/>
-          <w:u w:val="none"/>
         </w:rPr>
       </w:pPr>
-      <w:r>
-        <w:rPr>
-          <w:rFonts w:ascii="Times New Roman" w:cs="Times New Roman" w:eastAsia="Times New Roman" w:hAnsi="Times New Roman"/>
-          <w:b w:val="1"/>
-          <w:bCs w:val="1"/>
-          <w:sz w:val="24"/>
-          <w:szCs w:val="24"/>
-          <w:rtl w:val="0"/>
-        </w:rPr>
-        <w:t xml:space="preserve">Unit Testing</w:t>
-      </w:r>
       <w:r>
         <w:rPr>
           <w:rFonts w:ascii="Times New Roman" w:cs="Times New Roman" w:eastAsia="Times New Roman" w:hAnsi="Times New Roman"/>
@@ -10676,7 +10341,7 @@
           <w:szCs w:val="24"/>
           <w:rtl w:val="0"/>
         </w:rPr>
-        <w:t xml:space="preserve"> is performed for newly developed or modified functions in each iteration to ensure correctness.</w:t>
+        <w:t xml:space="preserve">Unit Testing (UT): Developers perform unit testing on individual functions or components to ensure correctness before integration.</w:t>
       </w:r>
     </w:p>
     <w:p>
@@ -10685,27 +10350,15 @@
           <w:ilvl w:val="0"/>
           <w:numId w:val="2"/>
         </w:numPr>
-        <w:spacing w:after="200" w:before="0" w:line="360" w:lineRule="auto"/>
+        <w:spacing w:after="200" w:line="360" w:lineRule="auto"/>
         <w:ind w:left="720" w:hanging="360"/>
         <w:jc w:val="both"/>
         <w:rPr>
           <w:rFonts w:ascii="Times New Roman" w:cs="Times New Roman" w:eastAsia="Times New Roman" w:hAnsi="Times New Roman"/>
           <w:sz w:val="24"/>
           <w:szCs w:val="24"/>
-          <w:u w:val="none"/>
         </w:rPr>
       </w:pPr>
-      <w:r>
-        <w:rPr>
-          <w:rFonts w:ascii="Times New Roman" w:cs="Times New Roman" w:eastAsia="Times New Roman" w:hAnsi="Times New Roman"/>
-          <w:b w:val="1"/>
-          <w:bCs w:val="1"/>
-          <w:sz w:val="24"/>
-          <w:szCs w:val="24"/>
-          <w:rtl w:val="0"/>
-        </w:rPr>
-        <w:t xml:space="preserve">Integration Testing</w:t>
-      </w:r>
       <w:r>
         <w:rPr>
           <w:rFonts w:ascii="Times New Roman" w:cs="Times New Roman" w:eastAsia="Times New Roman" w:hAnsi="Times New Roman"/>
@@ -10713,7 +10366,7 @@
           <w:szCs w:val="24"/>
           <w:rtl w:val="0"/>
         </w:rPr>
-        <w:t xml:space="preserve"> is conducted to verify that new features work correctly with existing Nova LMS modules.</w:t>
+        <w:t xml:space="preserve">Integration Testing: Newly developed features are tested with existing modules to ensure proper interaction between components.</w:t>
       </w:r>
     </w:p>
     <w:p>
@@ -10722,14 +10375,85 @@
           <w:ilvl w:val="0"/>
           <w:numId w:val="2"/>
         </w:numPr>
-        <w:spacing w:after="200" w:before="0" w:line="360" w:lineRule="auto"/>
+        <w:spacing w:after="200" w:line="360" w:lineRule="auto"/>
         <w:ind w:left="720" w:hanging="360"/>
         <w:jc w:val="both"/>
         <w:rPr>
           <w:rFonts w:ascii="Times New Roman" w:cs="Times New Roman" w:eastAsia="Times New Roman" w:hAnsi="Times New Roman"/>
           <w:sz w:val="24"/>
           <w:szCs w:val="24"/>
-          <w:u w:val="none"/>
+        </w:rPr>
+      </w:pPr>
+      <w:r>
+        <w:rPr>
+          <w:rFonts w:ascii="Times New Roman" w:cs="Times New Roman" w:eastAsia="Times New Roman" w:hAnsi="Times New Roman"/>
+          <w:sz w:val="24"/>
+          <w:szCs w:val="24"/>
+          <w:rtl w:val="0"/>
+        </w:rPr>
+        <w:t xml:space="preserve">Regression Testing: Previously implemented features are re-tested after each iteration to ensure that new changes do not break existing functionalities.</w:t>
+      </w:r>
+    </w:p>
+    <w:p>
+      <w:pPr>
+        <w:numPr>
+          <w:ilvl w:val="0"/>
+          <w:numId w:val="2"/>
+        </w:numPr>
+        <w:spacing w:after="200" w:line="360" w:lineRule="auto"/>
+        <w:ind w:left="720" w:hanging="360"/>
+        <w:jc w:val="both"/>
+        <w:rPr>
+          <w:rFonts w:ascii="Times New Roman" w:cs="Times New Roman" w:eastAsia="Times New Roman" w:hAnsi="Times New Roman"/>
+          <w:sz w:val="24"/>
+          <w:szCs w:val="24"/>
+        </w:rPr>
+      </w:pPr>
+      <w:r>
+        <w:rPr>
+          <w:rFonts w:ascii="Times New Roman" w:cs="Times New Roman" w:eastAsia="Times New Roman" w:hAnsi="Times New Roman"/>
+          <w:sz w:val="24"/>
+          <w:szCs w:val="24"/>
+          <w:rtl w:val="0"/>
+        </w:rPr>
+        <w:t xml:space="preserve">System Testing (ST): The system is tested as a whole to verify that all integrated features work correctly according to requirements.</w:t>
+      </w:r>
+    </w:p>
+    <w:p>
+      <w:pPr>
+        <w:numPr>
+          <w:ilvl w:val="0"/>
+          <w:numId w:val="2"/>
+        </w:numPr>
+        <w:spacing w:after="200" w:line="360" w:lineRule="auto"/>
+        <w:ind w:left="720" w:hanging="360"/>
+        <w:jc w:val="both"/>
+        <w:rPr>
+          <w:rFonts w:ascii="Times New Roman" w:cs="Times New Roman" w:eastAsia="Times New Roman" w:hAnsi="Times New Roman"/>
+          <w:sz w:val="24"/>
+          <w:szCs w:val="24"/>
+        </w:rPr>
+      </w:pPr>
+      <w:r>
+        <w:rPr>
+          <w:rFonts w:ascii="Times New Roman" w:cs="Times New Roman" w:eastAsia="Times New Roman" w:hAnsi="Times New Roman"/>
+          <w:sz w:val="24"/>
+          <w:szCs w:val="24"/>
+          <w:rtl w:val="0"/>
+        </w:rPr>
+        <w:t xml:space="preserve">Acceptance Testing (AT): Basic acceptance testing is conducted to validate that the system meets expected user requirements and scenarios.</w:t>
+      </w:r>
+    </w:p>
+    <w:p>
+      <w:pPr>
+        <w:spacing w:after="200" w:line="360" w:lineRule="auto"/>
+        <w:jc w:val="both"/>
+        <w:rPr>
+          <w:rFonts w:ascii="Times New Roman" w:cs="Times New Roman" w:eastAsia="Times New Roman" w:hAnsi="Times New Roman"/>
+          <w:b w:val="1"/>
+          <w:bCs w:val="1"/>
+          <w:sz w:val="24"/>
+          <w:szCs w:val="24"/>
         </w:rPr>
       </w:pPr>
       <w:r>
@@ -10741,8 +10465,20 @@
           <w:szCs w:val="24"/>
           <w:rtl w:val="0"/>
         </w:rPr>
-        <w:t xml:space="preserve">Regression Testing</w:t>
+        <w:t xml:space="preserve">Defect Management</w:t>
       </w:r>
+    </w:p>
+    <w:p>
+      <w:pPr>
+        <w:spacing w:after="200" w:line="360" w:lineRule="auto"/>
+        <w:ind w:firstLine="720"/>
+        <w:jc w:val="both"/>
+        <w:rPr>
+          <w:rFonts w:ascii="Times New Roman" w:cs="Times New Roman" w:eastAsia="Times New Roman" w:hAnsi="Times New Roman"/>
+          <w:sz w:val="24"/>
+          <w:szCs w:val="24"/>
+        </w:rPr>
+      </w:pPr>
       <w:r>
         <w:rPr>
           <w:rFonts w:ascii="Times New Roman" w:cs="Times New Roman" w:eastAsia="Times New Roman" w:hAnsi="Times New Roman"/>
@@ -10750,14 +10486,12 @@
           <w:szCs w:val="24"/>
           <w:rtl w:val="0"/>
         </w:rPr>
-        <w:t xml:space="preserve"> is carried out after each iteration to ensure previously completed functions continue to operate properly.</w:t>
+        <w:t xml:space="preserve">Defects identified during testing are recorded, tracked, and prioritized for fixing. Critical issues are resolved within the same iteration, while minor issues are scheduled for future iterations.</w:t>
       </w:r>
     </w:p>
     <w:p>
       <w:pPr>
-        <w:keepNext w:val="0"/>
-        <w:keepLines w:val="0"/>
-        <w:spacing w:after="200" w:before="0" w:line="360" w:lineRule="auto"/>
+        <w:spacing w:after="200" w:line="360" w:lineRule="auto"/>
         <w:jc w:val="both"/>
         <w:rPr>
           <w:rFonts w:ascii="Times New Roman" w:cs="Times New Roman" w:eastAsia="Times New Roman" w:hAnsi="Times New Roman"/>
@@ -10781,20 +10515,13 @@
     </w:p>
     <w:p>
       <w:pPr>
-        <w:keepNext w:val="0"/>
-        <w:keepLines w:val="0"/>
-        <w:numPr>
-          <w:ilvl w:val="0"/>
-          <w:numId w:val="5"/>
-        </w:numPr>
-        <w:spacing w:after="200" w:before="0" w:line="360" w:lineRule="auto"/>
-        <w:ind w:left="720" w:hanging="360"/>
+        <w:spacing w:after="200" w:line="360" w:lineRule="auto"/>
+        <w:ind w:firstLine="720"/>
         <w:jc w:val="both"/>
         <w:rPr>
           <w:rFonts w:ascii="Times New Roman" w:cs="Times New Roman" w:eastAsia="Times New Roman" w:hAnsi="Times New Roman"/>
           <w:sz w:val="24"/>
           <w:szCs w:val="24"/>
-          <w:u w:val="none"/>
         </w:rPr>
       </w:pPr>
       <w:r>
@@ -10804,106 +10531,7 @@
           <w:szCs w:val="24"/>
           <w:rtl w:val="0"/>
         </w:rPr>
-        <w:t xml:space="preserve">Defects and issues are recorded and prioritized for fixing within the same or next iteration.</w:t>
-      </w:r>
-    </w:p>
-    <w:p>
-      <w:pPr>
-        <w:keepNext w:val="0"/>
-        <w:keepLines w:val="0"/>
-        <w:numPr>
-          <w:ilvl w:val="0"/>
-          <w:numId w:val="5"/>
-        </w:numPr>
-        <w:spacing w:after="200" w:before="0" w:line="360" w:lineRule="auto"/>
-        <w:ind w:left="720" w:hanging="360"/>
-        <w:jc w:val="both"/>
-        <w:rPr>
-          <w:rFonts w:ascii="Times New Roman" w:cs="Times New Roman" w:eastAsia="Times New Roman" w:hAnsi="Times New Roman"/>
-          <w:sz w:val="24"/>
-          <w:szCs w:val="24"/>
-          <w:u w:val="none"/>
-        </w:rPr>
-      </w:pPr>
-      <w:r>
-        <w:rPr>
-          <w:rFonts w:ascii="Times New Roman" w:cs="Times New Roman" w:eastAsia="Times New Roman" w:hAnsi="Times New Roman"/>
-          <w:sz w:val="24"/>
-          <w:szCs w:val="24"/>
-          <w:rtl w:val="0"/>
-        </w:rPr>
-        <w:t xml:space="preserve">Testing results and feedback are reviewed at the end of each iteration.</w:t>
-      </w:r>
-    </w:p>
-    <w:p>
-      <w:pPr>
-        <w:keepNext w:val="0"/>
-        <w:keepLines w:val="0"/>
-        <w:numPr>
-          <w:ilvl w:val="0"/>
-          <w:numId w:val="5"/>
-        </w:numPr>
-        <w:spacing w:after="200" w:before="0" w:line="360" w:lineRule="auto"/>
-        <w:ind w:left="720" w:hanging="360"/>
-        <w:jc w:val="both"/>
-        <w:rPr>
-          <w:rFonts w:ascii="Times New Roman" w:cs="Times New Roman" w:eastAsia="Times New Roman" w:hAnsi="Times New Roman"/>
-          <w:sz w:val="24"/>
-          <w:szCs w:val="24"/>
-          <w:u w:val="none"/>
-        </w:rPr>
-      </w:pPr>
-      <w:r>
-        <w:rPr>
-          <w:rFonts w:ascii="Times New Roman" w:cs="Times New Roman" w:eastAsia="Times New Roman" w:hAnsi="Times New Roman"/>
-          <w:sz w:val="24"/>
-          <w:szCs w:val="24"/>
-          <w:rtl w:val="0"/>
-        </w:rPr>
-        <w:t xml:space="preserve">Lessons learned are applied to improve quality and reduce defects in subsequent iterations.</w:t>
-      </w:r>
-    </w:p>
-    <w:p>
-      <w:pPr>
-        <w:keepNext w:val="0"/>
-        <w:keepLines w:val="0"/>
-        <w:spacing w:after="200" w:before="0" w:line="360" w:lineRule="auto"/>
-        <w:ind w:left="0" w:firstLine="720"/>
-        <w:jc w:val="both"/>
-        <w:rPr>
-          <w:rFonts w:ascii="Times New Roman" w:cs="Times New Roman" w:eastAsia="Times New Roman" w:hAnsi="Times New Roman"/>
-          <w:sz w:val="24"/>
-          <w:szCs w:val="24"/>
-        </w:rPr>
-      </w:pPr>
-      <w:r>
-        <w:rPr>
-          <w:rFonts w:ascii="Times New Roman" w:cs="Times New Roman" w:eastAsia="Times New Roman" w:hAnsi="Times New Roman"/>
-          <w:sz w:val="24"/>
-          <w:szCs w:val="24"/>
-          <w:rtl w:val="0"/>
-        </w:rPr>
-        <w:t xml:space="preserve">This quality management approach ensures that </w:t>
-      </w:r>
-      <w:r>
-        <w:rPr>
-          <w:rFonts w:ascii="Times New Roman" w:cs="Times New Roman" w:eastAsia="Times New Roman" w:hAnsi="Times New Roman"/>
-          <w:b w:val="1"/>
-          <w:bCs w:val="1"/>
-          <w:sz w:val="24"/>
-          <w:szCs w:val="24"/>
-          <w:rtl w:val="0"/>
-        </w:rPr>
-        <w:t xml:space="preserve">Nova LMS</w:t>
-      </w:r>
-      <w:r>
-        <w:rPr>
-          <w:rFonts w:ascii="Times New Roman" w:cs="Times New Roman" w:eastAsia="Times New Roman" w:hAnsi="Times New Roman"/>
-          <w:sz w:val="24"/>
-          <w:szCs w:val="24"/>
-          <w:rtl w:val="0"/>
-        </w:rPr>
-        <w:t xml:space="preserve"> is developed incrementally with stable functionality and continuous quality improvement.</w:t>
+        <w:t xml:space="preserve">Testing results and feedback are reviewed at the end of each iteration. Lessons learned are documented and applied to improve development practices and reduce defects in subsequent iterations.</w:t>
       </w:r>
       <w:r>
         <w:rPr>
@@ -10924,8 +10552,8 @@
           <w:szCs w:val="25"/>
         </w:rPr>
       </w:pPr>
-      <w:bookmarkStart w:colFirst="0" w:colLast="0" w:name="_heading=h.nlqdo9e18e9l" w:id="12"/>
-      <w:bookmarkEnd w:id="12"/>
+      <w:bookmarkStart w:colFirst="0" w:colLast="0" w:name="_heading=h.nlqdo9e18e9l" w:id="9"/>
+      <w:bookmarkEnd w:id="9"/>
       <w:r>
         <w:rPr>
           <w:rFonts w:ascii="Times New Roman" w:cs="Times New Roman" w:eastAsia="Times New Roman" w:hAnsi="Times New Roman"/>
@@ -10959,14 +10587,14 @@
         <w:tblLook w:val="0620"/>
       </w:tblPr>
       <w:tblGrid>
-        <w:gridCol w:w="3315"/>
-        <w:gridCol w:w="2520"/>
-        <w:gridCol w:w="3090"/>
+        <w:gridCol w:w="2250"/>
+        <w:gridCol w:w="2445"/>
+        <w:gridCol w:w="4230"/>
         <w:tblGridChange w:id="0">
           <w:tblGrid>
-            <w:gridCol w:w="3315"/>
-            <w:gridCol w:w="2520"/>
-            <w:gridCol w:w="3090"/>
+            <w:gridCol w:w="2250"/>
+            <w:gridCol w:w="2445"/>
+            <w:gridCol w:w="4230"/>
           </w:tblGrid>
         </w:tblGridChange>
       </w:tblGrid>
@@ -11006,8 +10634,6 @@
                 <w:smallCaps w:val="0"/>
                 <w:strike w:val="0"/>
                 <w:color w:val="000000"/>
-                <w:sz w:val="22"/>
-                <w:szCs w:val="22"/>
                 <w:u w:val="none"/>
                 <w:shd w:fill="auto" w:val="clear"/>
                 <w:vertAlign w:val="baseline"/>
@@ -11022,8 +10648,6 @@
                 <w:smallCaps w:val="0"/>
                 <w:strike w:val="0"/>
                 <w:color w:val="000000"/>
-                <w:sz w:val="22"/>
-                <w:szCs w:val="22"/>
                 <w:u w:val="none"/>
                 <w:shd w:fill="auto" w:val="clear"/>
                 <w:vertAlign w:val="baseline"/>
@@ -11062,8 +10686,6 @@
                 <w:smallCaps w:val="0"/>
                 <w:strike w:val="0"/>
                 <w:color w:val="000000"/>
-                <w:sz w:val="22"/>
-                <w:szCs w:val="22"/>
                 <w:u w:val="none"/>
                 <w:shd w:fill="auto" w:val="clear"/>
                 <w:vertAlign w:val="baseline"/>
@@ -11078,8 +10700,6 @@
                 <w:smallCaps w:val="0"/>
                 <w:strike w:val="0"/>
                 <w:color w:val="000000"/>
-                <w:sz w:val="22"/>
-                <w:szCs w:val="22"/>
                 <w:u w:val="none"/>
                 <w:shd w:fill="auto" w:val="clear"/>
                 <w:vertAlign w:val="baseline"/>
@@ -11118,8 +10738,6 @@
                 <w:smallCaps w:val="0"/>
                 <w:strike w:val="0"/>
                 <w:color w:val="000000"/>
-                <w:sz w:val="22"/>
-                <w:szCs w:val="22"/>
                 <w:u w:val="none"/>
                 <w:shd w:fill="auto" w:val="clear"/>
                 <w:vertAlign w:val="baseline"/>
@@ -11134,8 +10752,6 @@
                 <w:smallCaps w:val="0"/>
                 <w:strike w:val="0"/>
                 <w:color w:val="000000"/>
-                <w:sz w:val="22"/>
-                <w:szCs w:val="22"/>
                 <w:u w:val="none"/>
                 <w:shd w:fill="auto" w:val="clear"/>
                 <w:vertAlign w:val="baseline"/>
@@ -11178,7 +10794,7 @@
               <w:rPr>
                 <w:rtl w:val="0"/>
               </w:rPr>
-              <w:t xml:space="preserve">Java Spring Boot</w:t>
+              <w:t xml:space="preserve">Java Spring Boot &amp; Thymleaf</w:t>
             </w:r>
             <w:r>
               <w:rPr>
@@ -11213,7 +10829,12 @@
               <w:rPr>
                 <w:rtl w:val="0"/>
               </w:rPr>
-              <w:t xml:space="preserve">Back-end Developers</w:t>
+              <w:t xml:space="preserve">DatMN, ThanhMC, TuNC, AnhDHD</w:t>
+            </w:r>
+            <w:r>
+              <w:rPr>
+                <w:rtl w:val="0"/>
+              </w:rPr>
             </w:r>
           </w:p>
         </w:tc>
@@ -11243,7 +10864,12 @@
               <w:rPr>
                 <w:rtl w:val="0"/>
               </w:rPr>
-              <w:t xml:space="preserve">Iteration 1 – 3 days</w:t>
+              <w:t xml:space="preserve">From 20/01/2026 to 26/01/2026 (7 days)</w:t>
+            </w:r>
+            <w:r>
+              <w:rPr>
+                <w:rtl w:val="0"/>
+              </w:rPr>
             </w:r>
           </w:p>
         </w:tc>
@@ -11310,7 +10936,7 @@
               <w:rPr>
                 <w:rtl w:val="0"/>
               </w:rPr>
-              <w:t xml:space="preserve">All team members</w:t>
+              <w:t xml:space="preserve">DatMN, ThanhMC, TuNC, AnhDHD, LinhVTK</w:t>
             </w:r>
           </w:p>
         </w:tc>
@@ -11340,7 +10966,7 @@
               <w:rPr>
                 <w:rtl w:val="0"/>
               </w:rPr>
-              <w:t xml:space="preserve">Project start – 1 day</w:t>
+              <w:t xml:space="preserve">From 24/01/2026 to 26/01/2026  (3 days)</w:t>
             </w:r>
           </w:p>
         </w:tc>
@@ -11407,7 +11033,7 @@
               <w:rPr>
                 <w:rtl w:val="0"/>
               </w:rPr>
-              <w:t xml:space="preserve">Back-end Developers</w:t>
+              <w:t xml:space="preserve">DatMN, ThanhMC, TuNC, AnhDHD</w:t>
             </w:r>
           </w:p>
         </w:tc>
@@ -11437,7 +11063,7 @@
               <w:rPr>
                 <w:rtl w:val="0"/>
               </w:rPr>
-              <w:t xml:space="preserve">Iteration 1 – 2 days</w:t>
+              <w:t xml:space="preserve">From 27/01/2026 to 29/01/2026 (3 days)</w:t>
             </w:r>
           </w:p>
         </w:tc>
@@ -11445,6 +11071,33 @@
     </w:tbl>
     <w:p>
       <w:pPr>
+        <w:spacing w:before="200" w:line="360" w:lineRule="auto"/>
+        <w:jc w:val="center"/>
+        <w:rPr>
+          <w:rFonts w:ascii="Times New Roman" w:cs="Times New Roman" w:eastAsia="Times New Roman" w:hAnsi="Times New Roman"/>
+          <w:sz w:val="24"/>
+          <w:szCs w:val="24"/>
+        </w:rPr>
+      </w:pPr>
+      <w:r>
+        <w:rPr>
+          <w:rFonts w:ascii="Times New Roman" w:cs="Times New Roman" w:eastAsia="Times New Roman" w:hAnsi="Times New Roman"/>
+          <w:i w:val="1"/>
+          <w:iCs w:val="1"/>
+          <w:sz w:val="24"/>
+          <w:szCs w:val="24"/>
+          <w:rtl w:val="0"/>
+        </w:rPr>
+        <w:t xml:space="preserve">Table 4:Project Training Plan</w:t>
+      </w:r>
+      <w:r>
+        <w:rPr>
+          <w:rtl w:val="0"/>
+        </w:rPr>
+      </w:r>
+    </w:p>
+    <w:p>
+      <w:pPr>
         <w:pStyle w:val="Heading2"/>
         <w:spacing w:after="200" w:before="200" w:lineRule="auto"/>
         <w:rPr>
@@ -11454,8 +11107,8 @@
           <w:color w:val="0000ff"/>
         </w:rPr>
       </w:pPr>
-      <w:bookmarkStart w:colFirst="0" w:colLast="0" w:name="_heading=h.ay1y5o75efj1" w:id="13"/>
-      <w:bookmarkEnd w:id="13"/>
+      <w:bookmarkStart w:colFirst="0" w:colLast="0" w:name="_heading=h.ay1y5o75efj1" w:id="10"/>
+      <w:bookmarkEnd w:id="10"/>
       <w:r>
         <w:rPr>
           <w:rFonts w:ascii="Times New Roman" w:cs="Times New Roman" w:eastAsia="Times New Roman" w:hAnsi="Times New Roman"/>
@@ -11479,14 +11132,14 @@
         <w:rPr/>
         <w:drawing>
           <wp:inline distB="114300" distT="114300" distL="114300" distR="114300">
-            <wp:extent cx="5746440" cy="2692400"/>
+            <wp:extent cx="5746440" cy="2540000"/>
             <wp:effectExtent b="0" l="0" r="0" t="0"/>
-            <wp:docPr id="7" name="image3.png"/>
+            <wp:docPr id="7" name="image2.png"/>
             <a:graphic>
               <a:graphicData uri="http://schemas.openxmlformats.org/drawingml/2006/picture">
                 <pic:pic>
                   <pic:nvPicPr>
-                    <pic:cNvPr id="0" name="image3.png"/>
+                    <pic:cNvPr id="0" name="image2.png"/>
                     <pic:cNvPicPr preferRelativeResize="0"/>
                   </pic:nvPicPr>
                   <pic:blipFill>
@@ -11499,7 +11152,7 @@
                   <pic:spPr>
                     <a:xfrm>
                       <a:off x="0" y="0"/>
-                      <a:ext cx="5746440" cy="2692400"/>
+                      <a:ext cx="5746440" cy="2540000"/>
                     </a:xfrm>
                     <a:prstGeom prst="rect"/>
                     <a:ln/>
@@ -11537,7 +11190,7 @@
           <w:szCs w:val="24"/>
           <w:rtl w:val="0"/>
         </w:rPr>
-        <w:t xml:space="preserve">Figure 2: Project Organization Chart of Nova LMS</w:t>
+        <w:t xml:space="preserve">Figure 2: Project Organization Chart</w:t>
       </w:r>
     </w:p>
     <w:p>
@@ -11565,7 +11218,7 @@
             <w:u w:val="single"/>
             <w:rtl w:val="0"/>
           </w:rPr>
-          <w:t xml:space="preserve">Project Organization Chart of Nova LMS</w:t>
+          <w:t xml:space="preserve">Project Organization Chart</w:t>
         </w:r>
       </w:hyperlink>
       <w:r>
@@ -17781,10 +17434,23 @@
     </w:tbl>
     <w:p>
       <w:pPr>
+        <w:spacing w:before="200" w:line="276" w:lineRule="auto"/>
+        <w:jc w:val="center"/>
         <w:rPr>
           <w:rFonts w:ascii="Times New Roman" w:cs="Times New Roman" w:eastAsia="Times New Roman" w:hAnsi="Times New Roman"/>
         </w:rPr>
       </w:pPr>
+      <w:r>
+        <w:rPr>
+          <w:rFonts w:ascii="Times New Roman" w:cs="Times New Roman" w:eastAsia="Times New Roman" w:hAnsi="Times New Roman"/>
+          <w:i w:val="1"/>
+          <w:iCs w:val="1"/>
+          <w:sz w:val="24"/>
+          <w:szCs w:val="24"/>
+          <w:rtl w:val="0"/>
+        </w:rPr>
+        <w:t xml:space="preserve">Table 5:Responsibility Assignments</w:t>
+      </w:r>
       <w:r>
         <w:rPr>
           <w:rtl w:val="0"/>
@@ -17801,8 +17467,8 @@
           <w:szCs w:val="24"/>
         </w:rPr>
       </w:pPr>
-      <w:bookmarkStart w:colFirst="0" w:colLast="0" w:name="_heading=h.fa602lj8e65f" w:id="14"/>
-      <w:bookmarkEnd w:id="14"/>
+      <w:bookmarkStart w:colFirst="0" w:colLast="0" w:name="_heading=h.fa602lj8e65f" w:id="11"/>
+      <w:bookmarkEnd w:id="11"/>
       <w:r>
         <w:rPr>
           <w:rFonts w:ascii="Times New Roman" w:cs="Times New Roman" w:eastAsia="Times New Roman" w:hAnsi="Times New Roman"/>
@@ -17873,7 +17539,7 @@
           </w:tcPr>
           <w:p>
             <w:pPr>
-              <w:spacing w:after="0" w:line="276" w:lineRule="auto"/>
+              <w:spacing w:after="0" w:before="0" w:line="276" w:lineRule="auto"/>
               <w:jc w:val="center"/>
               <w:rPr>
                 <w:rFonts w:ascii="Times New Roman" w:cs="Times New Roman" w:eastAsia="Times New Roman" w:hAnsi="Times New Roman"/>
@@ -17918,7 +17584,7 @@
           </w:tcPr>
           <w:p>
             <w:pPr>
-              <w:spacing w:after="0" w:line="276" w:lineRule="auto"/>
+              <w:spacing w:after="0" w:before="0" w:line="276" w:lineRule="auto"/>
               <w:jc w:val="center"/>
               <w:rPr>
                 <w:rFonts w:ascii="Times New Roman" w:cs="Times New Roman" w:eastAsia="Times New Roman" w:hAnsi="Times New Roman"/>
@@ -17963,7 +17629,7 @@
           </w:tcPr>
           <w:p>
             <w:pPr>
-              <w:spacing w:after="0" w:line="276" w:lineRule="auto"/>
+              <w:spacing w:after="0" w:before="0" w:line="276" w:lineRule="auto"/>
               <w:jc w:val="center"/>
               <w:rPr>
                 <w:rFonts w:ascii="Times New Roman" w:cs="Times New Roman" w:eastAsia="Times New Roman" w:hAnsi="Times New Roman"/>
@@ -18008,7 +17674,7 @@
           </w:tcPr>
           <w:p>
             <w:pPr>
-              <w:spacing w:after="0" w:line="276" w:lineRule="auto"/>
+              <w:spacing w:after="0" w:before="0" w:line="276" w:lineRule="auto"/>
               <w:jc w:val="center"/>
               <w:rPr>
                 <w:rFonts w:ascii="Times New Roman" w:cs="Times New Roman" w:eastAsia="Times New Roman" w:hAnsi="Times New Roman"/>
@@ -18053,7 +17719,7 @@
           </w:tcPr>
           <w:p>
             <w:pPr>
-              <w:spacing w:after="0" w:line="276" w:lineRule="auto"/>
+              <w:spacing w:after="0" w:before="0" w:line="276" w:lineRule="auto"/>
               <w:jc w:val="center"/>
               <w:rPr>
                 <w:rFonts w:ascii="Times New Roman" w:cs="Times New Roman" w:eastAsia="Times New Roman" w:hAnsi="Times New Roman"/>
@@ -18104,7 +17770,7 @@
           </w:tcPr>
           <w:p>
             <w:pPr>
-              <w:spacing w:after="0" w:line="276" w:lineRule="auto"/>
+              <w:spacing w:after="0" w:before="0" w:line="276" w:lineRule="auto"/>
               <w:jc w:val="both"/>
               <w:rPr>
                 <w:rFonts w:ascii="Times New Roman" w:cs="Times New Roman" w:eastAsia="Times New Roman" w:hAnsi="Times New Roman"/>
@@ -18115,40 +17781,33 @@
             <w:r>
               <w:rPr>
                 <w:rFonts w:ascii="Times New Roman" w:cs="Times New Roman" w:eastAsia="Times New Roman" w:hAnsi="Times New Roman"/>
-                <w:b w:val="1"/>
-                <w:bCs w:val="1"/>
                 <w:sz w:val="24"/>
                 <w:szCs w:val="24"/>
                 <w:rtl w:val="0"/>
               </w:rPr>
               <w:t xml:space="preserve">Iteration Planning Meeting</w:t>
             </w:r>
-            <w:r>
-              <w:rPr>
-                <w:rtl w:val="0"/>
-              </w:rPr>
-            </w:r>
-          </w:p>
-        </w:tc>
-        <w:tc>
-          <w:tcPr>
-            <w:tcBorders>
-              <w:top w:color="000000" w:space="0" w:sz="4" w:val="single"/>
-              <w:left w:color="000000" w:space="0" w:sz="4" w:val="single"/>
-              <w:bottom w:color="000000" w:space="0" w:sz="4" w:val="single"/>
-              <w:right w:color="000000" w:space="0" w:sz="4" w:val="single"/>
-            </w:tcBorders>
-            <w:tcMar>
-              <w:top w:w="100.0" w:type="dxa"/>
-              <w:left w:w="100.0" w:type="dxa"/>
-              <w:bottom w:w="100.0" w:type="dxa"/>
-              <w:right w:w="100.0" w:type="dxa"/>
-            </w:tcMar>
-            <w:vAlign w:val="top"/>
-          </w:tcPr>
-          <w:p>
-            <w:pPr>
-              <w:spacing w:after="0" w:line="276" w:lineRule="auto"/>
+          </w:p>
+        </w:tc>
+        <w:tc>
+          <w:tcPr>
+            <w:tcBorders>
+              <w:top w:color="000000" w:space="0" w:sz="4" w:val="single"/>
+              <w:left w:color="000000" w:space="0" w:sz="4" w:val="single"/>
+              <w:bottom w:color="000000" w:space="0" w:sz="4" w:val="single"/>
+              <w:right w:color="000000" w:space="0" w:sz="4" w:val="single"/>
+            </w:tcBorders>
+            <w:tcMar>
+              <w:top w:w="100.0" w:type="dxa"/>
+              <w:left w:w="100.0" w:type="dxa"/>
+              <w:bottom w:w="100.0" w:type="dxa"/>
+              <w:right w:w="100.0" w:type="dxa"/>
+            </w:tcMar>
+            <w:vAlign w:val="top"/>
+          </w:tcPr>
+          <w:p>
+            <w:pPr>
+              <w:spacing w:after="0" w:before="0" w:line="276" w:lineRule="auto"/>
               <w:jc w:val="both"/>
               <w:rPr>
                 <w:rFonts w:ascii="Times New Roman" w:cs="Times New Roman" w:eastAsia="Times New Roman" w:hAnsi="Times New Roman"/>
@@ -18185,7 +17844,7 @@
           </w:tcPr>
           <w:p>
             <w:pPr>
-              <w:spacing w:after="0" w:line="276" w:lineRule="auto"/>
+              <w:spacing w:after="0" w:before="0" w:line="276" w:lineRule="auto"/>
               <w:jc w:val="both"/>
               <w:rPr>
                 <w:rFonts w:ascii="Times New Roman" w:cs="Times New Roman" w:eastAsia="Times New Roman" w:hAnsi="Times New Roman"/>
@@ -18222,7 +17881,7 @@
           </w:tcPr>
           <w:p>
             <w:pPr>
-              <w:spacing w:after="0" w:line="276" w:lineRule="auto"/>
+              <w:spacing w:after="0" w:before="0" w:line="276" w:lineRule="auto"/>
               <w:jc w:val="both"/>
               <w:rPr>
                 <w:rFonts w:ascii="Times New Roman" w:cs="Times New Roman" w:eastAsia="Times New Roman" w:hAnsi="Times New Roman"/>
@@ -18259,7 +17918,7 @@
           </w:tcPr>
           <w:p>
             <w:pPr>
-              <w:spacing w:after="0" w:line="276" w:lineRule="auto"/>
+              <w:spacing w:after="0" w:before="0" w:line="276" w:lineRule="auto"/>
               <w:jc w:val="both"/>
               <w:rPr>
                 <w:rFonts w:ascii="Times New Roman" w:cs="Times New Roman" w:eastAsia="Times New Roman" w:hAnsi="Times New Roman"/>
@@ -18303,7 +17962,7 @@
           </w:tcPr>
           <w:p>
             <w:pPr>
-              <w:spacing w:after="0" w:line="276" w:lineRule="auto"/>
+              <w:spacing w:after="0" w:before="0" w:line="276" w:lineRule="auto"/>
               <w:jc w:val="both"/>
               <w:rPr>
                 <w:rFonts w:ascii="Times New Roman" w:cs="Times New Roman" w:eastAsia="Times New Roman" w:hAnsi="Times New Roman"/>
@@ -18314,40 +17973,33 @@
             <w:r>
               <w:rPr>
                 <w:rFonts w:ascii="Times New Roman" w:cs="Times New Roman" w:eastAsia="Times New Roman" w:hAnsi="Times New Roman"/>
-                <w:b w:val="1"/>
-                <w:bCs w:val="1"/>
                 <w:sz w:val="24"/>
                 <w:szCs w:val="24"/>
                 <w:rtl w:val="0"/>
               </w:rPr>
               <w:t xml:space="preserve">Daily Progress Sync</w:t>
             </w:r>
-            <w:r>
-              <w:rPr>
-                <w:rtl w:val="0"/>
-              </w:rPr>
-            </w:r>
-          </w:p>
-        </w:tc>
-        <w:tc>
-          <w:tcPr>
-            <w:tcBorders>
-              <w:top w:color="000000" w:space="0" w:sz="4" w:val="single"/>
-              <w:left w:color="000000" w:space="0" w:sz="4" w:val="single"/>
-              <w:bottom w:color="000000" w:space="0" w:sz="4" w:val="single"/>
-              <w:right w:color="000000" w:space="0" w:sz="4" w:val="single"/>
-            </w:tcBorders>
-            <w:tcMar>
-              <w:top w:w="100.0" w:type="dxa"/>
-              <w:left w:w="100.0" w:type="dxa"/>
-              <w:bottom w:w="100.0" w:type="dxa"/>
-              <w:right w:w="100.0" w:type="dxa"/>
-            </w:tcMar>
-            <w:vAlign w:val="top"/>
-          </w:tcPr>
-          <w:p>
-            <w:pPr>
-              <w:spacing w:after="0" w:line="276" w:lineRule="auto"/>
+          </w:p>
+        </w:tc>
+        <w:tc>
+          <w:tcPr>
+            <w:tcBorders>
+              <w:top w:color="000000" w:space="0" w:sz="4" w:val="single"/>
+              <w:left w:color="000000" w:space="0" w:sz="4" w:val="single"/>
+              <w:bottom w:color="000000" w:space="0" w:sz="4" w:val="single"/>
+              <w:right w:color="000000" w:space="0" w:sz="4" w:val="single"/>
+            </w:tcBorders>
+            <w:tcMar>
+              <w:top w:w="100.0" w:type="dxa"/>
+              <w:left w:w="100.0" w:type="dxa"/>
+              <w:bottom w:w="100.0" w:type="dxa"/>
+              <w:right w:w="100.0" w:type="dxa"/>
+            </w:tcMar>
+            <w:vAlign w:val="top"/>
+          </w:tcPr>
+          <w:p>
+            <w:pPr>
+              <w:spacing w:after="0" w:before="0" w:line="276" w:lineRule="auto"/>
               <w:jc w:val="both"/>
               <w:rPr>
                 <w:rFonts w:ascii="Times New Roman" w:cs="Times New Roman" w:eastAsia="Times New Roman" w:hAnsi="Times New Roman"/>
@@ -18384,7 +18036,7 @@
           </w:tcPr>
           <w:p>
             <w:pPr>
-              <w:spacing w:after="0" w:line="276" w:lineRule="auto"/>
+              <w:spacing w:after="0" w:before="0" w:line="276" w:lineRule="auto"/>
               <w:jc w:val="both"/>
               <w:rPr>
                 <w:rFonts w:ascii="Times New Roman" w:cs="Times New Roman" w:eastAsia="Times New Roman" w:hAnsi="Times New Roman"/>
@@ -18421,7 +18073,7 @@
           </w:tcPr>
           <w:p>
             <w:pPr>
-              <w:spacing w:after="0" w:line="276" w:lineRule="auto"/>
+              <w:spacing w:after="0" w:before="0" w:line="276" w:lineRule="auto"/>
               <w:jc w:val="both"/>
               <w:rPr>
                 <w:rFonts w:ascii="Times New Roman" w:cs="Times New Roman" w:eastAsia="Times New Roman" w:hAnsi="Times New Roman"/>
@@ -18458,7 +18110,7 @@
           </w:tcPr>
           <w:p>
             <w:pPr>
-              <w:spacing w:after="0" w:line="276" w:lineRule="auto"/>
+              <w:spacing w:after="0" w:before="0" w:line="276" w:lineRule="auto"/>
               <w:jc w:val="both"/>
               <w:rPr>
                 <w:rFonts w:ascii="Times New Roman" w:cs="Times New Roman" w:eastAsia="Times New Roman" w:hAnsi="Times New Roman"/>
@@ -18502,7 +18154,7 @@
           </w:tcPr>
           <w:p>
             <w:pPr>
-              <w:spacing w:after="0" w:line="276" w:lineRule="auto"/>
+              <w:spacing w:after="0" w:before="0" w:line="276" w:lineRule="auto"/>
               <w:jc w:val="both"/>
               <w:rPr>
                 <w:rFonts w:ascii="Times New Roman" w:cs="Times New Roman" w:eastAsia="Times New Roman" w:hAnsi="Times New Roman"/>
@@ -18513,40 +18165,33 @@
             <w:r>
               <w:rPr>
                 <w:rFonts w:ascii="Times New Roman" w:cs="Times New Roman" w:eastAsia="Times New Roman" w:hAnsi="Times New Roman"/>
-                <w:b w:val="1"/>
-                <w:bCs w:val="1"/>
                 <w:sz w:val="24"/>
                 <w:szCs w:val="24"/>
                 <w:rtl w:val="0"/>
               </w:rPr>
               <w:t xml:space="preserve">Iteration Review &amp; Demo</w:t>
             </w:r>
-            <w:r>
-              <w:rPr>
-                <w:rtl w:val="0"/>
-              </w:rPr>
-            </w:r>
-          </w:p>
-        </w:tc>
-        <w:tc>
-          <w:tcPr>
-            <w:tcBorders>
-              <w:top w:color="000000" w:space="0" w:sz="4" w:val="single"/>
-              <w:left w:color="000000" w:space="0" w:sz="4" w:val="single"/>
-              <w:bottom w:color="000000" w:space="0" w:sz="4" w:val="single"/>
-              <w:right w:color="000000" w:space="0" w:sz="4" w:val="single"/>
-            </w:tcBorders>
-            <w:tcMar>
-              <w:top w:w="100.0" w:type="dxa"/>
-              <w:left w:w="100.0" w:type="dxa"/>
-              <w:bottom w:w="100.0" w:type="dxa"/>
-              <w:right w:w="100.0" w:type="dxa"/>
-            </w:tcMar>
-            <w:vAlign w:val="top"/>
-          </w:tcPr>
-          <w:p>
-            <w:pPr>
-              <w:spacing w:after="0" w:line="276" w:lineRule="auto"/>
+          </w:p>
+        </w:tc>
+        <w:tc>
+          <w:tcPr>
+            <w:tcBorders>
+              <w:top w:color="000000" w:space="0" w:sz="4" w:val="single"/>
+              <w:left w:color="000000" w:space="0" w:sz="4" w:val="single"/>
+              <w:bottom w:color="000000" w:space="0" w:sz="4" w:val="single"/>
+              <w:right w:color="000000" w:space="0" w:sz="4" w:val="single"/>
+            </w:tcBorders>
+            <w:tcMar>
+              <w:top w:w="100.0" w:type="dxa"/>
+              <w:left w:w="100.0" w:type="dxa"/>
+              <w:bottom w:w="100.0" w:type="dxa"/>
+              <w:right w:w="100.0" w:type="dxa"/>
+            </w:tcMar>
+            <w:vAlign w:val="top"/>
+          </w:tcPr>
+          <w:p>
+            <w:pPr>
+              <w:spacing w:after="0" w:before="0" w:line="276" w:lineRule="auto"/>
               <w:jc w:val="both"/>
               <w:rPr>
                 <w:rFonts w:ascii="Times New Roman" w:cs="Times New Roman" w:eastAsia="Times New Roman" w:hAnsi="Times New Roman"/>
@@ -18583,7 +18228,7 @@
           </w:tcPr>
           <w:p>
             <w:pPr>
-              <w:spacing w:after="0" w:line="276" w:lineRule="auto"/>
+              <w:spacing w:after="0" w:before="0" w:line="276" w:lineRule="auto"/>
               <w:jc w:val="both"/>
               <w:rPr>
                 <w:rFonts w:ascii="Times New Roman" w:cs="Times New Roman" w:eastAsia="Times New Roman" w:hAnsi="Times New Roman"/>
@@ -18620,7 +18265,7 @@
           </w:tcPr>
           <w:p>
             <w:pPr>
-              <w:spacing w:after="0" w:line="276" w:lineRule="auto"/>
+              <w:spacing w:after="0" w:before="0" w:line="276" w:lineRule="auto"/>
               <w:jc w:val="both"/>
               <w:rPr>
                 <w:rFonts w:ascii="Times New Roman" w:cs="Times New Roman" w:eastAsia="Times New Roman" w:hAnsi="Times New Roman"/>
@@ -18657,7 +18302,7 @@
           </w:tcPr>
           <w:p>
             <w:pPr>
-              <w:spacing w:after="0" w:line="276" w:lineRule="auto"/>
+              <w:spacing w:after="0" w:before="0" w:line="276" w:lineRule="auto"/>
               <w:jc w:val="both"/>
               <w:rPr>
                 <w:rFonts w:ascii="Times New Roman" w:cs="Times New Roman" w:eastAsia="Times New Roman" w:hAnsi="Times New Roman"/>
@@ -18701,7 +18346,7 @@
           </w:tcPr>
           <w:p>
             <w:pPr>
-              <w:spacing w:after="0" w:line="276" w:lineRule="auto"/>
+              <w:spacing w:after="0" w:before="0" w:line="276" w:lineRule="auto"/>
               <w:jc w:val="both"/>
               <w:rPr>
                 <w:rFonts w:ascii="Times New Roman" w:cs="Times New Roman" w:eastAsia="Times New Roman" w:hAnsi="Times New Roman"/>
@@ -18712,40 +18357,33 @@
             <w:r>
               <w:rPr>
                 <w:rFonts w:ascii="Times New Roman" w:cs="Times New Roman" w:eastAsia="Times New Roman" w:hAnsi="Times New Roman"/>
-                <w:b w:val="1"/>
-                <w:bCs w:val="1"/>
                 <w:sz w:val="24"/>
                 <w:szCs w:val="24"/>
                 <w:rtl w:val="0"/>
               </w:rPr>
               <w:t xml:space="preserve">Iteration Retrospective</w:t>
             </w:r>
-            <w:r>
-              <w:rPr>
-                <w:rtl w:val="0"/>
-              </w:rPr>
-            </w:r>
-          </w:p>
-        </w:tc>
-        <w:tc>
-          <w:tcPr>
-            <w:tcBorders>
-              <w:top w:color="000000" w:space="0" w:sz="4" w:val="single"/>
-              <w:left w:color="000000" w:space="0" w:sz="4" w:val="single"/>
-              <w:bottom w:color="000000" w:space="0" w:sz="4" w:val="single"/>
-              <w:right w:color="000000" w:space="0" w:sz="4" w:val="single"/>
-            </w:tcBorders>
-            <w:tcMar>
-              <w:top w:w="100.0" w:type="dxa"/>
-              <w:left w:w="100.0" w:type="dxa"/>
-              <w:bottom w:w="100.0" w:type="dxa"/>
-              <w:right w:w="100.0" w:type="dxa"/>
-            </w:tcMar>
-            <w:vAlign w:val="top"/>
-          </w:tcPr>
-          <w:p>
-            <w:pPr>
-              <w:spacing w:after="0" w:line="276" w:lineRule="auto"/>
+          </w:p>
+        </w:tc>
+        <w:tc>
+          <w:tcPr>
+            <w:tcBorders>
+              <w:top w:color="000000" w:space="0" w:sz="4" w:val="single"/>
+              <w:left w:color="000000" w:space="0" w:sz="4" w:val="single"/>
+              <w:bottom w:color="000000" w:space="0" w:sz="4" w:val="single"/>
+              <w:right w:color="000000" w:space="0" w:sz="4" w:val="single"/>
+            </w:tcBorders>
+            <w:tcMar>
+              <w:top w:w="100.0" w:type="dxa"/>
+              <w:left w:w="100.0" w:type="dxa"/>
+              <w:bottom w:w="100.0" w:type="dxa"/>
+              <w:right w:w="100.0" w:type="dxa"/>
+            </w:tcMar>
+            <w:vAlign w:val="top"/>
+          </w:tcPr>
+          <w:p>
+            <w:pPr>
+              <w:spacing w:after="0" w:before="0" w:line="276" w:lineRule="auto"/>
               <w:jc w:val="both"/>
               <w:rPr>
                 <w:rFonts w:ascii="Times New Roman" w:cs="Times New Roman" w:eastAsia="Times New Roman" w:hAnsi="Times New Roman"/>
@@ -18782,7 +18420,7 @@
           </w:tcPr>
           <w:p>
             <w:pPr>
-              <w:spacing w:after="0" w:line="276" w:lineRule="auto"/>
+              <w:spacing w:after="0" w:before="0" w:line="276" w:lineRule="auto"/>
               <w:jc w:val="both"/>
               <w:rPr>
                 <w:rFonts w:ascii="Times New Roman" w:cs="Times New Roman" w:eastAsia="Times New Roman" w:hAnsi="Times New Roman"/>
@@ -18819,7 +18457,7 @@
           </w:tcPr>
           <w:p>
             <w:pPr>
-              <w:spacing w:after="0" w:line="276" w:lineRule="auto"/>
+              <w:spacing w:after="0" w:before="0" w:line="276" w:lineRule="auto"/>
               <w:jc w:val="both"/>
               <w:rPr>
                 <w:rFonts w:ascii="Times New Roman" w:cs="Times New Roman" w:eastAsia="Times New Roman" w:hAnsi="Times New Roman"/>
@@ -18856,7 +18494,7 @@
           </w:tcPr>
           <w:p>
             <w:pPr>
-              <w:spacing w:after="0" w:line="276" w:lineRule="auto"/>
+              <w:spacing w:after="0" w:before="0" w:line="276" w:lineRule="auto"/>
               <w:ind w:right="-110.78740157480354"/>
               <w:jc w:val="both"/>
               <w:rPr>
@@ -18901,7 +18539,7 @@
           </w:tcPr>
           <w:p>
             <w:pPr>
-              <w:spacing w:after="0" w:line="276" w:lineRule="auto"/>
+              <w:spacing w:after="0" w:before="0" w:line="276" w:lineRule="auto"/>
               <w:jc w:val="both"/>
               <w:rPr>
                 <w:rFonts w:ascii="Times New Roman" w:cs="Times New Roman" w:eastAsia="Times New Roman" w:hAnsi="Times New Roman"/>
@@ -18912,40 +18550,33 @@
             <w:r>
               <w:rPr>
                 <w:rFonts w:ascii="Times New Roman" w:cs="Times New Roman" w:eastAsia="Times New Roman" w:hAnsi="Times New Roman"/>
-                <w:b w:val="1"/>
-                <w:bCs w:val="1"/>
                 <w:sz w:val="24"/>
                 <w:szCs w:val="24"/>
                 <w:rtl w:val="0"/>
               </w:rPr>
               <w:t xml:space="preserve">Weekly Progress Report</w:t>
             </w:r>
-            <w:r>
-              <w:rPr>
-                <w:rtl w:val="0"/>
-              </w:rPr>
-            </w:r>
-          </w:p>
-        </w:tc>
-        <w:tc>
-          <w:tcPr>
-            <w:tcBorders>
-              <w:top w:color="000000" w:space="0" w:sz="4" w:val="single"/>
-              <w:left w:color="000000" w:space="0" w:sz="4" w:val="single"/>
-              <w:bottom w:color="000000" w:space="0" w:sz="4" w:val="single"/>
-              <w:right w:color="000000" w:space="0" w:sz="4" w:val="single"/>
-            </w:tcBorders>
-            <w:tcMar>
-              <w:top w:w="100.0" w:type="dxa"/>
-              <w:left w:w="100.0" w:type="dxa"/>
-              <w:bottom w:w="100.0" w:type="dxa"/>
-              <w:right w:w="100.0" w:type="dxa"/>
-            </w:tcMar>
-            <w:vAlign w:val="top"/>
-          </w:tcPr>
-          <w:p>
-            <w:pPr>
-              <w:spacing w:after="0" w:line="276" w:lineRule="auto"/>
+          </w:p>
+        </w:tc>
+        <w:tc>
+          <w:tcPr>
+            <w:tcBorders>
+              <w:top w:color="000000" w:space="0" w:sz="4" w:val="single"/>
+              <w:left w:color="000000" w:space="0" w:sz="4" w:val="single"/>
+              <w:bottom w:color="000000" w:space="0" w:sz="4" w:val="single"/>
+              <w:right w:color="000000" w:space="0" w:sz="4" w:val="single"/>
+            </w:tcBorders>
+            <w:tcMar>
+              <w:top w:w="100.0" w:type="dxa"/>
+              <w:left w:w="100.0" w:type="dxa"/>
+              <w:bottom w:w="100.0" w:type="dxa"/>
+              <w:right w:w="100.0" w:type="dxa"/>
+            </w:tcMar>
+            <w:vAlign w:val="top"/>
+          </w:tcPr>
+          <w:p>
+            <w:pPr>
+              <w:spacing w:after="0" w:before="0" w:line="276" w:lineRule="auto"/>
               <w:jc w:val="both"/>
               <w:rPr>
                 <w:rFonts w:ascii="Times New Roman" w:cs="Times New Roman" w:eastAsia="Times New Roman" w:hAnsi="Times New Roman"/>
@@ -18982,7 +18613,7 @@
           </w:tcPr>
           <w:p>
             <w:pPr>
-              <w:spacing w:after="0" w:line="276" w:lineRule="auto"/>
+              <w:spacing w:after="0" w:before="0" w:line="276" w:lineRule="auto"/>
               <w:jc w:val="both"/>
               <w:rPr>
                 <w:rFonts w:ascii="Times New Roman" w:cs="Times New Roman" w:eastAsia="Times New Roman" w:hAnsi="Times New Roman"/>
@@ -19019,7 +18650,7 @@
           </w:tcPr>
           <w:p>
             <w:pPr>
-              <w:spacing w:after="0" w:line="276" w:lineRule="auto"/>
+              <w:spacing w:after="0" w:before="0" w:line="276" w:lineRule="auto"/>
               <w:jc w:val="both"/>
               <w:rPr>
                 <w:rFonts w:ascii="Times New Roman" w:cs="Times New Roman" w:eastAsia="Times New Roman" w:hAnsi="Times New Roman"/>
@@ -19056,7 +18687,7 @@
           </w:tcPr>
           <w:p>
             <w:pPr>
-              <w:spacing w:after="0" w:line="276" w:lineRule="auto"/>
+              <w:spacing w:after="0" w:before="0" w:line="276" w:lineRule="auto"/>
               <w:jc w:val="both"/>
               <w:rPr>
                 <w:rFonts w:ascii="Times New Roman" w:cs="Times New Roman" w:eastAsia="Times New Roman" w:hAnsi="Times New Roman"/>
@@ -19100,7 +18731,7 @@
           </w:tcPr>
           <w:p>
             <w:pPr>
-              <w:spacing w:after="0" w:line="276" w:lineRule="auto"/>
+              <w:spacing w:after="0" w:before="0" w:line="276" w:lineRule="auto"/>
               <w:jc w:val="both"/>
               <w:rPr>
                 <w:rFonts w:ascii="Times New Roman" w:cs="Times New Roman" w:eastAsia="Times New Roman" w:hAnsi="Times New Roman"/>
@@ -19111,40 +18742,33 @@
             <w:r>
               <w:rPr>
                 <w:rFonts w:ascii="Times New Roman" w:cs="Times New Roman" w:eastAsia="Times New Roman" w:hAnsi="Times New Roman"/>
-                <w:b w:val="1"/>
-                <w:bCs w:val="1"/>
                 <w:sz w:val="24"/>
                 <w:szCs w:val="24"/>
                 <w:rtl w:val="0"/>
               </w:rPr>
               <w:t xml:space="preserve">Requirement Discussion &amp; Clarification</w:t>
             </w:r>
-            <w:r>
-              <w:rPr>
-                <w:rtl w:val="0"/>
-              </w:rPr>
-            </w:r>
-          </w:p>
-        </w:tc>
-        <w:tc>
-          <w:tcPr>
-            <w:tcBorders>
-              <w:top w:color="000000" w:space="0" w:sz="4" w:val="single"/>
-              <w:left w:color="000000" w:space="0" w:sz="4" w:val="single"/>
-              <w:bottom w:color="000000" w:space="0" w:sz="4" w:val="single"/>
-              <w:right w:color="000000" w:space="0" w:sz="4" w:val="single"/>
-            </w:tcBorders>
-            <w:tcMar>
-              <w:top w:w="100.0" w:type="dxa"/>
-              <w:left w:w="100.0" w:type="dxa"/>
-              <w:bottom w:w="100.0" w:type="dxa"/>
-              <w:right w:w="100.0" w:type="dxa"/>
-            </w:tcMar>
-            <w:vAlign w:val="top"/>
-          </w:tcPr>
-          <w:p>
-            <w:pPr>
-              <w:spacing w:after="0" w:line="276" w:lineRule="auto"/>
+          </w:p>
+        </w:tc>
+        <w:tc>
+          <w:tcPr>
+            <w:tcBorders>
+              <w:top w:color="000000" w:space="0" w:sz="4" w:val="single"/>
+              <w:left w:color="000000" w:space="0" w:sz="4" w:val="single"/>
+              <w:bottom w:color="000000" w:space="0" w:sz="4" w:val="single"/>
+              <w:right w:color="000000" w:space="0" w:sz="4" w:val="single"/>
+            </w:tcBorders>
+            <w:tcMar>
+              <w:top w:w="100.0" w:type="dxa"/>
+              <w:left w:w="100.0" w:type="dxa"/>
+              <w:bottom w:w="100.0" w:type="dxa"/>
+              <w:right w:w="100.0" w:type="dxa"/>
+            </w:tcMar>
+            <w:vAlign w:val="top"/>
+          </w:tcPr>
+          <w:p>
+            <w:pPr>
+              <w:spacing w:after="0" w:before="0" w:line="276" w:lineRule="auto"/>
               <w:jc w:val="both"/>
               <w:rPr>
                 <w:rFonts w:ascii="Times New Roman" w:cs="Times New Roman" w:eastAsia="Times New Roman" w:hAnsi="Times New Roman"/>
@@ -19181,7 +18805,7 @@
           </w:tcPr>
           <w:p>
             <w:pPr>
-              <w:spacing w:after="0" w:line="276" w:lineRule="auto"/>
+              <w:spacing w:after="0" w:before="0" w:line="276" w:lineRule="auto"/>
               <w:jc w:val="both"/>
               <w:rPr>
                 <w:rFonts w:ascii="Times New Roman" w:cs="Times New Roman" w:eastAsia="Times New Roman" w:hAnsi="Times New Roman"/>
@@ -19218,7 +18842,7 @@
           </w:tcPr>
           <w:p>
             <w:pPr>
-              <w:spacing w:after="0" w:line="276" w:lineRule="auto"/>
+              <w:spacing w:after="0" w:before="0" w:line="276" w:lineRule="auto"/>
               <w:jc w:val="both"/>
               <w:rPr>
                 <w:rFonts w:ascii="Times New Roman" w:cs="Times New Roman" w:eastAsia="Times New Roman" w:hAnsi="Times New Roman"/>
@@ -19255,7 +18879,7 @@
           </w:tcPr>
           <w:p>
             <w:pPr>
-              <w:spacing w:after="0" w:line="276" w:lineRule="auto"/>
+              <w:spacing w:after="0" w:before="0" w:line="276" w:lineRule="auto"/>
               <w:jc w:val="both"/>
               <w:rPr>
                 <w:rFonts w:ascii="Times New Roman" w:cs="Times New Roman" w:eastAsia="Times New Roman" w:hAnsi="Times New Roman"/>
@@ -19299,7 +18923,7 @@
           </w:tcPr>
           <w:p>
             <w:pPr>
-              <w:spacing w:after="0" w:line="276" w:lineRule="auto"/>
+              <w:spacing w:after="0" w:before="0" w:line="276" w:lineRule="auto"/>
               <w:jc w:val="both"/>
               <w:rPr>
                 <w:rFonts w:ascii="Times New Roman" w:cs="Times New Roman" w:eastAsia="Times New Roman" w:hAnsi="Times New Roman"/>
@@ -19310,40 +18934,33 @@
             <w:r>
               <w:rPr>
                 <w:rFonts w:ascii="Times New Roman" w:cs="Times New Roman" w:eastAsia="Times New Roman" w:hAnsi="Times New Roman"/>
-                <w:b w:val="1"/>
-                <w:bCs w:val="1"/>
                 <w:sz w:val="24"/>
                 <w:szCs w:val="24"/>
                 <w:rtl w:val="0"/>
               </w:rPr>
               <w:t xml:space="preserve">Ad-hoc Technical Coordination</w:t>
             </w:r>
-            <w:r>
-              <w:rPr>
-                <w:rtl w:val="0"/>
-              </w:rPr>
-            </w:r>
-          </w:p>
-        </w:tc>
-        <w:tc>
-          <w:tcPr>
-            <w:tcBorders>
-              <w:top w:color="000000" w:space="0" w:sz="4" w:val="single"/>
-              <w:left w:color="000000" w:space="0" w:sz="4" w:val="single"/>
-              <w:bottom w:color="000000" w:space="0" w:sz="4" w:val="single"/>
-              <w:right w:color="000000" w:space="0" w:sz="4" w:val="single"/>
-            </w:tcBorders>
-            <w:tcMar>
-              <w:top w:w="100.0" w:type="dxa"/>
-              <w:left w:w="100.0" w:type="dxa"/>
-              <w:bottom w:w="100.0" w:type="dxa"/>
-              <w:right w:w="100.0" w:type="dxa"/>
-            </w:tcMar>
-            <w:vAlign w:val="top"/>
-          </w:tcPr>
-          <w:p>
-            <w:pPr>
-              <w:spacing w:after="0" w:line="276" w:lineRule="auto"/>
+          </w:p>
+        </w:tc>
+        <w:tc>
+          <w:tcPr>
+            <w:tcBorders>
+              <w:top w:color="000000" w:space="0" w:sz="4" w:val="single"/>
+              <w:left w:color="000000" w:space="0" w:sz="4" w:val="single"/>
+              <w:bottom w:color="000000" w:space="0" w:sz="4" w:val="single"/>
+              <w:right w:color="000000" w:space="0" w:sz="4" w:val="single"/>
+            </w:tcBorders>
+            <w:tcMar>
+              <w:top w:w="100.0" w:type="dxa"/>
+              <w:left w:w="100.0" w:type="dxa"/>
+              <w:bottom w:w="100.0" w:type="dxa"/>
+              <w:right w:w="100.0" w:type="dxa"/>
+            </w:tcMar>
+            <w:vAlign w:val="top"/>
+          </w:tcPr>
+          <w:p>
+            <w:pPr>
+              <w:spacing w:after="0" w:before="0" w:line="276" w:lineRule="auto"/>
               <w:jc w:val="both"/>
               <w:rPr>
                 <w:rFonts w:ascii="Times New Roman" w:cs="Times New Roman" w:eastAsia="Times New Roman" w:hAnsi="Times New Roman"/>
@@ -19380,7 +18997,7 @@
           </w:tcPr>
           <w:p>
             <w:pPr>
-              <w:spacing w:after="0" w:line="276" w:lineRule="auto"/>
+              <w:spacing w:after="0" w:before="0" w:line="276" w:lineRule="auto"/>
               <w:jc w:val="both"/>
               <w:rPr>
                 <w:rFonts w:ascii="Times New Roman" w:cs="Times New Roman" w:eastAsia="Times New Roman" w:hAnsi="Times New Roman"/>
@@ -19417,7 +19034,7 @@
           </w:tcPr>
           <w:p>
             <w:pPr>
-              <w:spacing w:after="0" w:line="276" w:lineRule="auto"/>
+              <w:spacing w:after="0" w:before="0" w:line="276" w:lineRule="auto"/>
               <w:jc w:val="both"/>
               <w:rPr>
                 <w:rFonts w:ascii="Times New Roman" w:cs="Times New Roman" w:eastAsia="Times New Roman" w:hAnsi="Times New Roman"/>
@@ -19454,7 +19071,7 @@
           </w:tcPr>
           <w:p>
             <w:pPr>
-              <w:spacing w:after="0" w:line="276" w:lineRule="auto"/>
+              <w:spacing w:after="0" w:before="0" w:line="276" w:lineRule="auto"/>
               <w:jc w:val="both"/>
               <w:rPr>
                 <w:rFonts w:ascii="Times New Roman" w:cs="Times New Roman" w:eastAsia="Times New Roman" w:hAnsi="Times New Roman"/>
@@ -19498,7 +19115,7 @@
           </w:tcPr>
           <w:p>
             <w:pPr>
-              <w:spacing w:after="0" w:line="276" w:lineRule="auto"/>
+              <w:spacing w:after="0" w:before="0" w:line="276" w:lineRule="auto"/>
               <w:jc w:val="both"/>
               <w:rPr>
                 <w:rFonts w:ascii="Times New Roman" w:cs="Times New Roman" w:eastAsia="Times New Roman" w:hAnsi="Times New Roman"/>
@@ -19509,40 +19126,33 @@
             <w:r>
               <w:rPr>
                 <w:rFonts w:ascii="Times New Roman" w:cs="Times New Roman" w:eastAsia="Times New Roman" w:hAnsi="Times New Roman"/>
-                <w:b w:val="1"/>
-                <w:bCs w:val="1"/>
                 <w:sz w:val="24"/>
                 <w:szCs w:val="24"/>
                 <w:rtl w:val="0"/>
               </w:rPr>
               <w:t xml:space="preserve">Document Sharing &amp; Version Control</w:t>
             </w:r>
-            <w:r>
-              <w:rPr>
-                <w:rtl w:val="0"/>
-              </w:rPr>
-            </w:r>
-          </w:p>
-        </w:tc>
-        <w:tc>
-          <w:tcPr>
-            <w:tcBorders>
-              <w:top w:color="000000" w:space="0" w:sz="4" w:val="single"/>
-              <w:left w:color="000000" w:space="0" w:sz="4" w:val="single"/>
-              <w:bottom w:color="000000" w:space="0" w:sz="4" w:val="single"/>
-              <w:right w:color="000000" w:space="0" w:sz="4" w:val="single"/>
-            </w:tcBorders>
-            <w:tcMar>
-              <w:top w:w="100.0" w:type="dxa"/>
-              <w:left w:w="100.0" w:type="dxa"/>
-              <w:bottom w:w="100.0" w:type="dxa"/>
-              <w:right w:w="100.0" w:type="dxa"/>
-            </w:tcMar>
-            <w:vAlign w:val="top"/>
-          </w:tcPr>
-          <w:p>
-            <w:pPr>
-              <w:spacing w:after="0" w:line="276" w:lineRule="auto"/>
+          </w:p>
+        </w:tc>
+        <w:tc>
+          <w:tcPr>
+            <w:tcBorders>
+              <w:top w:color="000000" w:space="0" w:sz="4" w:val="single"/>
+              <w:left w:color="000000" w:space="0" w:sz="4" w:val="single"/>
+              <w:bottom w:color="000000" w:space="0" w:sz="4" w:val="single"/>
+              <w:right w:color="000000" w:space="0" w:sz="4" w:val="single"/>
+            </w:tcBorders>
+            <w:tcMar>
+              <w:top w:w="100.0" w:type="dxa"/>
+              <w:left w:w="100.0" w:type="dxa"/>
+              <w:bottom w:w="100.0" w:type="dxa"/>
+              <w:right w:w="100.0" w:type="dxa"/>
+            </w:tcMar>
+            <w:vAlign w:val="top"/>
+          </w:tcPr>
+          <w:p>
+            <w:pPr>
+              <w:spacing w:after="0" w:before="0" w:line="276" w:lineRule="auto"/>
               <w:jc w:val="both"/>
               <w:rPr>
                 <w:rFonts w:ascii="Times New Roman" w:cs="Times New Roman" w:eastAsia="Times New Roman" w:hAnsi="Times New Roman"/>
@@ -19579,7 +19189,7 @@
           </w:tcPr>
           <w:p>
             <w:pPr>
-              <w:spacing w:after="0" w:line="276" w:lineRule="auto"/>
+              <w:spacing w:after="0" w:before="0" w:line="276" w:lineRule="auto"/>
               <w:jc w:val="both"/>
               <w:rPr>
                 <w:rFonts w:ascii="Times New Roman" w:cs="Times New Roman" w:eastAsia="Times New Roman" w:hAnsi="Times New Roman"/>
@@ -19616,7 +19226,7 @@
           </w:tcPr>
           <w:p>
             <w:pPr>
-              <w:spacing w:after="0" w:line="276" w:lineRule="auto"/>
+              <w:spacing w:after="0" w:before="0" w:line="276" w:lineRule="auto"/>
               <w:jc w:val="both"/>
               <w:rPr>
                 <w:rFonts w:ascii="Times New Roman" w:cs="Times New Roman" w:eastAsia="Times New Roman" w:hAnsi="Times New Roman"/>
@@ -19653,7 +19263,7 @@
           </w:tcPr>
           <w:p>
             <w:pPr>
-              <w:spacing w:after="0" w:line="276" w:lineRule="auto"/>
+              <w:spacing w:after="0" w:before="0" w:line="276" w:lineRule="auto"/>
               <w:jc w:val="both"/>
               <w:rPr>
                 <w:rFonts w:ascii="Times New Roman" w:cs="Times New Roman" w:eastAsia="Times New Roman" w:hAnsi="Times New Roman"/>
@@ -19697,7 +19307,7 @@
           </w:tcPr>
           <w:p>
             <w:pPr>
-              <w:spacing w:after="0" w:line="276" w:lineRule="auto"/>
+              <w:spacing w:after="0" w:before="0" w:line="276" w:lineRule="auto"/>
               <w:jc w:val="both"/>
               <w:rPr>
                 <w:rFonts w:ascii="Times New Roman" w:cs="Times New Roman" w:eastAsia="Times New Roman" w:hAnsi="Times New Roman"/>
@@ -19708,40 +19318,33 @@
             <w:r>
               <w:rPr>
                 <w:rFonts w:ascii="Times New Roman" w:cs="Times New Roman" w:eastAsia="Times New Roman" w:hAnsi="Times New Roman"/>
-                <w:b w:val="1"/>
-                <w:bCs w:val="1"/>
                 <w:sz w:val="24"/>
                 <w:szCs w:val="24"/>
                 <w:rtl w:val="0"/>
               </w:rPr>
               <w:t xml:space="preserve">Urgent Issue Escalation</w:t>
             </w:r>
-            <w:r>
-              <w:rPr>
-                <w:rtl w:val="0"/>
-              </w:rPr>
-            </w:r>
-          </w:p>
-        </w:tc>
-        <w:tc>
-          <w:tcPr>
-            <w:tcBorders>
-              <w:top w:color="000000" w:space="0" w:sz="4" w:val="single"/>
-              <w:left w:color="000000" w:space="0" w:sz="4" w:val="single"/>
-              <w:bottom w:color="000000" w:space="0" w:sz="4" w:val="single"/>
-              <w:right w:color="000000" w:space="0" w:sz="4" w:val="single"/>
-            </w:tcBorders>
-            <w:tcMar>
-              <w:top w:w="100.0" w:type="dxa"/>
-              <w:left w:w="100.0" w:type="dxa"/>
-              <w:bottom w:w="100.0" w:type="dxa"/>
-              <w:right w:w="100.0" w:type="dxa"/>
-            </w:tcMar>
-            <w:vAlign w:val="top"/>
-          </w:tcPr>
-          <w:p>
-            <w:pPr>
-              <w:spacing w:after="0" w:line="276" w:lineRule="auto"/>
+          </w:p>
+        </w:tc>
+        <w:tc>
+          <w:tcPr>
+            <w:tcBorders>
+              <w:top w:color="000000" w:space="0" w:sz="4" w:val="single"/>
+              <w:left w:color="000000" w:space="0" w:sz="4" w:val="single"/>
+              <w:bottom w:color="000000" w:space="0" w:sz="4" w:val="single"/>
+              <w:right w:color="000000" w:space="0" w:sz="4" w:val="single"/>
+            </w:tcBorders>
+            <w:tcMar>
+              <w:top w:w="100.0" w:type="dxa"/>
+              <w:left w:w="100.0" w:type="dxa"/>
+              <w:bottom w:w="100.0" w:type="dxa"/>
+              <w:right w:w="100.0" w:type="dxa"/>
+            </w:tcMar>
+            <w:vAlign w:val="top"/>
+          </w:tcPr>
+          <w:p>
+            <w:pPr>
+              <w:spacing w:after="0" w:before="0" w:line="276" w:lineRule="auto"/>
               <w:jc w:val="both"/>
               <w:rPr>
                 <w:rFonts w:ascii="Times New Roman" w:cs="Times New Roman" w:eastAsia="Times New Roman" w:hAnsi="Times New Roman"/>
@@ -19778,7 +19381,7 @@
           </w:tcPr>
           <w:p>
             <w:pPr>
-              <w:spacing w:after="0" w:line="276" w:lineRule="auto"/>
+              <w:spacing w:after="0" w:before="0" w:line="276" w:lineRule="auto"/>
               <w:jc w:val="both"/>
               <w:rPr>
                 <w:rFonts w:ascii="Times New Roman" w:cs="Times New Roman" w:eastAsia="Times New Roman" w:hAnsi="Times New Roman"/>
@@ -19815,7 +19418,7 @@
           </w:tcPr>
           <w:p>
             <w:pPr>
-              <w:spacing w:after="0" w:line="276" w:lineRule="auto"/>
+              <w:spacing w:after="0" w:before="0" w:line="276" w:lineRule="auto"/>
               <w:jc w:val="both"/>
               <w:rPr>
                 <w:rFonts w:ascii="Times New Roman" w:cs="Times New Roman" w:eastAsia="Times New Roman" w:hAnsi="Times New Roman"/>
@@ -19852,7 +19455,7 @@
           </w:tcPr>
           <w:p>
             <w:pPr>
-              <w:spacing w:after="0" w:line="276" w:lineRule="auto"/>
+              <w:spacing w:after="0" w:before="0" w:line="276" w:lineRule="auto"/>
               <w:jc w:val="both"/>
               <w:rPr>
                 <w:rFonts w:ascii="Times New Roman" w:cs="Times New Roman" w:eastAsia="Times New Roman" w:hAnsi="Times New Roman"/>
@@ -19896,7 +19499,7 @@
           </w:tcPr>
           <w:p>
             <w:pPr>
-              <w:spacing w:after="0" w:line="276" w:lineRule="auto"/>
+              <w:spacing w:after="0" w:before="0" w:line="276" w:lineRule="auto"/>
               <w:jc w:val="both"/>
               <w:rPr>
                 <w:rFonts w:ascii="Times New Roman" w:cs="Times New Roman" w:eastAsia="Times New Roman" w:hAnsi="Times New Roman"/>
@@ -19907,40 +19510,33 @@
             <w:r>
               <w:rPr>
                 <w:rFonts w:ascii="Times New Roman" w:cs="Times New Roman" w:eastAsia="Times New Roman" w:hAnsi="Times New Roman"/>
-                <w:b w:val="1"/>
-                <w:bCs w:val="1"/>
                 <w:sz w:val="24"/>
                 <w:szCs w:val="24"/>
                 <w:rtl w:val="0"/>
               </w:rPr>
               <w:t xml:space="preserve">Instructor Consultation</w:t>
             </w:r>
-            <w:r>
-              <w:rPr>
-                <w:rtl w:val="0"/>
-              </w:rPr>
-            </w:r>
-          </w:p>
-        </w:tc>
-        <w:tc>
-          <w:tcPr>
-            <w:tcBorders>
-              <w:top w:color="000000" w:space="0" w:sz="4" w:val="single"/>
-              <w:left w:color="000000" w:space="0" w:sz="4" w:val="single"/>
-              <w:bottom w:color="000000" w:space="0" w:sz="4" w:val="single"/>
-              <w:right w:color="000000" w:space="0" w:sz="4" w:val="single"/>
-            </w:tcBorders>
-            <w:tcMar>
-              <w:top w:w="100.0" w:type="dxa"/>
-              <w:left w:w="100.0" w:type="dxa"/>
-              <w:bottom w:w="100.0" w:type="dxa"/>
-              <w:right w:w="100.0" w:type="dxa"/>
-            </w:tcMar>
-            <w:vAlign w:val="top"/>
-          </w:tcPr>
-          <w:p>
-            <w:pPr>
-              <w:spacing w:after="0" w:line="276" w:lineRule="auto"/>
+          </w:p>
+        </w:tc>
+        <w:tc>
+          <w:tcPr>
+            <w:tcBorders>
+              <w:top w:color="000000" w:space="0" w:sz="4" w:val="single"/>
+              <w:left w:color="000000" w:space="0" w:sz="4" w:val="single"/>
+              <w:bottom w:color="000000" w:space="0" w:sz="4" w:val="single"/>
+              <w:right w:color="000000" w:space="0" w:sz="4" w:val="single"/>
+            </w:tcBorders>
+            <w:tcMar>
+              <w:top w:w="100.0" w:type="dxa"/>
+              <w:left w:w="100.0" w:type="dxa"/>
+              <w:bottom w:w="100.0" w:type="dxa"/>
+              <w:right w:w="100.0" w:type="dxa"/>
+            </w:tcMar>
+            <w:vAlign w:val="top"/>
+          </w:tcPr>
+          <w:p>
+            <w:pPr>
+              <w:spacing w:after="0" w:before="0" w:line="276" w:lineRule="auto"/>
               <w:jc w:val="both"/>
               <w:rPr>
                 <w:rFonts w:ascii="Times New Roman" w:cs="Times New Roman" w:eastAsia="Times New Roman" w:hAnsi="Times New Roman"/>
@@ -19977,7 +19573,7 @@
           </w:tcPr>
           <w:p>
             <w:pPr>
-              <w:spacing w:after="0" w:line="276" w:lineRule="auto"/>
+              <w:spacing w:after="0" w:before="0" w:line="276" w:lineRule="auto"/>
               <w:jc w:val="both"/>
               <w:rPr>
                 <w:rFonts w:ascii="Times New Roman" w:cs="Times New Roman" w:eastAsia="Times New Roman" w:hAnsi="Times New Roman"/>
@@ -20014,7 +19610,7 @@
           </w:tcPr>
           <w:p>
             <w:pPr>
-              <w:spacing w:after="0" w:line="276" w:lineRule="auto"/>
+              <w:spacing w:after="0" w:before="0" w:line="276" w:lineRule="auto"/>
               <w:jc w:val="both"/>
               <w:rPr>
                 <w:rFonts w:ascii="Times New Roman" w:cs="Times New Roman" w:eastAsia="Times New Roman" w:hAnsi="Times New Roman"/>
@@ -20051,7 +19647,7 @@
           </w:tcPr>
           <w:p>
             <w:pPr>
-              <w:spacing w:after="0" w:line="276" w:lineRule="auto"/>
+              <w:spacing w:after="0" w:before="0" w:line="276" w:lineRule="auto"/>
               <w:jc w:val="both"/>
               <w:rPr>
                 <w:rFonts w:ascii="Times New Roman" w:cs="Times New Roman" w:eastAsia="Times New Roman" w:hAnsi="Times New Roman"/>
@@ -20074,14 +19670,40 @@
     </w:tbl>
     <w:p>
       <w:pPr>
+        <w:spacing w:before="200" w:line="360" w:lineRule="auto"/>
+        <w:jc w:val="center"/>
+        <w:rPr>
+          <w:rFonts w:ascii="Times New Roman" w:cs="Times New Roman" w:eastAsia="Times New Roman" w:hAnsi="Times New Roman"/>
+        </w:rPr>
+      </w:pPr>
+      <w:r>
+        <w:rPr>
+          <w:rFonts w:ascii="Times New Roman" w:cs="Times New Roman" w:eastAsia="Times New Roman" w:hAnsi="Times New Roman"/>
+          <w:i w:val="1"/>
+          <w:iCs w:val="1"/>
+          <w:sz w:val="24"/>
+          <w:szCs w:val="24"/>
+          <w:rtl w:val="0"/>
+        </w:rPr>
+        <w:t xml:space="preserve">Table 6: Project Communications</w:t>
+      </w:r>
+      <w:r>
+        <w:rPr>
+          <w:rtl w:val="0"/>
+        </w:rPr>
+      </w:r>
+    </w:p>
+    <w:p>
+      <w:pPr>
         <w:pStyle w:val="Heading2"/>
-        <w:spacing w:after="200" w:before="200" w:lineRule="auto"/>
+        <w:spacing w:after="200" w:before="0" w:line="360" w:lineRule="auto"/>
+        <w:jc w:val="both"/>
         <w:rPr>
           <w:rFonts w:ascii="Times New Roman" w:cs="Times New Roman" w:eastAsia="Times New Roman" w:hAnsi="Times New Roman"/>
         </w:rPr>
       </w:pPr>
-      <w:bookmarkStart w:colFirst="0" w:colLast="0" w:name="_heading=h.wvqobjefsnfm" w:id="15"/>
-      <w:bookmarkEnd w:id="15"/>
+      <w:bookmarkStart w:colFirst="0" w:colLast="0" w:name="_heading=h.wvqobjefsnfm" w:id="12"/>
+      <w:bookmarkEnd w:id="12"/>
       <w:r>
         <w:rPr>
           <w:rFonts w:ascii="Times New Roman" w:cs="Times New Roman" w:eastAsia="Times New Roman" w:hAnsi="Times New Roman"/>
@@ -20093,15 +19715,16 @@
     <w:p>
       <w:pPr>
         <w:pStyle w:val="Heading3"/>
-        <w:spacing w:line="360" w:lineRule="auto"/>
+        <w:spacing w:after="200" w:before="0" w:line="360" w:lineRule="auto"/>
+        <w:jc w:val="both"/>
         <w:rPr>
           <w:rFonts w:ascii="Times New Roman" w:cs="Times New Roman" w:eastAsia="Times New Roman" w:hAnsi="Times New Roman"/>
           <w:sz w:val="25"/>
           <w:szCs w:val="25"/>
         </w:rPr>
       </w:pPr>
-      <w:bookmarkStart w:colFirst="0" w:colLast="0" w:name="_heading=h.kv9silor3xc7" w:id="16"/>
-      <w:bookmarkEnd w:id="16"/>
+      <w:bookmarkStart w:colFirst="0" w:colLast="0" w:name="_heading=h.kv9silor3xc7" w:id="13"/>
+      <w:bookmarkEnd w:id="13"/>
       <w:r>
         <w:rPr>
           <w:rFonts w:ascii="Times New Roman" w:cs="Times New Roman" w:eastAsia="Times New Roman" w:hAnsi="Times New Roman"/>
@@ -20114,7 +19737,7 @@
     </w:p>
     <w:p>
       <w:pPr>
-        <w:spacing w:after="0" w:before="0" w:line="360" w:lineRule="auto"/>
+        <w:spacing w:after="200" w:before="0" w:line="360" w:lineRule="auto"/>
         <w:ind w:firstLine="720"/>
         <w:jc w:val="both"/>
         <w:rPr>
@@ -20139,25 +19762,15 @@
           <w:ilvl w:val="0"/>
           <w:numId w:val="1"/>
         </w:numPr>
-        <w:spacing w:after="200" w:afterAutospacing="0" w:before="200" w:line="360" w:lineRule="auto"/>
+        <w:spacing w:after="200" w:before="0" w:line="360" w:lineRule="auto"/>
         <w:ind w:left="720" w:hanging="360"/>
+        <w:jc w:val="both"/>
         <w:rPr>
           <w:rFonts w:ascii="Times New Roman" w:cs="Times New Roman" w:eastAsia="Times New Roman" w:hAnsi="Times New Roman"/>
           <w:sz w:val="24"/>
           <w:szCs w:val="24"/>
         </w:rPr>
       </w:pPr>
-      <w:r>
-        <w:rPr>
-          <w:rFonts w:ascii="Times New Roman" w:cs="Times New Roman" w:eastAsia="Times New Roman" w:hAnsi="Times New Roman"/>
-          <w:b w:val="1"/>
-          <w:bCs w:val="1"/>
-          <w:sz w:val="24"/>
-          <w:szCs w:val="24"/>
-          <w:rtl w:val="0"/>
-        </w:rPr>
-        <w:t xml:space="preserve">Major Version Updates</w:t>
-      </w:r>
       <w:r>
         <w:rPr>
           <w:rFonts w:ascii="Times New Roman" w:cs="Times New Roman" w:eastAsia="Times New Roman" w:hAnsi="Times New Roman"/>
@@ -20165,9 +19778,7 @@
           <w:szCs w:val="24"/>
           <w:rtl w:val="0"/>
         </w:rPr>
-        <w:t xml:space="preserve">:</w:t>
-        <w:br w:type="textWrapping"/>
-        <w:t xml:space="preserve">For significant document changes or milestone releases, the Project Manager creates a new copy of the document and renames it with an incremented version number (e.g., v1.0, v2.0). This provides a clear snapshot of major document revisions and preserves historical versions.</w:t>
+        <w:t xml:space="preserve">Major Version Updates: For significant document changes or milestone releases, the Project Manager creates a new copy of the document and renames it with an incremented version number (e.g., v1.0, v2.0). This provides a clear snapshot of major document revisions and preserves historical versions.</w:t>
       </w:r>
     </w:p>
     <w:p>
@@ -20176,14 +19787,73 @@
           <w:ilvl w:val="0"/>
           <w:numId w:val="1"/>
         </w:numPr>
-        <w:spacing w:after="240" w:before="200" w:beforeAutospacing="0" w:line="360" w:lineRule="auto"/>
+        <w:spacing w:after="200" w:before="0" w:line="360" w:lineRule="auto"/>
         <w:ind w:left="720" w:hanging="360"/>
+        <w:jc w:val="both"/>
         <w:rPr>
           <w:rFonts w:ascii="Times New Roman" w:cs="Times New Roman" w:eastAsia="Times New Roman" w:hAnsi="Times New Roman"/>
           <w:sz w:val="24"/>
           <w:szCs w:val="24"/>
         </w:rPr>
       </w:pPr>
+      <w:r>
+        <w:rPr>
+          <w:rFonts w:ascii="Times New Roman" w:cs="Times New Roman" w:eastAsia="Times New Roman" w:hAnsi="Times New Roman"/>
+          <w:sz w:val="24"/>
+          <w:szCs w:val="24"/>
+          <w:rtl w:val="0"/>
+        </w:rPr>
+        <w:t xml:space="preserve">Integrated Version History: For minor edits and collaborative updates, the team uses Google Drive’s built-in Version History feature to track changes, identify authors, and restore previous versions when necessary. This approach eliminates redundant file copies while maintaining full traceability.</w:t>
+      </w:r>
+      <w:r>
+        <w:rPr>
+          <w:rtl w:val="0"/>
+        </w:rPr>
+      </w:r>
+    </w:p>
+    <w:p>
+      <w:pPr>
+        <w:pStyle w:val="Heading3"/>
+        <w:spacing w:after="200" w:before="0" w:line="360" w:lineRule="auto"/>
+        <w:jc w:val="both"/>
+        <w:rPr>
+          <w:rFonts w:ascii="Times New Roman" w:cs="Times New Roman" w:eastAsia="Times New Roman" w:hAnsi="Times New Roman"/>
+          <w:sz w:val="25"/>
+          <w:szCs w:val="25"/>
+        </w:rPr>
+      </w:pPr>
+      <w:bookmarkStart w:colFirst="0" w:colLast="0" w:name="_heading=h.hpgpn4ju67t1" w:id="14"/>
+      <w:bookmarkEnd w:id="14"/>
+      <w:r>
+        <w:rPr>
+          <w:rFonts w:ascii="Times New Roman" w:cs="Times New Roman" w:eastAsia="Times New Roman" w:hAnsi="Times New Roman"/>
+          <w:sz w:val="25"/>
+          <w:szCs w:val="25"/>
+          <w:rtl w:val="0"/>
+        </w:rPr>
+        <w:t xml:space="preserve">5.2 Source Code Management</w:t>
+      </w:r>
+    </w:p>
+    <w:p>
+      <w:pPr>
+        <w:spacing w:after="200" w:before="0" w:line="360" w:lineRule="auto"/>
+        <w:ind w:firstLine="720"/>
+        <w:jc w:val="both"/>
+        <w:rPr>
+          <w:rFonts w:ascii="Times New Roman" w:cs="Times New Roman" w:eastAsia="Times New Roman" w:hAnsi="Times New Roman"/>
+          <w:sz w:val="24"/>
+          <w:szCs w:val="24"/>
+        </w:rPr>
+      </w:pPr>
+      <w:r>
+        <w:rPr>
+          <w:rFonts w:ascii="Times New Roman" w:cs="Times New Roman" w:eastAsia="Times New Roman" w:hAnsi="Times New Roman"/>
+          <w:sz w:val="24"/>
+          <w:szCs w:val="24"/>
+          <w:rtl w:val="0"/>
+        </w:rPr>
+        <w:t xml:space="preserve">Source code for </w:t>
+      </w:r>
       <w:r>
         <w:rPr>
           <w:rFonts w:ascii="Times New Roman" w:cs="Times New Roman" w:eastAsia="Times New Roman" w:hAnsi="Times New Roman"/>
@@ -20193,7 +19863,7 @@
           <w:szCs w:val="24"/>
           <w:rtl w:val="0"/>
         </w:rPr>
-        <w:t xml:space="preserve">Integrated Version History</w:t>
+        <w:t xml:space="preserve">Nova LMS</w:t>
       </w:r>
       <w:r>
         <w:rPr>
@@ -20202,56 +19872,7 @@
           <w:szCs w:val="24"/>
           <w:rtl w:val="0"/>
         </w:rPr>
-        <w:t xml:space="preserve">:</w:t>
-        <w:br w:type="textWrapping"/>
-        <w:t xml:space="preserve">For minor edits and collaborative updates, the team uses Google Drive’s built-in Version History feature to track changes, identify authors, and restore previous versions when necessary. This approach eliminates redundant file copies while maintaining full traceability.</w:t>
-      </w:r>
-      <w:r>
-        <w:rPr>
-          <w:rtl w:val="0"/>
-        </w:rPr>
-      </w:r>
-    </w:p>
-    <w:p>
-      <w:pPr>
-        <w:pStyle w:val="Heading3"/>
-        <w:rPr>
-          <w:rFonts w:ascii="Times New Roman" w:cs="Times New Roman" w:eastAsia="Times New Roman" w:hAnsi="Times New Roman"/>
-          <w:sz w:val="25"/>
-          <w:szCs w:val="25"/>
-        </w:rPr>
-      </w:pPr>
-      <w:bookmarkStart w:colFirst="0" w:colLast="0" w:name="_heading=h.hpgpn4ju67t1" w:id="17"/>
-      <w:bookmarkEnd w:id="17"/>
-      <w:r>
-        <w:rPr>
-          <w:rFonts w:ascii="Times New Roman" w:cs="Times New Roman" w:eastAsia="Times New Roman" w:hAnsi="Times New Roman"/>
-          <w:sz w:val="25"/>
-          <w:szCs w:val="25"/>
-          <w:rtl w:val="0"/>
-        </w:rPr>
-        <w:t xml:space="preserve">5.2 Source Code Management</w:t>
-      </w:r>
-    </w:p>
-    <w:p>
-      <w:pPr>
-        <w:spacing w:after="240" w:before="240" w:line="360" w:lineRule="auto"/>
-        <w:ind w:firstLine="720"/>
-        <w:jc w:val="both"/>
-        <w:rPr>
-          <w:rFonts w:ascii="Times New Roman" w:cs="Times New Roman" w:eastAsia="Times New Roman" w:hAnsi="Times New Roman"/>
-          <w:sz w:val="24"/>
-          <w:szCs w:val="24"/>
-        </w:rPr>
-      </w:pPr>
-      <w:r>
-        <w:rPr>
-          <w:rFonts w:ascii="Times New Roman" w:cs="Times New Roman" w:eastAsia="Times New Roman" w:hAnsi="Times New Roman"/>
-          <w:sz w:val="24"/>
-          <w:szCs w:val="24"/>
-          <w:rtl w:val="0"/>
-        </w:rPr>
-        <w:t xml:space="preserve">Source code for </w:t>
+        <w:t xml:space="preserve"> is managed using </w:t>
       </w:r>
       <w:r>
         <w:rPr>
@@ -20262,26 +19883,6 @@
           <w:szCs w:val="24"/>
           <w:rtl w:val="0"/>
         </w:rPr>
-        <w:t xml:space="preserve">Nova LMS</w:t>
-      </w:r>
-      <w:r>
-        <w:rPr>
-          <w:rFonts w:ascii="Times New Roman" w:cs="Times New Roman" w:eastAsia="Times New Roman" w:hAnsi="Times New Roman"/>
-          <w:sz w:val="24"/>
-          <w:szCs w:val="24"/>
-          <w:rtl w:val="0"/>
-        </w:rPr>
-        <w:t xml:space="preserve"> is managed using </w:t>
-      </w:r>
-      <w:r>
-        <w:rPr>
-          <w:rFonts w:ascii="Times New Roman" w:cs="Times New Roman" w:eastAsia="Times New Roman" w:hAnsi="Times New Roman"/>
-          <w:b w:val="1"/>
-          <w:bCs w:val="1"/>
-          <w:sz w:val="24"/>
-          <w:szCs w:val="24"/>
-          <w:rtl w:val="0"/>
-        </w:rPr>
         <w:t xml:space="preserve">GitHub</w:t>
       </w:r>
       <w:r>
@@ -20296,7 +19897,8 @@
     </w:p>
     <w:p>
       <w:pPr>
-        <w:spacing w:after="240" w:before="240" w:line="360" w:lineRule="auto"/>
+        <w:spacing w:after="200" w:before="0" w:line="360" w:lineRule="auto"/>
+        <w:jc w:val="both"/>
         <w:rPr>
           <w:rFonts w:ascii="Times New Roman" w:cs="Times New Roman" w:eastAsia="Times New Roman" w:hAnsi="Times New Roman"/>
           <w:i w:val="1"/>
@@ -20355,7 +19957,8 @@
     </w:p>
     <w:p>
       <w:pPr>
-        <w:spacing w:after="240" w:before="240" w:line="360" w:lineRule="auto"/>
+        <w:spacing w:after="200" w:before="0" w:line="360" w:lineRule="auto"/>
+        <w:jc w:val="both"/>
         <w:rPr>
           <w:rFonts w:ascii="Times New Roman" w:cs="Times New Roman" w:eastAsia="Times New Roman" w:hAnsi="Times New Roman"/>
           <w:sz w:val="24"/>
@@ -20387,10 +19990,11 @@
       <w:pPr>
         <w:numPr>
           <w:ilvl w:val="0"/>
-          <w:numId w:val="4"/>
+          <w:numId w:val="3"/>
         </w:numPr>
-        <w:spacing w:after="0" w:afterAutospacing="0" w:before="240" w:line="360" w:lineRule="auto"/>
+        <w:spacing w:after="200" w:before="0" w:line="360" w:lineRule="auto"/>
         <w:ind w:left="720" w:hanging="360"/>
+        <w:jc w:val="both"/>
         <w:rPr>
           <w:rFonts w:ascii="Arial" w:cs="Arial" w:eastAsia="Arial" w:hAnsi="Arial"/>
           <w:sz w:val="24"/>
@@ -20404,17 +20008,18 @@
           <w:szCs w:val="24"/>
           <w:rtl w:val="0"/>
         </w:rPr>
-        <w:t xml:space="preserve">main branch: stable, production-ready code</w:t>
+        <w:t xml:space="preserve">Main branch: stable, production-ready code</w:t>
       </w:r>
     </w:p>
     <w:p>
       <w:pPr>
         <w:numPr>
           <w:ilvl w:val="0"/>
-          <w:numId w:val="4"/>
+          <w:numId w:val="3"/>
         </w:numPr>
-        <w:spacing w:after="0" w:afterAutospacing="0" w:before="0" w:beforeAutospacing="0" w:line="360" w:lineRule="auto"/>
+        <w:spacing w:after="200" w:before="0" w:line="360" w:lineRule="auto"/>
         <w:ind w:left="720" w:hanging="360"/>
+        <w:jc w:val="both"/>
         <w:rPr>
           <w:rFonts w:ascii="Arial" w:cs="Arial" w:eastAsia="Arial" w:hAnsi="Arial"/>
           <w:sz w:val="24"/>
@@ -20428,17 +20033,18 @@
           <w:szCs w:val="24"/>
           <w:rtl w:val="0"/>
         </w:rPr>
-        <w:t xml:space="preserve">develop branch: integration of completed features</w:t>
+        <w:t xml:space="preserve">Develop branch: integration of completed features</w:t>
       </w:r>
     </w:p>
     <w:p>
       <w:pPr>
         <w:numPr>
           <w:ilvl w:val="0"/>
-          <w:numId w:val="4"/>
+          <w:numId w:val="3"/>
         </w:numPr>
-        <w:spacing w:after="240" w:before="0" w:beforeAutospacing="0" w:line="360" w:lineRule="auto"/>
+        <w:spacing w:after="200" w:before="0" w:line="360" w:lineRule="auto"/>
         <w:ind w:left="720" w:hanging="360"/>
+        <w:jc w:val="both"/>
         <w:rPr>
           <w:rFonts w:ascii="Times New Roman" w:cs="Times New Roman" w:eastAsia="Times New Roman" w:hAnsi="Times New Roman"/>
           <w:sz w:val="24"/>
@@ -20457,8 +20063,13 @@
     </w:p>
     <w:p>
       <w:pPr>
-        <w:spacing w:after="240" w:before="240" w:line="360" w:lineRule="auto"/>
-        <w:rPr/>
+        <w:spacing w:after="200" w:before="0" w:line="360" w:lineRule="auto"/>
+        <w:jc w:val="both"/>
+        <w:rPr>
+          <w:rFonts w:ascii="Times New Roman" w:cs="Times New Roman" w:eastAsia="Times New Roman" w:hAnsi="Times New Roman"/>
+          <w:sz w:val="24"/>
+          <w:szCs w:val="24"/>
+        </w:rPr>
       </w:pPr>
       <w:r>
         <w:rPr>
@@ -20479,8 +20090,22 @@
           <w:rtl w:val="0"/>
         </w:rPr>
         <w:t xml:space="preserve">:</w:t>
-        <w:br w:type="textWrapping"/>
-        <w:tab/>
+      </w:r>
+    </w:p>
+    <w:p>
+      <w:pPr>
+        <w:spacing w:after="200" w:before="0" w:line="360" w:lineRule="auto"/>
+        <w:ind w:firstLine="720"/>
+        <w:jc w:val="both"/>
+        <w:rPr/>
+      </w:pPr>
+      <w:r>
+        <w:rPr>
+          <w:rFonts w:ascii="Times New Roman" w:cs="Times New Roman" w:eastAsia="Times New Roman" w:hAnsi="Times New Roman"/>
+          <w:sz w:val="24"/>
+          <w:szCs w:val="24"/>
+          <w:rtl w:val="0"/>
+        </w:rPr>
         <w:t xml:space="preserve">All code changes must be submitted through pull requests and reviewed by at least one team member before merging into the main branches. This ensures consistency, security, and maintainability of the codebase.</w:t>
       </w:r>
       <w:r>
@@ -20492,7 +20117,7 @@
     <w:p>
       <w:pPr>
         <w:pStyle w:val="Heading3"/>
-        <w:spacing w:after="200" w:lineRule="auto"/>
+        <w:spacing w:after="200" w:before="0" w:line="360" w:lineRule="auto"/>
         <w:rPr>
           <w:rFonts w:ascii="Times New Roman" w:cs="Times New Roman" w:eastAsia="Times New Roman" w:hAnsi="Times New Roman"/>
           <w:i w:val="1"/>
@@ -20502,8 +20127,8 @@
           <w:szCs w:val="25"/>
         </w:rPr>
       </w:pPr>
-      <w:bookmarkStart w:colFirst="0" w:colLast="0" w:name="_heading=h.d5wy2sor2zzj" w:id="18"/>
-      <w:bookmarkEnd w:id="18"/>
+      <w:bookmarkStart w:colFirst="0" w:colLast="0" w:name="_heading=h.d5wy2sor2zzj" w:id="15"/>
+      <w:bookmarkEnd w:id="15"/>
       <w:r>
         <w:rPr>
           <w:rFonts w:ascii="Times New Roman" w:cs="Times New Roman" w:eastAsia="Times New Roman" w:hAnsi="Times New Roman"/>
@@ -20630,16 +20255,9 @@
             </w:pPr>
             <w:r>
               <w:rPr>
-                <w:b w:val="1"/>
-                <w:bCs w:val="1"/>
                 <w:rtl w:val="0"/>
               </w:rPr>
               <w:t xml:space="preserve">Technology</w:t>
-            </w:r>
-            <w:r>
-              <w:rPr>
-                <w:rtl w:val="0"/>
-              </w:rPr>
             </w:r>
           </w:p>
         </w:tc>
@@ -20669,7 +20287,7 @@
               <w:rPr>
                 <w:rtl w:val="0"/>
               </w:rPr>
-              <w:t xml:space="preserve">Java Spring Boot, Python (Back-end), Thymeleaf (Front-end), RESTful APIs</w:t>
+              <w:t xml:space="preserve">Java Spring Boot, Thymeleaf (Front-end), RESTful APIs</w:t>
             </w:r>
           </w:p>
         </w:tc>
@@ -20704,16 +20322,9 @@
             </w:pPr>
             <w:r>
               <w:rPr>
-                <w:b w:val="1"/>
-                <w:bCs w:val="1"/>
                 <w:rtl w:val="0"/>
               </w:rPr>
               <w:t xml:space="preserve">Database</w:t>
-            </w:r>
-            <w:r>
-              <w:rPr>
-                <w:rtl w:val="0"/>
-              </w:rPr>
             </w:r>
           </w:p>
         </w:tc>
@@ -20778,16 +20389,9 @@
             </w:pPr>
             <w:r>
               <w:rPr>
-                <w:b w:val="1"/>
-                <w:bCs w:val="1"/>
                 <w:rtl w:val="0"/>
               </w:rPr>
               <w:t xml:space="preserve">IDEs / Editors</w:t>
-            </w:r>
-            <w:r>
-              <w:rPr>
-                <w:rtl w:val="0"/>
-              </w:rPr>
             </w:r>
           </w:p>
         </w:tc>
@@ -20852,16 +20456,9 @@
             </w:pPr>
             <w:r>
               <w:rPr>
-                <w:b w:val="1"/>
-                <w:bCs w:val="1"/>
                 <w:rtl w:val="0"/>
               </w:rPr>
               <w:t xml:space="preserve">Diagramming</w:t>
-            </w:r>
-            <w:r>
-              <w:rPr>
-                <w:rtl w:val="0"/>
-              </w:rPr>
             </w:r>
           </w:p>
         </w:tc>
@@ -20926,16 +20523,9 @@
             </w:pPr>
             <w:r>
               <w:rPr>
-                <w:b w:val="1"/>
-                <w:bCs w:val="1"/>
                 <w:rtl w:val="0"/>
               </w:rPr>
               <w:t xml:space="preserve">Documentation</w:t>
-            </w:r>
-            <w:r>
-              <w:rPr>
-                <w:rtl w:val="0"/>
-              </w:rPr>
             </w:r>
           </w:p>
         </w:tc>
@@ -21000,16 +20590,9 @@
             </w:pPr>
             <w:r>
               <w:rPr>
-                <w:b w:val="1"/>
-                <w:bCs w:val="1"/>
                 <w:rtl w:val="0"/>
               </w:rPr>
               <w:t xml:space="preserve">Version Control</w:t>
-            </w:r>
-            <w:r>
-              <w:rPr>
-                <w:rtl w:val="0"/>
-              </w:rPr>
             </w:r>
           </w:p>
         </w:tc>
@@ -21074,16 +20657,9 @@
             </w:pPr>
             <w:r>
               <w:rPr>
-                <w:b w:val="1"/>
-                <w:bCs w:val="1"/>
                 <w:rtl w:val="0"/>
               </w:rPr>
               <w:t xml:space="preserve">Deployment Server</w:t>
-            </w:r>
-            <w:r>
-              <w:rPr>
-                <w:rtl w:val="0"/>
-              </w:rPr>
             </w:r>
           </w:p>
         </w:tc>
@@ -21113,7 +20689,7 @@
               <w:rPr>
                 <w:rtl w:val="0"/>
               </w:rPr>
-              <w:t xml:space="preserve">Application Server (VPS / Local Server), Nginx</w:t>
+              <w:t xml:space="preserve">Render, Railway.</w:t>
             </w:r>
           </w:p>
         </w:tc>
@@ -21148,16 +20724,9 @@
             </w:pPr>
             <w:r>
               <w:rPr>
-                <w:b w:val="1"/>
-                <w:bCs w:val="1"/>
                 <w:rtl w:val="0"/>
               </w:rPr>
               <w:t xml:space="preserve">Project Management</w:t>
-            </w:r>
-            <w:r>
-              <w:rPr>
-                <w:rtl w:val="0"/>
-              </w:rPr>
             </w:r>
           </w:p>
         </w:tc>
@@ -21222,16 +20791,9 @@
             </w:pPr>
             <w:r>
               <w:rPr>
-                <w:b w:val="1"/>
-                <w:bCs w:val="1"/>
                 <w:rtl w:val="0"/>
               </w:rPr>
               <w:t xml:space="preserve">Testing Tools</w:t>
-            </w:r>
-            <w:r>
-              <w:rPr>
-                <w:rtl w:val="0"/>
-              </w:rPr>
             </w:r>
           </w:p>
         </w:tc>
@@ -21261,7 +20823,7 @@
               <w:rPr>
                 <w:rtl w:val="0"/>
               </w:rPr>
-              <w:t xml:space="preserve">JUnit, Postman, Jmeter</w:t>
+              <w:t xml:space="preserve">JUnit, Postman, JMeter</w:t>
             </w:r>
           </w:p>
         </w:tc>
@@ -21269,10 +20831,23 @@
     </w:tbl>
     <w:p>
       <w:pPr>
+        <w:spacing w:before="200" w:line="360" w:lineRule="auto"/>
+        <w:jc w:val="center"/>
         <w:rPr>
           <w:rFonts w:ascii="Times New Roman" w:cs="Times New Roman" w:eastAsia="Times New Roman" w:hAnsi="Times New Roman"/>
         </w:rPr>
       </w:pPr>
+      <w:r>
+        <w:rPr>
+          <w:rFonts w:ascii="Times New Roman" w:cs="Times New Roman" w:eastAsia="Times New Roman" w:hAnsi="Times New Roman"/>
+          <w:i w:val="1"/>
+          <w:iCs w:val="1"/>
+          <w:sz w:val="24"/>
+          <w:szCs w:val="24"/>
+          <w:rtl w:val="0"/>
+        </w:rPr>
+        <w:t xml:space="preserve">Table 7: Tools &amp; Infrastructures</w:t>
+      </w:r>
       <w:r>
         <w:rPr>
           <w:rtl w:val="0"/>
@@ -21469,7 +21044,7 @@
     <w:lvl w:ilvl="0">
       <w:start w:val="1"/>
       <w:numFmt w:val="bullet"/>
-      <w:lvlText w:val="-"/>
+      <w:lvlText w:val="₋"/>
       <w:lvlJc w:val="left"/>
       <w:pPr>
         <w:ind w:left="720" w:hanging="360"/>
@@ -21481,7 +21056,7 @@
     <w:lvl w:ilvl="1">
       <w:start w:val="1"/>
       <w:numFmt w:val="bullet"/>
-      <w:lvlText w:val="-"/>
+      <w:lvlText w:val="○"/>
       <w:lvlJc w:val="left"/>
       <w:pPr>
         <w:ind w:left="1440" w:hanging="360"/>
@@ -21493,7 +21068,7 @@
     <w:lvl w:ilvl="2">
       <w:start w:val="1"/>
       <w:numFmt w:val="bullet"/>
-      <w:lvlText w:val="-"/>
+      <w:lvlText w:val="■"/>
       <w:lvlJc w:val="left"/>
       <w:pPr>
         <w:ind w:left="2160" w:hanging="360"/>
@@ -21505,7 +21080,7 @@
     <w:lvl w:ilvl="3">
       <w:start w:val="1"/>
       <w:numFmt w:val="bullet"/>
-      <w:lvlText w:val="-"/>
+      <w:lvlText w:val="●"/>
       <w:lvlJc w:val="left"/>
       <w:pPr>
         <w:ind w:left="2880" w:hanging="360"/>
@@ -21517,7 +21092,7 @@
     <w:lvl w:ilvl="4">
       <w:start w:val="1"/>
       <w:numFmt w:val="bullet"/>
-      <w:lvlText w:val="-"/>
+      <w:lvlText w:val="○"/>
       <w:lvlJc w:val="left"/>
       <w:pPr>
         <w:ind w:left="3600" w:hanging="360"/>
@@ -21529,7 +21104,7 @@
     <w:lvl w:ilvl="5">
       <w:start w:val="1"/>
       <w:numFmt w:val="bullet"/>
-      <w:lvlText w:val="-"/>
+      <w:lvlText w:val="■"/>
       <w:lvlJc w:val="left"/>
       <w:pPr>
         <w:ind w:left="4320" w:hanging="360"/>
@@ -21541,7 +21116,7 @@
     <w:lvl w:ilvl="6">
       <w:start w:val="1"/>
       <w:numFmt w:val="bullet"/>
-      <w:lvlText w:val="-"/>
+      <w:lvlText w:val="●"/>
       <w:lvlJc w:val="left"/>
       <w:pPr>
         <w:ind w:left="5040" w:hanging="360"/>
@@ -21553,7 +21128,7 @@
     <w:lvl w:ilvl="7">
       <w:start w:val="1"/>
       <w:numFmt w:val="bullet"/>
-      <w:lvlText w:val="-"/>
+      <w:lvlText w:val="○"/>
       <w:lvlJc w:val="left"/>
       <w:pPr>
         <w:ind w:left="5760" w:hanging="360"/>
@@ -21565,7 +21140,7 @@
     <w:lvl w:ilvl="8">
       <w:start w:val="1"/>
       <w:numFmt w:val="bullet"/>
-      <w:lvlText w:val="-"/>
+      <w:lvlText w:val="■"/>
       <w:lvlJc w:val="left"/>
       <w:pPr>
         <w:ind w:left="6480" w:hanging="360"/>
@@ -21685,336 +21260,6 @@
       </w:rPr>
     </w:lvl>
   </w:abstractNum>
-  <w:abstractNum w:abstractNumId="4">
-    <w:lvl w:ilvl="0">
-      <w:start w:val="1"/>
-      <w:numFmt w:val="bullet"/>
-      <w:lvlText w:val="-"/>
-      <w:lvlJc w:val="left"/>
-      <w:pPr>
-        <w:ind w:left="720" w:hanging="360"/>
-      </w:pPr>
-      <w:rPr>
-        <w:u w:val="none"/>
-      </w:rPr>
-    </w:lvl>
-    <w:lvl w:ilvl="1">
-      <w:start w:val="1"/>
-      <w:numFmt w:val="bullet"/>
-      <w:lvlText w:val="-"/>
-      <w:lvlJc w:val="left"/>
-      <w:pPr>
-        <w:ind w:left="1440" w:hanging="360"/>
-      </w:pPr>
-      <w:rPr>
-        <w:u w:val="none"/>
-      </w:rPr>
-    </w:lvl>
-    <w:lvl w:ilvl="2">
-      <w:start w:val="1"/>
-      <w:numFmt w:val="bullet"/>
-      <w:lvlText w:val="-"/>
-      <w:lvlJc w:val="left"/>
-      <w:pPr>
-        <w:ind w:left="2160" w:hanging="360"/>
-      </w:pPr>
-      <w:rPr>
-        <w:u w:val="none"/>
-      </w:rPr>
-    </w:lvl>
-    <w:lvl w:ilvl="3">
-      <w:start w:val="1"/>
-      <w:numFmt w:val="bullet"/>
-      <w:lvlText w:val="-"/>
-      <w:lvlJc w:val="left"/>
-      <w:pPr>
-        <w:ind w:left="2880" w:hanging="360"/>
-      </w:pPr>
-      <w:rPr>
-        <w:u w:val="none"/>
-      </w:rPr>
-    </w:lvl>
-    <w:lvl w:ilvl="4">
-      <w:start w:val="1"/>
-      <w:numFmt w:val="bullet"/>
-      <w:lvlText w:val="-"/>
-      <w:lvlJc w:val="left"/>
-      <w:pPr>
-        <w:ind w:left="3600" w:hanging="360"/>
-      </w:pPr>
-      <w:rPr>
-        <w:u w:val="none"/>
-      </w:rPr>
-    </w:lvl>
-    <w:lvl w:ilvl="5">
-      <w:start w:val="1"/>
-      <w:numFmt w:val="bullet"/>
-      <w:lvlText w:val="-"/>
-      <w:lvlJc w:val="left"/>
-      <w:pPr>
-        <w:ind w:left="4320" w:hanging="360"/>
-      </w:pPr>
-      <w:rPr>
-        <w:u w:val="none"/>
-      </w:rPr>
-    </w:lvl>
-    <w:lvl w:ilvl="6">
-      <w:start w:val="1"/>
-      <w:numFmt w:val="bullet"/>
-      <w:lvlText w:val="-"/>
-      <w:lvlJc w:val="left"/>
-      <w:pPr>
-        <w:ind w:left="5040" w:hanging="360"/>
-      </w:pPr>
-      <w:rPr>
-        <w:u w:val="none"/>
-      </w:rPr>
-    </w:lvl>
-    <w:lvl w:ilvl="7">
-      <w:start w:val="1"/>
-      <w:numFmt w:val="bullet"/>
-      <w:lvlText w:val="-"/>
-      <w:lvlJc w:val="left"/>
-      <w:pPr>
-        <w:ind w:left="5760" w:hanging="360"/>
-      </w:pPr>
-      <w:rPr>
-        <w:u w:val="none"/>
-      </w:rPr>
-    </w:lvl>
-    <w:lvl w:ilvl="8">
-      <w:start w:val="1"/>
-      <w:numFmt w:val="bullet"/>
-      <w:lvlText w:val="-"/>
-      <w:lvlJc w:val="left"/>
-      <w:pPr>
-        <w:ind w:left="6480" w:hanging="360"/>
-      </w:pPr>
-      <w:rPr>
-        <w:u w:val="none"/>
-      </w:rPr>
-    </w:lvl>
-  </w:abstractNum>
-  <w:abstractNum w:abstractNumId="5">
-    <w:lvl w:ilvl="0">
-      <w:start w:val="1"/>
-      <w:numFmt w:val="bullet"/>
-      <w:lvlText w:val="-"/>
-      <w:lvlJc w:val="left"/>
-      <w:pPr>
-        <w:ind w:left="720" w:hanging="360"/>
-      </w:pPr>
-      <w:rPr>
-        <w:u w:val="none"/>
-      </w:rPr>
-    </w:lvl>
-    <w:lvl w:ilvl="1">
-      <w:start w:val="1"/>
-      <w:numFmt w:val="bullet"/>
-      <w:lvlText w:val="-"/>
-      <w:lvlJc w:val="left"/>
-      <w:pPr>
-        <w:ind w:left="1440" w:hanging="360"/>
-      </w:pPr>
-      <w:rPr>
-        <w:u w:val="none"/>
-      </w:rPr>
-    </w:lvl>
-    <w:lvl w:ilvl="2">
-      <w:start w:val="1"/>
-      <w:numFmt w:val="bullet"/>
-      <w:lvlText w:val="-"/>
-      <w:lvlJc w:val="left"/>
-      <w:pPr>
-        <w:ind w:left="2160" w:hanging="360"/>
-      </w:pPr>
-      <w:rPr>
-        <w:u w:val="none"/>
-      </w:rPr>
-    </w:lvl>
-    <w:lvl w:ilvl="3">
-      <w:start w:val="1"/>
-      <w:numFmt w:val="bullet"/>
-      <w:lvlText w:val="-"/>
-      <w:lvlJc w:val="left"/>
-      <w:pPr>
-        <w:ind w:left="2880" w:hanging="360"/>
-      </w:pPr>
-      <w:rPr>
-        <w:u w:val="none"/>
-      </w:rPr>
-    </w:lvl>
-    <w:lvl w:ilvl="4">
-      <w:start w:val="1"/>
-      <w:numFmt w:val="bullet"/>
-      <w:lvlText w:val="-"/>
-      <w:lvlJc w:val="left"/>
-      <w:pPr>
-        <w:ind w:left="3600" w:hanging="360"/>
-      </w:pPr>
-      <w:rPr>
-        <w:u w:val="none"/>
-      </w:rPr>
-    </w:lvl>
-    <w:lvl w:ilvl="5">
-      <w:start w:val="1"/>
-      <w:numFmt w:val="bullet"/>
-      <w:lvlText w:val="-"/>
-      <w:lvlJc w:val="left"/>
-      <w:pPr>
-        <w:ind w:left="4320" w:hanging="360"/>
-      </w:pPr>
-      <w:rPr>
-        <w:u w:val="none"/>
-      </w:rPr>
-    </w:lvl>
-    <w:lvl w:ilvl="6">
-      <w:start w:val="1"/>
-      <w:numFmt w:val="bullet"/>
-      <w:lvlText w:val="-"/>
-      <w:lvlJc w:val="left"/>
-      <w:pPr>
-        <w:ind w:left="5040" w:hanging="360"/>
-      </w:pPr>
-      <w:rPr>
-        <w:u w:val="none"/>
-      </w:rPr>
-    </w:lvl>
-    <w:lvl w:ilvl="7">
-      <w:start w:val="1"/>
-      <w:numFmt w:val="bullet"/>
-      <w:lvlText w:val="-"/>
-      <w:lvlJc w:val="left"/>
-      <w:pPr>
-        <w:ind w:left="5760" w:hanging="360"/>
-      </w:pPr>
-      <w:rPr>
-        <w:u w:val="none"/>
-      </w:rPr>
-    </w:lvl>
-    <w:lvl w:ilvl="8">
-      <w:start w:val="1"/>
-      <w:numFmt w:val="bullet"/>
-      <w:lvlText w:val="-"/>
-      <w:lvlJc w:val="left"/>
-      <w:pPr>
-        <w:ind w:left="6480" w:hanging="360"/>
-      </w:pPr>
-      <w:rPr>
-        <w:u w:val="none"/>
-      </w:rPr>
-    </w:lvl>
-  </w:abstractNum>
-  <w:abstractNum w:abstractNumId="6">
-    <w:lvl w:ilvl="0">
-      <w:start w:val="1"/>
-      <w:numFmt w:val="bullet"/>
-      <w:lvlText w:val="-"/>
-      <w:lvlJc w:val="left"/>
-      <w:pPr>
-        <w:ind w:left="720" w:hanging="360"/>
-      </w:pPr>
-      <w:rPr>
-        <w:u w:val="none"/>
-      </w:rPr>
-    </w:lvl>
-    <w:lvl w:ilvl="1">
-      <w:start w:val="1"/>
-      <w:numFmt w:val="bullet"/>
-      <w:lvlText w:val="-"/>
-      <w:lvlJc w:val="left"/>
-      <w:pPr>
-        <w:ind w:left="1440" w:hanging="360"/>
-      </w:pPr>
-      <w:rPr>
-        <w:u w:val="none"/>
-      </w:rPr>
-    </w:lvl>
-    <w:lvl w:ilvl="2">
-      <w:start w:val="1"/>
-      <w:numFmt w:val="bullet"/>
-      <w:lvlText w:val="-"/>
-      <w:lvlJc w:val="left"/>
-      <w:pPr>
-        <w:ind w:left="2160" w:hanging="360"/>
-      </w:pPr>
-      <w:rPr>
-        <w:u w:val="none"/>
-      </w:rPr>
-    </w:lvl>
-    <w:lvl w:ilvl="3">
-      <w:start w:val="1"/>
-      <w:numFmt w:val="bullet"/>
-      <w:lvlText w:val="-"/>
-      <w:lvlJc w:val="left"/>
-      <w:pPr>
-        <w:ind w:left="2880" w:hanging="360"/>
-      </w:pPr>
-      <w:rPr>
-        <w:u w:val="none"/>
-      </w:rPr>
-    </w:lvl>
-    <w:lvl w:ilvl="4">
-      <w:start w:val="1"/>
-      <w:numFmt w:val="bullet"/>
-      <w:lvlText w:val="-"/>
-      <w:lvlJc w:val="left"/>
-      <w:pPr>
-        <w:ind w:left="3600" w:hanging="360"/>
-      </w:pPr>
-      <w:rPr>
-        <w:u w:val="none"/>
-      </w:rPr>
-    </w:lvl>
-    <w:lvl w:ilvl="5">
-      <w:start w:val="1"/>
-      <w:numFmt w:val="bullet"/>
-      <w:lvlText w:val="-"/>
-      <w:lvlJc w:val="left"/>
-      <w:pPr>
-        <w:ind w:left="4320" w:hanging="360"/>
-      </w:pPr>
-      <w:rPr>
-        <w:u w:val="none"/>
-      </w:rPr>
-    </w:lvl>
-    <w:lvl w:ilvl="6">
-      <w:start w:val="1"/>
-      <w:numFmt w:val="bullet"/>
-      <w:lvlText w:val="-"/>
-      <w:lvlJc w:val="left"/>
-      <w:pPr>
-        <w:ind w:left="5040" w:hanging="360"/>
-      </w:pPr>
-      <w:rPr>
-        <w:u w:val="none"/>
-      </w:rPr>
-    </w:lvl>
-    <w:lvl w:ilvl="7">
-      <w:start w:val="1"/>
-      <w:numFmt w:val="bullet"/>
-      <w:lvlText w:val="-"/>
-      <w:lvlJc w:val="left"/>
-      <w:pPr>
-        <w:ind w:left="5760" w:hanging="360"/>
-      </w:pPr>
-      <w:rPr>
-        <w:u w:val="none"/>
-      </w:rPr>
-    </w:lvl>
-    <w:lvl w:ilvl="8">
-      <w:start w:val="1"/>
-      <w:numFmt w:val="bullet"/>
-      <w:lvlText w:val="-"/>
-      <w:lvlJc w:val="left"/>
-      <w:pPr>
-        <w:ind w:left="6480" w:hanging="360"/>
-      </w:pPr>
-      <w:rPr>
-        <w:u w:val="none"/>
-      </w:rPr>
-    </w:lvl>
-  </w:abstractNum>
   <w:num w:numId="1">
     <w:abstractNumId w:val="1"/>
   </w:num>
@@ -22023,15 +21268,6 @@
   </w:num>
   <w:num w:numId="3">
     <w:abstractNumId w:val="3"/>
-  </w:num>
-  <w:num w:numId="4">
-    <w:abstractNumId w:val="4"/>
-  </w:num>
-  <w:num w:numId="5">
-    <w:abstractNumId w:val="5"/>
-  </w:num>
-  <w:num w:numId="6">
-    <w:abstractNumId w:val="6"/>
   </w:num>
 </w:numbering>
 </file>
@@ -23113,7 +22349,7 @@
 
 <file path=customXML/item1.xml><?xml version="1.0" encoding="utf-8"?>
 <go:gDocsCustomXmlDataStorage xmlns:go="http://customooxmlschemas.google.com/" xmlns:r="http://schemas.openxmlformats.org/officeDocument/2006/relationships" uri="GoogleDocsCustomDataVersion2">
-  <go:docsCustomData xmlns:go="http://customooxmlschemas.google.com/" roundtripDataSignature="AMtx7mj+MBunRxfzycpHTIZF4h6OzLX15g==">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</go:docsCustomData>
+  <go:docsCustomData xmlns:go="http://customooxmlschemas.google.com/" roundtripDataSignature="AMtx7mgLTuYsk8fjE07Fn7Jcq8iSjtx1oA==">CgMxLjAaIwoBMBIeChwIB0IYCg9UaW1lcyBOZXcgUm9tYW4SBUNhcmRvMg5oLnY3ank4Z3JmaWl1NjIOaC55ejU4eGdmdzd5Y2wyDmguaTUzbGg0Y3ZzMHlxMg5oLm5na2p5anFiamRrcDIOaC5ldzVwd2U2cDJ2MGgyDmguMWp1ZGh1dWswMGJ1Mg5oLnlubzc1emlzNGw5NzIOaC51cm5sNTVyb2pvcm0yDmgudmx0ZDFwaDZ5dXg5Mg5oLm5scWRvOWUxOGU5bDIOaC5heTF5NW83NWVmajEyDmguZmE2MDJsajhlNjVmMg5oLnd2cW9iamVmc25mbTIOaC5rdjlzaWxvcjN4YzcyDmguaHBncG40anU2N3QxMg5oLmQ1d3kyc29yMnp6ajgAciExeTJxamRHNm11UlRYbWJfTWkxVGw1TDRFOVpFemh1NDI=</go:docsCustomData>
 </go:gDocsCustomXmlDataStorage>
 </file>
 
